--- a/files/interview_react.docx
+++ b/files/interview_react.docx
@@ -499,7 +499,6 @@
           <w:sz w:val="24"/>
           <w:szCs w:val="24"/>
         </w:rPr>
-        <w:lastRenderedPageBreak/>
         <w:t>Examples:</w:t>
       </w:r>
     </w:p>
@@ -619,6 +618,7 @@
           <w:sz w:val="24"/>
           <w:szCs w:val="24"/>
         </w:rPr>
+        <w:lastRenderedPageBreak/>
         <w:t>useMemo</w:t>
       </w:r>
       <w:proofErr w:type="spellEnd"/>
@@ -1184,7 +1184,6 @@
           <w:sz w:val="20"/>
           <w:szCs w:val="20"/>
         </w:rPr>
-        <w:lastRenderedPageBreak/>
         <w:t>useEffect</w:t>
       </w:r>
       <w:proofErr w:type="spellEnd"/>
@@ -1518,6 +1517,7 @@
           <w:sz w:val="48"/>
           <w:szCs w:val="48"/>
         </w:rPr>
+        <w:lastRenderedPageBreak/>
         <w:t>7. What causes unnecessary re-renders in React?</w:t>
       </w:r>
     </w:p>
@@ -2105,7 +2105,6 @@
           <w:sz w:val="24"/>
           <w:szCs w:val="24"/>
         </w:rPr>
-        <w:lastRenderedPageBreak/>
         <w:t>The component only re-renders when props change.</w:t>
       </w:r>
     </w:p>
@@ -2480,6 +2479,7 @@
           <w:sz w:val="48"/>
           <w:szCs w:val="48"/>
         </w:rPr>
+        <w:lastRenderedPageBreak/>
         <w:t xml:space="preserve">10. Explain </w:t>
       </w:r>
       <w:proofErr w:type="spellStart"/>
@@ -2573,6 +2573,107 @@
           <w:szCs w:val="24"/>
         </w:rPr>
         <w:t xml:space="preserve"> functions.</w:t>
+      </w:r>
+    </w:p>
+    <w:p>
+      <w:pPr>
+        <w:spacing w:before="100" w:beforeAutospacing="1" w:after="100" w:afterAutospacing="1" w:line="240" w:lineRule="auto"/>
+        <w:rPr>
+          <w:rFonts w:ascii="Times New Roman" w:eastAsia="Times New Roman" w:hAnsi="Times New Roman" w:cs="Times New Roman"/>
+          <w:sz w:val="24"/>
+          <w:szCs w:val="24"/>
+        </w:rPr>
+      </w:pPr>
+      <w:r>
+        <w:rPr>
+          <w:rFonts w:ascii="Times New Roman" w:eastAsia="Times New Roman" w:hAnsi="Times New Roman" w:cs="Times New Roman"/>
+          <w:sz w:val="24"/>
+          <w:szCs w:val="24"/>
+        </w:rPr>
+        <w:t>Useful when passing callbacks to child components to avoid unnecessary renders.</w:t>
+      </w:r>
+    </w:p>
+    <w:p>
+      <w:pPr>
+        <w:spacing w:after="0" w:line="240" w:lineRule="auto"/>
+        <w:rPr>
+          <w:rFonts w:ascii="Times New Roman" w:eastAsia="Times New Roman" w:hAnsi="Times New Roman" w:cs="Times New Roman"/>
+          <w:sz w:val="24"/>
+          <w:szCs w:val="24"/>
+        </w:rPr>
+      </w:pPr>
+      <w:r>
+        <w:rPr>
+          <w:rFonts w:ascii="Times New Roman" w:eastAsia="Times New Roman" w:hAnsi="Times New Roman" w:cs="Times New Roman"/>
+          <w:sz w:val="24"/>
+          <w:szCs w:val="24"/>
+        </w:rPr>
+        <w:pict>
+          <v:rect id="_x0000_i1035" style="width:0;height:1.5pt" o:hralign="center" o:hrstd="t" o:hr="t" fillcolor="#a0a0a0" stroked="f"/>
+        </w:pict>
+      </w:r>
+    </w:p>
+    <w:p>
+      <w:pPr>
+        <w:spacing w:before="100" w:beforeAutospacing="1" w:after="100" w:afterAutospacing="1" w:line="240" w:lineRule="auto"/>
+        <w:outlineLvl w:val="0"/>
+        <w:rPr>
+          <w:rFonts w:ascii="Times New Roman" w:eastAsia="Times New Roman" w:hAnsi="Times New Roman" w:cs="Times New Roman"/>
+          <w:b/>
+          <w:bCs/>
+          <w:kern w:val="36"/>
+          <w:sz w:val="48"/>
+          <w:szCs w:val="48"/>
+        </w:rPr>
+      </w:pPr>
+      <w:r>
+        <w:rPr>
+          <w:rFonts w:ascii="Times New Roman" w:eastAsia="Times New Roman" w:hAnsi="Times New Roman" w:cs="Times New Roman"/>
+          <w:b/>
+          <w:bCs/>
+          <w:kern w:val="36"/>
+          <w:sz w:val="48"/>
+          <w:szCs w:val="48"/>
+        </w:rPr>
+        <w:t>11. What is React Context API?</w:t>
+      </w:r>
+    </w:p>
+    <w:p>
+      <w:pPr>
+        <w:spacing w:before="100" w:beforeAutospacing="1" w:after="100" w:afterAutospacing="1" w:line="240" w:lineRule="auto"/>
+        <w:rPr>
+          <w:rFonts w:ascii="Times New Roman" w:eastAsia="Times New Roman" w:hAnsi="Times New Roman" w:cs="Times New Roman"/>
+          <w:sz w:val="24"/>
+          <w:szCs w:val="24"/>
+        </w:rPr>
+      </w:pPr>
+      <w:r>
+        <w:rPr>
+          <w:rFonts w:ascii="Times New Roman" w:eastAsia="Times New Roman" w:hAnsi="Times New Roman" w:cs="Times New Roman"/>
+          <w:b/>
+          <w:bCs/>
+          <w:sz w:val="24"/>
+          <w:szCs w:val="24"/>
+        </w:rPr>
+        <w:t>Answer:</w:t>
+      </w:r>
+    </w:p>
+    <w:p>
+      <w:pPr>
+        <w:spacing w:before="100" w:beforeAutospacing="1" w:after="100" w:afterAutospacing="1" w:line="240" w:lineRule="auto"/>
+        <w:rPr>
+          <w:rFonts w:ascii="Times New Roman" w:eastAsia="Times New Roman" w:hAnsi="Times New Roman" w:cs="Times New Roman"/>
+          <w:sz w:val="24"/>
+          <w:szCs w:val="24"/>
+        </w:rPr>
+      </w:pPr>
+      <w:r>
+        <w:rPr>
+          <w:rFonts w:ascii="Times New Roman" w:eastAsia="Times New Roman" w:hAnsi="Times New Roman" w:cs="Times New Roman"/>
+          <w:sz w:val="24"/>
+          <w:szCs w:val="24"/>
+        </w:rPr>
+        <w:t>Context provides a way to share data across components without prop drilling.</w:t>
       </w:r>
     </w:p>
     <w:p>
@@ -2629,7 +2730,7 @@
           <w:sz w:val="20"/>
           <w:szCs w:val="20"/>
         </w:rPr>
-        <w:t>handleClick</w:t>
+        <w:t>AuthContext</w:t>
       </w:r>
       <w:proofErr w:type="spellEnd"/>
       <w:r>
@@ -2647,7 +2748,7 @@
           <w:sz w:val="20"/>
           <w:szCs w:val="20"/>
         </w:rPr>
-        <w:t>useCallback</w:t>
+        <w:t>createContext</w:t>
       </w:r>
       <w:proofErr w:type="spellEnd"/>
       <w:r>
@@ -2656,7 +2757,1421 @@
           <w:sz w:val="20"/>
           <w:szCs w:val="20"/>
         </w:rPr>
-        <w:t>(() =&gt; {</w:t>
+        <w:t>();</w:t>
+      </w:r>
+    </w:p>
+    <w:p>
+      <w:pPr>
+        <w:spacing w:before="100" w:beforeAutospacing="1" w:after="100" w:afterAutospacing="1" w:line="240" w:lineRule="auto"/>
+        <w:rPr>
+          <w:rFonts w:ascii="Times New Roman" w:eastAsia="Times New Roman" w:hAnsi="Times New Roman" w:cs="Times New Roman"/>
+          <w:sz w:val="24"/>
+          <w:szCs w:val="24"/>
+        </w:rPr>
+      </w:pPr>
+      <w:r>
+        <w:rPr>
+          <w:rFonts w:ascii="Times New Roman" w:eastAsia="Times New Roman" w:hAnsi="Times New Roman" w:cs="Times New Roman"/>
+          <w:sz w:val="24"/>
+          <w:szCs w:val="24"/>
+        </w:rPr>
+        <w:t>Common uses:</w:t>
+      </w:r>
+    </w:p>
+    <w:p>
+      <w:pPr>
+        <w:numPr>
+          <w:ilvl w:val="0"/>
+          <w:numId w:val="9"/>
+        </w:numPr>
+        <w:spacing w:before="100" w:beforeAutospacing="1" w:after="100" w:afterAutospacing="1" w:line="240" w:lineRule="auto"/>
+        <w:rPr>
+          <w:rFonts w:ascii="Times New Roman" w:eastAsia="Times New Roman" w:hAnsi="Times New Roman" w:cs="Times New Roman"/>
+          <w:sz w:val="24"/>
+          <w:szCs w:val="24"/>
+        </w:rPr>
+      </w:pPr>
+      <w:r>
+        <w:rPr>
+          <w:rFonts w:ascii="Times New Roman" w:eastAsia="Times New Roman" w:hAnsi="Times New Roman" w:cs="Times New Roman"/>
+          <w:sz w:val="24"/>
+          <w:szCs w:val="24"/>
+        </w:rPr>
+        <w:t>Authentication</w:t>
+      </w:r>
+    </w:p>
+    <w:p>
+      <w:pPr>
+        <w:numPr>
+          <w:ilvl w:val="0"/>
+          <w:numId w:val="9"/>
+        </w:numPr>
+        <w:spacing w:before="100" w:beforeAutospacing="1" w:after="100" w:afterAutospacing="1" w:line="240" w:lineRule="auto"/>
+        <w:rPr>
+          <w:rFonts w:ascii="Times New Roman" w:eastAsia="Times New Roman" w:hAnsi="Times New Roman" w:cs="Times New Roman"/>
+          <w:sz w:val="24"/>
+          <w:szCs w:val="24"/>
+        </w:rPr>
+      </w:pPr>
+      <w:r>
+        <w:rPr>
+          <w:rFonts w:ascii="Times New Roman" w:eastAsia="Times New Roman" w:hAnsi="Times New Roman" w:cs="Times New Roman"/>
+          <w:sz w:val="24"/>
+          <w:szCs w:val="24"/>
+        </w:rPr>
+        <w:t>Theme management</w:t>
+      </w:r>
+    </w:p>
+    <w:p>
+      <w:pPr>
+        <w:numPr>
+          <w:ilvl w:val="0"/>
+          <w:numId w:val="9"/>
+        </w:numPr>
+        <w:spacing w:before="100" w:beforeAutospacing="1" w:after="100" w:afterAutospacing="1" w:line="240" w:lineRule="auto"/>
+        <w:rPr>
+          <w:rFonts w:ascii="Times New Roman" w:eastAsia="Times New Roman" w:hAnsi="Times New Roman" w:cs="Times New Roman"/>
+          <w:sz w:val="24"/>
+          <w:szCs w:val="24"/>
+        </w:rPr>
+      </w:pPr>
+      <w:r>
+        <w:rPr>
+          <w:rFonts w:ascii="Times New Roman" w:eastAsia="Times New Roman" w:hAnsi="Times New Roman" w:cs="Times New Roman"/>
+          <w:sz w:val="24"/>
+          <w:szCs w:val="24"/>
+        </w:rPr>
+        <w:t>User preferences</w:t>
+      </w:r>
+    </w:p>
+    <w:p>
+      <w:pPr>
+        <w:numPr>
+          <w:ilvl w:val="0"/>
+          <w:numId w:val="9"/>
+        </w:numPr>
+        <w:spacing w:before="100" w:beforeAutospacing="1" w:after="100" w:afterAutospacing="1" w:line="240" w:lineRule="auto"/>
+        <w:rPr>
+          <w:rFonts w:ascii="Times New Roman" w:eastAsia="Times New Roman" w:hAnsi="Times New Roman" w:cs="Times New Roman"/>
+          <w:sz w:val="24"/>
+          <w:szCs w:val="24"/>
+        </w:rPr>
+      </w:pPr>
+      <w:r>
+        <w:rPr>
+          <w:rFonts w:ascii="Times New Roman" w:eastAsia="Times New Roman" w:hAnsi="Times New Roman" w:cs="Times New Roman"/>
+          <w:sz w:val="24"/>
+          <w:szCs w:val="24"/>
+        </w:rPr>
+        <w:t>Localization</w:t>
+      </w:r>
+    </w:p>
+    <w:p>
+      <w:pPr>
+        <w:spacing w:after="0" w:line="240" w:lineRule="auto"/>
+        <w:rPr>
+          <w:rFonts w:ascii="Times New Roman" w:eastAsia="Times New Roman" w:hAnsi="Times New Roman" w:cs="Times New Roman"/>
+          <w:sz w:val="24"/>
+          <w:szCs w:val="24"/>
+        </w:rPr>
+      </w:pPr>
+      <w:r>
+        <w:rPr>
+          <w:rFonts w:ascii="Times New Roman" w:eastAsia="Times New Roman" w:hAnsi="Times New Roman" w:cs="Times New Roman"/>
+          <w:sz w:val="24"/>
+          <w:szCs w:val="24"/>
+        </w:rPr>
+        <w:pict>
+          <v:rect id="_x0000_i1036" style="width:0;height:1.5pt" o:hralign="center" o:hrstd="t" o:hr="t" fillcolor="#a0a0a0" stroked="f"/>
+        </w:pict>
+      </w:r>
+    </w:p>
+    <w:p>
+      <w:pPr>
+        <w:spacing w:before="100" w:beforeAutospacing="1" w:after="100" w:afterAutospacing="1" w:line="240" w:lineRule="auto"/>
+        <w:outlineLvl w:val="0"/>
+        <w:rPr>
+          <w:rFonts w:ascii="Times New Roman" w:eastAsia="Times New Roman" w:hAnsi="Times New Roman" w:cs="Times New Roman"/>
+          <w:b/>
+          <w:bCs/>
+          <w:kern w:val="36"/>
+          <w:sz w:val="48"/>
+          <w:szCs w:val="48"/>
+        </w:rPr>
+      </w:pPr>
+      <w:r>
+        <w:rPr>
+          <w:rFonts w:ascii="Times New Roman" w:eastAsia="Times New Roman" w:hAnsi="Times New Roman" w:cs="Times New Roman"/>
+          <w:b/>
+          <w:bCs/>
+          <w:kern w:val="36"/>
+          <w:sz w:val="48"/>
+          <w:szCs w:val="48"/>
+        </w:rPr>
+        <w:t>12. What are controlled and uncontrolled components?</w:t>
+      </w:r>
+    </w:p>
+    <w:p>
+      <w:pPr>
+        <w:spacing w:before="100" w:beforeAutospacing="1" w:after="100" w:afterAutospacing="1" w:line="240" w:lineRule="auto"/>
+        <w:rPr>
+          <w:rFonts w:ascii="Times New Roman" w:eastAsia="Times New Roman" w:hAnsi="Times New Roman" w:cs="Times New Roman"/>
+          <w:sz w:val="24"/>
+          <w:szCs w:val="24"/>
+        </w:rPr>
+      </w:pPr>
+      <w:r>
+        <w:rPr>
+          <w:rFonts w:ascii="Times New Roman" w:eastAsia="Times New Roman" w:hAnsi="Times New Roman" w:cs="Times New Roman"/>
+          <w:b/>
+          <w:bCs/>
+          <w:sz w:val="24"/>
+          <w:szCs w:val="24"/>
+        </w:rPr>
+        <w:t>Answer:</w:t>
+      </w:r>
+    </w:p>
+    <w:p>
+      <w:pPr>
+        <w:spacing w:before="100" w:beforeAutospacing="1" w:after="100" w:afterAutospacing="1" w:line="240" w:lineRule="auto"/>
+        <w:rPr>
+          <w:rFonts w:ascii="Times New Roman" w:eastAsia="Times New Roman" w:hAnsi="Times New Roman" w:cs="Times New Roman"/>
+          <w:sz w:val="24"/>
+          <w:szCs w:val="24"/>
+        </w:rPr>
+      </w:pPr>
+      <w:r>
+        <w:rPr>
+          <w:rFonts w:ascii="Times New Roman" w:eastAsia="Times New Roman" w:hAnsi="Times New Roman" w:cs="Times New Roman"/>
+          <w:sz w:val="24"/>
+          <w:szCs w:val="24"/>
+        </w:rPr>
+        <w:t>Controlled:</w:t>
+      </w:r>
+    </w:p>
+    <w:p>
+      <w:pPr>
+        <w:spacing w:before="100" w:beforeAutospacing="1" w:after="100" w:afterAutospacing="1" w:line="240" w:lineRule="auto"/>
+        <w:rPr>
+          <w:rFonts w:ascii="Times New Roman" w:eastAsia="Times New Roman" w:hAnsi="Times New Roman" w:cs="Times New Roman"/>
+          <w:sz w:val="24"/>
+          <w:szCs w:val="24"/>
+        </w:rPr>
+      </w:pPr>
+      <w:r>
+        <w:rPr>
+          <w:rFonts w:ascii="Times New Roman" w:eastAsia="Times New Roman" w:hAnsi="Times New Roman" w:cs="Times New Roman"/>
+          <w:sz w:val="24"/>
+          <w:szCs w:val="24"/>
+        </w:rPr>
+        <w:t>State is managed by React.</w:t>
+      </w:r>
+    </w:p>
+    <w:p>
+      <w:pPr>
+        <w:spacing w:before="100" w:beforeAutospacing="1" w:after="100" w:afterAutospacing="1" w:line="240" w:lineRule="auto"/>
+        <w:rPr>
+          <w:rFonts w:ascii="Times New Roman" w:eastAsia="Times New Roman" w:hAnsi="Times New Roman" w:cs="Times New Roman"/>
+          <w:sz w:val="24"/>
+          <w:szCs w:val="24"/>
+        </w:rPr>
+      </w:pPr>
+      <w:r>
+        <w:rPr>
+          <w:rFonts w:ascii="Times New Roman" w:eastAsia="Times New Roman" w:hAnsi="Times New Roman" w:cs="Times New Roman"/>
+          <w:sz w:val="24"/>
+          <w:szCs w:val="24"/>
+        </w:rPr>
+        <w:t>Uncontrolled:</w:t>
+      </w:r>
+    </w:p>
+    <w:p>
+      <w:pPr>
+        <w:spacing w:before="100" w:beforeAutospacing="1" w:after="100" w:afterAutospacing="1" w:line="240" w:lineRule="auto"/>
+        <w:rPr>
+          <w:rFonts w:ascii="Times New Roman" w:eastAsia="Times New Roman" w:hAnsi="Times New Roman" w:cs="Times New Roman"/>
+          <w:sz w:val="24"/>
+          <w:szCs w:val="24"/>
+        </w:rPr>
+      </w:pPr>
+      <w:r>
+        <w:rPr>
+          <w:rFonts w:ascii="Times New Roman" w:eastAsia="Times New Roman" w:hAnsi="Times New Roman" w:cs="Times New Roman"/>
+          <w:sz w:val="24"/>
+          <w:szCs w:val="24"/>
+        </w:rPr>
+        <w:t>State is managed by the DOM.</w:t>
+      </w:r>
+    </w:p>
+    <w:p>
+      <w:pPr>
+        <w:spacing w:before="100" w:beforeAutospacing="1" w:after="100" w:afterAutospacing="1" w:line="240" w:lineRule="auto"/>
+        <w:rPr>
+          <w:rFonts w:ascii="Times New Roman" w:eastAsia="Times New Roman" w:hAnsi="Times New Roman" w:cs="Times New Roman"/>
+          <w:sz w:val="24"/>
+          <w:szCs w:val="24"/>
+        </w:rPr>
+      </w:pPr>
+      <w:r>
+        <w:rPr>
+          <w:rFonts w:ascii="Times New Roman" w:eastAsia="Times New Roman" w:hAnsi="Times New Roman" w:cs="Times New Roman"/>
+          <w:sz w:val="24"/>
+          <w:szCs w:val="24"/>
+        </w:rPr>
+        <w:t>Controlled components are generally preferred.</w:t>
+      </w:r>
+    </w:p>
+    <w:p>
+      <w:pPr>
+        <w:spacing w:after="0" w:line="240" w:lineRule="auto"/>
+        <w:rPr>
+          <w:rFonts w:ascii="Times New Roman" w:eastAsia="Times New Roman" w:hAnsi="Times New Roman" w:cs="Times New Roman"/>
+          <w:sz w:val="24"/>
+          <w:szCs w:val="24"/>
+        </w:rPr>
+      </w:pPr>
+      <w:r>
+        <w:rPr>
+          <w:rFonts w:ascii="Times New Roman" w:eastAsia="Times New Roman" w:hAnsi="Times New Roman" w:cs="Times New Roman"/>
+          <w:sz w:val="24"/>
+          <w:szCs w:val="24"/>
+        </w:rPr>
+        <w:pict>
+          <v:rect id="_x0000_i1037" style="width:0;height:1.5pt" o:hralign="center" o:hrstd="t" o:hr="t" fillcolor="#a0a0a0" stroked="f"/>
+        </w:pict>
+      </w:r>
+    </w:p>
+    <w:p>
+      <w:pPr>
+        <w:spacing w:before="100" w:beforeAutospacing="1" w:after="100" w:afterAutospacing="1" w:line="240" w:lineRule="auto"/>
+        <w:outlineLvl w:val="0"/>
+        <w:rPr>
+          <w:rFonts w:ascii="Times New Roman" w:eastAsia="Times New Roman" w:hAnsi="Times New Roman" w:cs="Times New Roman"/>
+          <w:b/>
+          <w:bCs/>
+          <w:kern w:val="36"/>
+          <w:sz w:val="48"/>
+          <w:szCs w:val="48"/>
+        </w:rPr>
+      </w:pPr>
+      <w:r>
+        <w:rPr>
+          <w:rFonts w:ascii="Times New Roman" w:eastAsia="Times New Roman" w:hAnsi="Times New Roman" w:cs="Times New Roman"/>
+          <w:b/>
+          <w:bCs/>
+          <w:kern w:val="36"/>
+          <w:sz w:val="48"/>
+          <w:szCs w:val="48"/>
+        </w:rPr>
+        <w:t>13. What is prop drilling?</w:t>
+      </w:r>
+    </w:p>
+    <w:p>
+      <w:pPr>
+        <w:spacing w:before="100" w:beforeAutospacing="1" w:after="100" w:afterAutospacing="1" w:line="240" w:lineRule="auto"/>
+        <w:rPr>
+          <w:rFonts w:ascii="Times New Roman" w:eastAsia="Times New Roman" w:hAnsi="Times New Roman" w:cs="Times New Roman"/>
+          <w:sz w:val="24"/>
+          <w:szCs w:val="24"/>
+        </w:rPr>
+      </w:pPr>
+      <w:r>
+        <w:rPr>
+          <w:rFonts w:ascii="Times New Roman" w:eastAsia="Times New Roman" w:hAnsi="Times New Roman" w:cs="Times New Roman"/>
+          <w:b/>
+          <w:bCs/>
+          <w:sz w:val="24"/>
+          <w:szCs w:val="24"/>
+        </w:rPr>
+        <w:t>Answer:</w:t>
+      </w:r>
+    </w:p>
+    <w:p>
+      <w:pPr>
+        <w:spacing w:before="100" w:beforeAutospacing="1" w:after="100" w:afterAutospacing="1" w:line="240" w:lineRule="auto"/>
+        <w:rPr>
+          <w:rFonts w:ascii="Times New Roman" w:eastAsia="Times New Roman" w:hAnsi="Times New Roman" w:cs="Times New Roman"/>
+          <w:sz w:val="24"/>
+          <w:szCs w:val="24"/>
+        </w:rPr>
+      </w:pPr>
+      <w:r>
+        <w:rPr>
+          <w:rFonts w:ascii="Times New Roman" w:eastAsia="Times New Roman" w:hAnsi="Times New Roman" w:cs="Times New Roman"/>
+          <w:sz w:val="24"/>
+          <w:szCs w:val="24"/>
+        </w:rPr>
+        <w:lastRenderedPageBreak/>
+        <w:t>Prop drilling occurs when data is passed through multiple levels of components that do not use the data themselves.</w:t>
+      </w:r>
+    </w:p>
+    <w:p>
+      <w:pPr>
+        <w:spacing w:before="100" w:beforeAutospacing="1" w:after="100" w:afterAutospacing="1" w:line="240" w:lineRule="auto"/>
+        <w:rPr>
+          <w:rFonts w:ascii="Times New Roman" w:eastAsia="Times New Roman" w:hAnsi="Times New Roman" w:cs="Times New Roman"/>
+          <w:sz w:val="24"/>
+          <w:szCs w:val="24"/>
+        </w:rPr>
+      </w:pPr>
+      <w:r>
+        <w:rPr>
+          <w:rFonts w:ascii="Times New Roman" w:eastAsia="Times New Roman" w:hAnsi="Times New Roman" w:cs="Times New Roman"/>
+          <w:sz w:val="24"/>
+          <w:szCs w:val="24"/>
+        </w:rPr>
+        <w:t>Solutions:</w:t>
+      </w:r>
+    </w:p>
+    <w:p>
+      <w:pPr>
+        <w:numPr>
+          <w:ilvl w:val="0"/>
+          <w:numId w:val="10"/>
+        </w:numPr>
+        <w:spacing w:before="100" w:beforeAutospacing="1" w:after="100" w:afterAutospacing="1" w:line="240" w:lineRule="auto"/>
+        <w:rPr>
+          <w:rFonts w:ascii="Times New Roman" w:eastAsia="Times New Roman" w:hAnsi="Times New Roman" w:cs="Times New Roman"/>
+          <w:sz w:val="24"/>
+          <w:szCs w:val="24"/>
+        </w:rPr>
+      </w:pPr>
+      <w:r>
+        <w:rPr>
+          <w:rFonts w:ascii="Times New Roman" w:eastAsia="Times New Roman" w:hAnsi="Times New Roman" w:cs="Times New Roman"/>
+          <w:sz w:val="24"/>
+          <w:szCs w:val="24"/>
+        </w:rPr>
+        <w:t>Context API</w:t>
+      </w:r>
+    </w:p>
+    <w:p>
+      <w:pPr>
+        <w:numPr>
+          <w:ilvl w:val="0"/>
+          <w:numId w:val="10"/>
+        </w:numPr>
+        <w:spacing w:before="100" w:beforeAutospacing="1" w:after="100" w:afterAutospacing="1" w:line="240" w:lineRule="auto"/>
+        <w:rPr>
+          <w:rFonts w:ascii="Times New Roman" w:eastAsia="Times New Roman" w:hAnsi="Times New Roman" w:cs="Times New Roman"/>
+          <w:sz w:val="24"/>
+          <w:szCs w:val="24"/>
+        </w:rPr>
+      </w:pPr>
+      <w:proofErr w:type="spellStart"/>
+      <w:r>
+        <w:rPr>
+          <w:rFonts w:ascii="Times New Roman" w:eastAsia="Times New Roman" w:hAnsi="Times New Roman" w:cs="Times New Roman"/>
+          <w:sz w:val="24"/>
+          <w:szCs w:val="24"/>
+        </w:rPr>
+        <w:t>Redux</w:t>
+      </w:r>
+      <w:proofErr w:type="spellEnd"/>
+    </w:p>
+    <w:p>
+      <w:pPr>
+        <w:numPr>
+          <w:ilvl w:val="0"/>
+          <w:numId w:val="10"/>
+        </w:numPr>
+        <w:spacing w:before="100" w:beforeAutospacing="1" w:after="100" w:afterAutospacing="1" w:line="240" w:lineRule="auto"/>
+        <w:rPr>
+          <w:rFonts w:ascii="Times New Roman" w:eastAsia="Times New Roman" w:hAnsi="Times New Roman" w:cs="Times New Roman"/>
+          <w:sz w:val="24"/>
+          <w:szCs w:val="24"/>
+        </w:rPr>
+      </w:pPr>
+      <w:proofErr w:type="spellStart"/>
+      <w:r>
+        <w:rPr>
+          <w:rFonts w:ascii="Times New Roman" w:eastAsia="Times New Roman" w:hAnsi="Times New Roman" w:cs="Times New Roman"/>
+          <w:sz w:val="24"/>
+          <w:szCs w:val="24"/>
+        </w:rPr>
+        <w:t>Zustand</w:t>
+      </w:r>
+      <w:proofErr w:type="spellEnd"/>
+    </w:p>
+    <w:p>
+      <w:pPr>
+        <w:numPr>
+          <w:ilvl w:val="0"/>
+          <w:numId w:val="10"/>
+        </w:numPr>
+        <w:spacing w:before="100" w:beforeAutospacing="1" w:after="100" w:afterAutospacing="1" w:line="240" w:lineRule="auto"/>
+        <w:rPr>
+          <w:rFonts w:ascii="Times New Roman" w:eastAsia="Times New Roman" w:hAnsi="Times New Roman" w:cs="Times New Roman"/>
+          <w:sz w:val="24"/>
+          <w:szCs w:val="24"/>
+        </w:rPr>
+      </w:pPr>
+      <w:r>
+        <w:rPr>
+          <w:rFonts w:ascii="Times New Roman" w:eastAsia="Times New Roman" w:hAnsi="Times New Roman" w:cs="Times New Roman"/>
+          <w:sz w:val="24"/>
+          <w:szCs w:val="24"/>
+        </w:rPr>
+        <w:t>Recoil</w:t>
+      </w:r>
+    </w:p>
+    <w:p>
+      <w:pPr>
+        <w:spacing w:after="0" w:line="240" w:lineRule="auto"/>
+        <w:rPr>
+          <w:rFonts w:ascii="Times New Roman" w:eastAsia="Times New Roman" w:hAnsi="Times New Roman" w:cs="Times New Roman"/>
+          <w:sz w:val="24"/>
+          <w:szCs w:val="24"/>
+        </w:rPr>
+      </w:pPr>
+      <w:r>
+        <w:rPr>
+          <w:rFonts w:ascii="Times New Roman" w:eastAsia="Times New Roman" w:hAnsi="Times New Roman" w:cs="Times New Roman"/>
+          <w:sz w:val="24"/>
+          <w:szCs w:val="24"/>
+        </w:rPr>
+        <w:pict>
+          <v:rect id="_x0000_i1038" style="width:0;height:1.5pt" o:hralign="center" o:hrstd="t" o:hr="t" fillcolor="#a0a0a0" stroked="f"/>
+        </w:pict>
+      </w:r>
+    </w:p>
+    <w:p>
+      <w:pPr>
+        <w:spacing w:before="100" w:beforeAutospacing="1" w:after="100" w:afterAutospacing="1" w:line="240" w:lineRule="auto"/>
+        <w:outlineLvl w:val="0"/>
+        <w:rPr>
+          <w:rFonts w:ascii="Times New Roman" w:eastAsia="Times New Roman" w:hAnsi="Times New Roman" w:cs="Times New Roman"/>
+          <w:b/>
+          <w:bCs/>
+          <w:kern w:val="36"/>
+          <w:sz w:val="48"/>
+          <w:szCs w:val="48"/>
+        </w:rPr>
+      </w:pPr>
+      <w:r>
+        <w:rPr>
+          <w:rFonts w:ascii="Times New Roman" w:eastAsia="Times New Roman" w:hAnsi="Times New Roman" w:cs="Times New Roman"/>
+          <w:b/>
+          <w:bCs/>
+          <w:kern w:val="36"/>
+          <w:sz w:val="48"/>
+          <w:szCs w:val="48"/>
+        </w:rPr>
+        <w:t>14. What is reconciliation?</w:t>
+      </w:r>
+    </w:p>
+    <w:p>
+      <w:pPr>
+        <w:spacing w:before="100" w:beforeAutospacing="1" w:after="100" w:afterAutospacing="1" w:line="240" w:lineRule="auto"/>
+        <w:rPr>
+          <w:rFonts w:ascii="Times New Roman" w:eastAsia="Times New Roman" w:hAnsi="Times New Roman" w:cs="Times New Roman"/>
+          <w:sz w:val="24"/>
+          <w:szCs w:val="24"/>
+        </w:rPr>
+      </w:pPr>
+      <w:r>
+        <w:rPr>
+          <w:rFonts w:ascii="Times New Roman" w:eastAsia="Times New Roman" w:hAnsi="Times New Roman" w:cs="Times New Roman"/>
+          <w:b/>
+          <w:bCs/>
+          <w:sz w:val="24"/>
+          <w:szCs w:val="24"/>
+        </w:rPr>
+        <w:t>Answer:</w:t>
+      </w:r>
+    </w:p>
+    <w:p>
+      <w:pPr>
+        <w:spacing w:before="100" w:beforeAutospacing="1" w:after="100" w:afterAutospacing="1" w:line="240" w:lineRule="auto"/>
+        <w:rPr>
+          <w:rFonts w:ascii="Times New Roman" w:eastAsia="Times New Roman" w:hAnsi="Times New Roman" w:cs="Times New Roman"/>
+          <w:sz w:val="24"/>
+          <w:szCs w:val="24"/>
+        </w:rPr>
+      </w:pPr>
+      <w:r>
+        <w:rPr>
+          <w:rFonts w:ascii="Times New Roman" w:eastAsia="Times New Roman" w:hAnsi="Times New Roman" w:cs="Times New Roman"/>
+          <w:sz w:val="24"/>
+          <w:szCs w:val="24"/>
+        </w:rPr>
+        <w:t xml:space="preserve">Reconciliation is </w:t>
+      </w:r>
+      <w:proofErr w:type="spellStart"/>
+      <w:r>
+        <w:rPr>
+          <w:rFonts w:ascii="Times New Roman" w:eastAsia="Times New Roman" w:hAnsi="Times New Roman" w:cs="Times New Roman"/>
+          <w:sz w:val="24"/>
+          <w:szCs w:val="24"/>
+        </w:rPr>
+        <w:t>React's</w:t>
+      </w:r>
+      <w:proofErr w:type="spellEnd"/>
+      <w:r>
+        <w:rPr>
+          <w:rFonts w:ascii="Times New Roman" w:eastAsia="Times New Roman" w:hAnsi="Times New Roman" w:cs="Times New Roman"/>
+          <w:sz w:val="24"/>
+          <w:szCs w:val="24"/>
+        </w:rPr>
+        <w:t xml:space="preserve"> process of comparing the previous Virtual DOM tree with the new one and determining the minimum number of updates required for the actual DOM.</w:t>
+      </w:r>
+    </w:p>
+    <w:p>
+      <w:pPr>
+        <w:spacing w:after="0" w:line="240" w:lineRule="auto"/>
+        <w:rPr>
+          <w:rFonts w:ascii="Times New Roman" w:eastAsia="Times New Roman" w:hAnsi="Times New Roman" w:cs="Times New Roman"/>
+          <w:sz w:val="24"/>
+          <w:szCs w:val="24"/>
+        </w:rPr>
+      </w:pPr>
+      <w:r>
+        <w:rPr>
+          <w:rFonts w:ascii="Times New Roman" w:eastAsia="Times New Roman" w:hAnsi="Times New Roman" w:cs="Times New Roman"/>
+          <w:sz w:val="24"/>
+          <w:szCs w:val="24"/>
+        </w:rPr>
+        <w:pict>
+          <v:rect id="_x0000_i1039" style="width:0;height:1.5pt" o:hralign="center" o:hrstd="t" o:hr="t" fillcolor="#a0a0a0" stroked="f"/>
+        </w:pict>
+      </w:r>
+    </w:p>
+    <w:p>
+      <w:pPr>
+        <w:spacing w:before="100" w:beforeAutospacing="1" w:after="100" w:afterAutospacing="1" w:line="240" w:lineRule="auto"/>
+        <w:outlineLvl w:val="0"/>
+        <w:rPr>
+          <w:rFonts w:ascii="Times New Roman" w:eastAsia="Times New Roman" w:hAnsi="Times New Roman" w:cs="Times New Roman"/>
+          <w:b/>
+          <w:bCs/>
+          <w:kern w:val="36"/>
+          <w:sz w:val="48"/>
+          <w:szCs w:val="48"/>
+        </w:rPr>
+      </w:pPr>
+      <w:proofErr w:type="gramStart"/>
+      <w:r>
+        <w:rPr>
+          <w:rFonts w:ascii="Times New Roman" w:eastAsia="Times New Roman" w:hAnsi="Times New Roman" w:cs="Times New Roman"/>
+          <w:b/>
+          <w:bCs/>
+          <w:kern w:val="36"/>
+          <w:sz w:val="48"/>
+          <w:szCs w:val="48"/>
+        </w:rPr>
+        <w:t>15. Why are keys important in React</w:t>
+      </w:r>
+      <w:proofErr w:type="gramEnd"/>
+      <w:r>
+        <w:rPr>
+          <w:rFonts w:ascii="Times New Roman" w:eastAsia="Times New Roman" w:hAnsi="Times New Roman" w:cs="Times New Roman"/>
+          <w:b/>
+          <w:bCs/>
+          <w:kern w:val="36"/>
+          <w:sz w:val="48"/>
+          <w:szCs w:val="48"/>
+        </w:rPr>
+        <w:t xml:space="preserve"> lists?</w:t>
+      </w:r>
+    </w:p>
+    <w:p>
+      <w:pPr>
+        <w:spacing w:before="100" w:beforeAutospacing="1" w:after="100" w:afterAutospacing="1" w:line="240" w:lineRule="auto"/>
+        <w:rPr>
+          <w:rFonts w:ascii="Times New Roman" w:eastAsia="Times New Roman" w:hAnsi="Times New Roman" w:cs="Times New Roman"/>
+          <w:sz w:val="24"/>
+          <w:szCs w:val="24"/>
+        </w:rPr>
+      </w:pPr>
+      <w:r>
+        <w:rPr>
+          <w:rFonts w:ascii="Times New Roman" w:eastAsia="Times New Roman" w:hAnsi="Times New Roman" w:cs="Times New Roman"/>
+          <w:b/>
+          <w:bCs/>
+          <w:sz w:val="24"/>
+          <w:szCs w:val="24"/>
+        </w:rPr>
+        <w:t>Answer:</w:t>
+      </w:r>
+    </w:p>
+    <w:p>
+      <w:pPr>
+        <w:spacing w:before="100" w:beforeAutospacing="1" w:after="100" w:afterAutospacing="1" w:line="240" w:lineRule="auto"/>
+        <w:rPr>
+          <w:rFonts w:ascii="Times New Roman" w:eastAsia="Times New Roman" w:hAnsi="Times New Roman" w:cs="Times New Roman"/>
+          <w:sz w:val="24"/>
+          <w:szCs w:val="24"/>
+        </w:rPr>
+      </w:pPr>
+      <w:r>
+        <w:rPr>
+          <w:rFonts w:ascii="Times New Roman" w:eastAsia="Times New Roman" w:hAnsi="Times New Roman" w:cs="Times New Roman"/>
+          <w:sz w:val="24"/>
+          <w:szCs w:val="24"/>
+        </w:rPr>
+        <w:t>Keys help React identify elements efficiently.</w:t>
+      </w:r>
+    </w:p>
+    <w:p>
+      <w:pPr>
+        <w:spacing w:before="100" w:beforeAutospacing="1" w:after="100" w:afterAutospacing="1" w:line="240" w:lineRule="auto"/>
+        <w:rPr>
+          <w:rFonts w:ascii="Times New Roman" w:eastAsia="Times New Roman" w:hAnsi="Times New Roman" w:cs="Times New Roman"/>
+          <w:sz w:val="24"/>
+          <w:szCs w:val="24"/>
+        </w:rPr>
+      </w:pPr>
+      <w:r>
+        <w:rPr>
+          <w:rFonts w:ascii="Times New Roman" w:eastAsia="Times New Roman" w:hAnsi="Times New Roman" w:cs="Times New Roman"/>
+          <w:sz w:val="24"/>
+          <w:szCs w:val="24"/>
+        </w:rPr>
+        <w:t>Using indexes as keys may cause bugs during insertions and deletions.</w:t>
+      </w:r>
+    </w:p>
+    <w:p>
+      <w:pPr>
+        <w:spacing w:after="0" w:line="240" w:lineRule="auto"/>
+        <w:rPr>
+          <w:rFonts w:ascii="Times New Roman" w:eastAsia="Times New Roman" w:hAnsi="Times New Roman" w:cs="Times New Roman"/>
+          <w:sz w:val="24"/>
+          <w:szCs w:val="24"/>
+        </w:rPr>
+      </w:pPr>
+      <w:r>
+        <w:rPr>
+          <w:rFonts w:ascii="Times New Roman" w:eastAsia="Times New Roman" w:hAnsi="Times New Roman" w:cs="Times New Roman"/>
+          <w:sz w:val="24"/>
+          <w:szCs w:val="24"/>
+        </w:rPr>
+        <w:pict>
+          <v:rect id="_x0000_i1040" style="width:0;height:1.5pt" o:hralign="center" o:hrstd="t" o:hr="t" fillcolor="#a0a0a0" stroked="f"/>
+        </w:pict>
+      </w:r>
+    </w:p>
+    <w:p>
+      <w:pPr>
+        <w:spacing w:before="100" w:beforeAutospacing="1" w:after="100" w:afterAutospacing="1" w:line="240" w:lineRule="auto"/>
+        <w:outlineLvl w:val="0"/>
+        <w:rPr>
+          <w:rFonts w:ascii="Times New Roman" w:eastAsia="Times New Roman" w:hAnsi="Times New Roman" w:cs="Times New Roman"/>
+          <w:b/>
+          <w:bCs/>
+          <w:kern w:val="36"/>
+          <w:sz w:val="48"/>
+          <w:szCs w:val="48"/>
+        </w:rPr>
+      </w:pPr>
+      <w:r>
+        <w:rPr>
+          <w:rFonts w:ascii="Times New Roman" w:eastAsia="Times New Roman" w:hAnsi="Times New Roman" w:cs="Times New Roman"/>
+          <w:b/>
+          <w:bCs/>
+          <w:kern w:val="36"/>
+          <w:sz w:val="48"/>
+          <w:szCs w:val="48"/>
+        </w:rPr>
+        <w:t>16. Explain React Fiber.</w:t>
+      </w:r>
+    </w:p>
+    <w:p>
+      <w:pPr>
+        <w:spacing w:before="100" w:beforeAutospacing="1" w:after="100" w:afterAutospacing="1" w:line="240" w:lineRule="auto"/>
+        <w:rPr>
+          <w:rFonts w:ascii="Times New Roman" w:eastAsia="Times New Roman" w:hAnsi="Times New Roman" w:cs="Times New Roman"/>
+          <w:sz w:val="24"/>
+          <w:szCs w:val="24"/>
+        </w:rPr>
+      </w:pPr>
+      <w:r>
+        <w:rPr>
+          <w:rFonts w:ascii="Times New Roman" w:eastAsia="Times New Roman" w:hAnsi="Times New Roman" w:cs="Times New Roman"/>
+          <w:b/>
+          <w:bCs/>
+          <w:sz w:val="24"/>
+          <w:szCs w:val="24"/>
+        </w:rPr>
+        <w:t>Answer:</w:t>
+      </w:r>
+    </w:p>
+    <w:p>
+      <w:pPr>
+        <w:spacing w:before="100" w:beforeAutospacing="1" w:after="100" w:afterAutospacing="1" w:line="240" w:lineRule="auto"/>
+        <w:rPr>
+          <w:rFonts w:ascii="Times New Roman" w:eastAsia="Times New Roman" w:hAnsi="Times New Roman" w:cs="Times New Roman"/>
+          <w:sz w:val="24"/>
+          <w:szCs w:val="24"/>
+        </w:rPr>
+      </w:pPr>
+      <w:r>
+        <w:rPr>
+          <w:rFonts w:ascii="Times New Roman" w:eastAsia="Times New Roman" w:hAnsi="Times New Roman" w:cs="Times New Roman"/>
+          <w:sz w:val="24"/>
+          <w:szCs w:val="24"/>
+        </w:rPr>
+        <w:t xml:space="preserve">React Fiber is </w:t>
+      </w:r>
+      <w:proofErr w:type="spellStart"/>
+      <w:r>
+        <w:rPr>
+          <w:rFonts w:ascii="Times New Roman" w:eastAsia="Times New Roman" w:hAnsi="Times New Roman" w:cs="Times New Roman"/>
+          <w:sz w:val="24"/>
+          <w:szCs w:val="24"/>
+        </w:rPr>
+        <w:t>React's</w:t>
+      </w:r>
+      <w:proofErr w:type="spellEnd"/>
+      <w:r>
+        <w:rPr>
+          <w:rFonts w:ascii="Times New Roman" w:eastAsia="Times New Roman" w:hAnsi="Times New Roman" w:cs="Times New Roman"/>
+          <w:sz w:val="24"/>
+          <w:szCs w:val="24"/>
+        </w:rPr>
+        <w:t xml:space="preserve"> reconciliation engine introduced in React 16.</w:t>
+      </w:r>
+    </w:p>
+    <w:p>
+      <w:pPr>
+        <w:spacing w:before="100" w:beforeAutospacing="1" w:after="100" w:afterAutospacing="1" w:line="240" w:lineRule="auto"/>
+        <w:rPr>
+          <w:rFonts w:ascii="Times New Roman" w:eastAsia="Times New Roman" w:hAnsi="Times New Roman" w:cs="Times New Roman"/>
+          <w:sz w:val="24"/>
+          <w:szCs w:val="24"/>
+        </w:rPr>
+      </w:pPr>
+      <w:r>
+        <w:rPr>
+          <w:rFonts w:ascii="Times New Roman" w:eastAsia="Times New Roman" w:hAnsi="Times New Roman" w:cs="Times New Roman"/>
+          <w:sz w:val="24"/>
+          <w:szCs w:val="24"/>
+        </w:rPr>
+        <w:t>Benefits:</w:t>
+      </w:r>
+    </w:p>
+    <w:p>
+      <w:pPr>
+        <w:numPr>
+          <w:ilvl w:val="0"/>
+          <w:numId w:val="11"/>
+        </w:numPr>
+        <w:spacing w:before="100" w:beforeAutospacing="1" w:after="100" w:afterAutospacing="1" w:line="240" w:lineRule="auto"/>
+        <w:rPr>
+          <w:rFonts w:ascii="Times New Roman" w:eastAsia="Times New Roman" w:hAnsi="Times New Roman" w:cs="Times New Roman"/>
+          <w:sz w:val="24"/>
+          <w:szCs w:val="24"/>
+        </w:rPr>
+      </w:pPr>
+      <w:r>
+        <w:rPr>
+          <w:rFonts w:ascii="Times New Roman" w:eastAsia="Times New Roman" w:hAnsi="Times New Roman" w:cs="Times New Roman"/>
+          <w:sz w:val="24"/>
+          <w:szCs w:val="24"/>
+        </w:rPr>
+        <w:t>Incremental rendering</w:t>
+      </w:r>
+    </w:p>
+    <w:p>
+      <w:pPr>
+        <w:numPr>
+          <w:ilvl w:val="0"/>
+          <w:numId w:val="11"/>
+        </w:numPr>
+        <w:spacing w:before="100" w:beforeAutospacing="1" w:after="100" w:afterAutospacing="1" w:line="240" w:lineRule="auto"/>
+        <w:rPr>
+          <w:rFonts w:ascii="Times New Roman" w:eastAsia="Times New Roman" w:hAnsi="Times New Roman" w:cs="Times New Roman"/>
+          <w:sz w:val="24"/>
+          <w:szCs w:val="24"/>
+        </w:rPr>
+      </w:pPr>
+      <w:r>
+        <w:rPr>
+          <w:rFonts w:ascii="Times New Roman" w:eastAsia="Times New Roman" w:hAnsi="Times New Roman" w:cs="Times New Roman"/>
+          <w:sz w:val="24"/>
+          <w:szCs w:val="24"/>
+        </w:rPr>
+        <w:t>Better scheduling</w:t>
+      </w:r>
+    </w:p>
+    <w:p>
+      <w:pPr>
+        <w:numPr>
+          <w:ilvl w:val="0"/>
+          <w:numId w:val="11"/>
+        </w:numPr>
+        <w:spacing w:before="100" w:beforeAutospacing="1" w:after="100" w:afterAutospacing="1" w:line="240" w:lineRule="auto"/>
+        <w:rPr>
+          <w:rFonts w:ascii="Times New Roman" w:eastAsia="Times New Roman" w:hAnsi="Times New Roman" w:cs="Times New Roman"/>
+          <w:sz w:val="24"/>
+          <w:szCs w:val="24"/>
+        </w:rPr>
+      </w:pPr>
+      <w:r>
+        <w:rPr>
+          <w:rFonts w:ascii="Times New Roman" w:eastAsia="Times New Roman" w:hAnsi="Times New Roman" w:cs="Times New Roman"/>
+          <w:sz w:val="24"/>
+          <w:szCs w:val="24"/>
+        </w:rPr>
+        <w:t>Prioritized updates</w:t>
+      </w:r>
+    </w:p>
+    <w:p>
+      <w:pPr>
+        <w:numPr>
+          <w:ilvl w:val="0"/>
+          <w:numId w:val="11"/>
+        </w:numPr>
+        <w:spacing w:before="100" w:beforeAutospacing="1" w:after="100" w:afterAutospacing="1" w:line="240" w:lineRule="auto"/>
+        <w:rPr>
+          <w:rFonts w:ascii="Times New Roman" w:eastAsia="Times New Roman" w:hAnsi="Times New Roman" w:cs="Times New Roman"/>
+          <w:sz w:val="24"/>
+          <w:szCs w:val="24"/>
+        </w:rPr>
+      </w:pPr>
+      <w:r>
+        <w:rPr>
+          <w:rFonts w:ascii="Times New Roman" w:eastAsia="Times New Roman" w:hAnsi="Times New Roman" w:cs="Times New Roman"/>
+          <w:sz w:val="24"/>
+          <w:szCs w:val="24"/>
+        </w:rPr>
+        <w:t>Improved responsiveness</w:t>
+      </w:r>
+    </w:p>
+    <w:p>
+      <w:pPr>
+        <w:spacing w:after="0" w:line="240" w:lineRule="auto"/>
+        <w:rPr>
+          <w:rFonts w:ascii="Times New Roman" w:eastAsia="Times New Roman" w:hAnsi="Times New Roman" w:cs="Times New Roman"/>
+          <w:sz w:val="24"/>
+          <w:szCs w:val="24"/>
+        </w:rPr>
+      </w:pPr>
+      <w:r>
+        <w:rPr>
+          <w:rFonts w:ascii="Times New Roman" w:eastAsia="Times New Roman" w:hAnsi="Times New Roman" w:cs="Times New Roman"/>
+          <w:sz w:val="24"/>
+          <w:szCs w:val="24"/>
+        </w:rPr>
+        <w:pict>
+          <v:rect id="_x0000_i1041" style="width:0;height:1.5pt" o:hralign="center" o:hrstd="t" o:hr="t" fillcolor="#a0a0a0" stroked="f"/>
+        </w:pict>
+      </w:r>
+    </w:p>
+    <w:p>
+      <w:pPr>
+        <w:spacing w:before="100" w:beforeAutospacing="1" w:after="100" w:afterAutospacing="1" w:line="240" w:lineRule="auto"/>
+        <w:outlineLvl w:val="0"/>
+        <w:rPr>
+          <w:rFonts w:ascii="Times New Roman" w:eastAsia="Times New Roman" w:hAnsi="Times New Roman" w:cs="Times New Roman"/>
+          <w:b/>
+          <w:bCs/>
+          <w:kern w:val="36"/>
+          <w:sz w:val="48"/>
+          <w:szCs w:val="48"/>
+        </w:rPr>
+      </w:pPr>
+      <w:r>
+        <w:rPr>
+          <w:rFonts w:ascii="Times New Roman" w:eastAsia="Times New Roman" w:hAnsi="Times New Roman" w:cs="Times New Roman"/>
+          <w:b/>
+          <w:bCs/>
+          <w:kern w:val="36"/>
+          <w:sz w:val="48"/>
+          <w:szCs w:val="48"/>
+        </w:rPr>
+        <w:t>17. What is Concurrent Rendering?</w:t>
+      </w:r>
+    </w:p>
+    <w:p>
+      <w:pPr>
+        <w:spacing w:before="100" w:beforeAutospacing="1" w:after="100" w:afterAutospacing="1" w:line="240" w:lineRule="auto"/>
+        <w:rPr>
+          <w:rFonts w:ascii="Times New Roman" w:eastAsia="Times New Roman" w:hAnsi="Times New Roman" w:cs="Times New Roman"/>
+          <w:sz w:val="24"/>
+          <w:szCs w:val="24"/>
+        </w:rPr>
+      </w:pPr>
+      <w:r>
+        <w:rPr>
+          <w:rFonts w:ascii="Times New Roman" w:eastAsia="Times New Roman" w:hAnsi="Times New Roman" w:cs="Times New Roman"/>
+          <w:b/>
+          <w:bCs/>
+          <w:sz w:val="24"/>
+          <w:szCs w:val="24"/>
+        </w:rPr>
+        <w:t>Answer:</w:t>
+      </w:r>
+    </w:p>
+    <w:p>
+      <w:pPr>
+        <w:spacing w:before="100" w:beforeAutospacing="1" w:after="100" w:afterAutospacing="1" w:line="240" w:lineRule="auto"/>
+        <w:rPr>
+          <w:rFonts w:ascii="Times New Roman" w:eastAsia="Times New Roman" w:hAnsi="Times New Roman" w:cs="Times New Roman"/>
+          <w:sz w:val="24"/>
+          <w:szCs w:val="24"/>
+        </w:rPr>
+      </w:pPr>
+      <w:r>
+        <w:rPr>
+          <w:rFonts w:ascii="Times New Roman" w:eastAsia="Times New Roman" w:hAnsi="Times New Roman" w:cs="Times New Roman"/>
+          <w:sz w:val="24"/>
+          <w:szCs w:val="24"/>
+        </w:rPr>
+        <w:lastRenderedPageBreak/>
+        <w:t>Concurrent Rendering allows React to interrupt rendering work and prioritize more important updates.</w:t>
+      </w:r>
+    </w:p>
+    <w:p>
+      <w:pPr>
+        <w:spacing w:before="100" w:beforeAutospacing="1" w:after="100" w:afterAutospacing="1" w:line="240" w:lineRule="auto"/>
+        <w:rPr>
+          <w:rFonts w:ascii="Times New Roman" w:eastAsia="Times New Roman" w:hAnsi="Times New Roman" w:cs="Times New Roman"/>
+          <w:sz w:val="24"/>
+          <w:szCs w:val="24"/>
+        </w:rPr>
+      </w:pPr>
+      <w:r>
+        <w:rPr>
+          <w:rFonts w:ascii="Times New Roman" w:eastAsia="Times New Roman" w:hAnsi="Times New Roman" w:cs="Times New Roman"/>
+          <w:sz w:val="24"/>
+          <w:szCs w:val="24"/>
+        </w:rPr>
+        <w:t>Benefits:</w:t>
+      </w:r>
+    </w:p>
+    <w:p>
+      <w:pPr>
+        <w:numPr>
+          <w:ilvl w:val="0"/>
+          <w:numId w:val="12"/>
+        </w:numPr>
+        <w:spacing w:before="100" w:beforeAutospacing="1" w:after="100" w:afterAutospacing="1" w:line="240" w:lineRule="auto"/>
+        <w:rPr>
+          <w:rFonts w:ascii="Times New Roman" w:eastAsia="Times New Roman" w:hAnsi="Times New Roman" w:cs="Times New Roman"/>
+          <w:sz w:val="24"/>
+          <w:szCs w:val="24"/>
+        </w:rPr>
+      </w:pPr>
+      <w:r>
+        <w:rPr>
+          <w:rFonts w:ascii="Times New Roman" w:eastAsia="Times New Roman" w:hAnsi="Times New Roman" w:cs="Times New Roman"/>
+          <w:sz w:val="24"/>
+          <w:szCs w:val="24"/>
+        </w:rPr>
+        <w:t>Smoother UI</w:t>
+      </w:r>
+    </w:p>
+    <w:p>
+      <w:pPr>
+        <w:numPr>
+          <w:ilvl w:val="0"/>
+          <w:numId w:val="12"/>
+        </w:numPr>
+        <w:spacing w:before="100" w:beforeAutospacing="1" w:after="100" w:afterAutospacing="1" w:line="240" w:lineRule="auto"/>
+        <w:rPr>
+          <w:rFonts w:ascii="Times New Roman" w:eastAsia="Times New Roman" w:hAnsi="Times New Roman" w:cs="Times New Roman"/>
+          <w:sz w:val="24"/>
+          <w:szCs w:val="24"/>
+        </w:rPr>
+      </w:pPr>
+      <w:r>
+        <w:rPr>
+          <w:rFonts w:ascii="Times New Roman" w:eastAsia="Times New Roman" w:hAnsi="Times New Roman" w:cs="Times New Roman"/>
+          <w:sz w:val="24"/>
+          <w:szCs w:val="24"/>
+        </w:rPr>
+        <w:t>Better responsiveness</w:t>
+      </w:r>
+    </w:p>
+    <w:p>
+      <w:pPr>
+        <w:numPr>
+          <w:ilvl w:val="0"/>
+          <w:numId w:val="12"/>
+        </w:numPr>
+        <w:spacing w:before="100" w:beforeAutospacing="1" w:after="100" w:afterAutospacing="1" w:line="240" w:lineRule="auto"/>
+        <w:rPr>
+          <w:rFonts w:ascii="Times New Roman" w:eastAsia="Times New Roman" w:hAnsi="Times New Roman" w:cs="Times New Roman"/>
+          <w:sz w:val="24"/>
+          <w:szCs w:val="24"/>
+        </w:rPr>
+      </w:pPr>
+      <w:r>
+        <w:rPr>
+          <w:rFonts w:ascii="Times New Roman" w:eastAsia="Times New Roman" w:hAnsi="Times New Roman" w:cs="Times New Roman"/>
+          <w:sz w:val="24"/>
+          <w:szCs w:val="24"/>
+        </w:rPr>
+        <w:t>Reduced blocking</w:t>
+      </w:r>
+    </w:p>
+    <w:p>
+      <w:pPr>
+        <w:spacing w:after="0" w:line="240" w:lineRule="auto"/>
+        <w:rPr>
+          <w:rFonts w:ascii="Times New Roman" w:eastAsia="Times New Roman" w:hAnsi="Times New Roman" w:cs="Times New Roman"/>
+          <w:sz w:val="24"/>
+          <w:szCs w:val="24"/>
+        </w:rPr>
+      </w:pPr>
+      <w:r>
+        <w:rPr>
+          <w:rFonts w:ascii="Times New Roman" w:eastAsia="Times New Roman" w:hAnsi="Times New Roman" w:cs="Times New Roman"/>
+          <w:sz w:val="24"/>
+          <w:szCs w:val="24"/>
+        </w:rPr>
+        <w:pict>
+          <v:rect id="_x0000_i1042" style="width:0;height:1.5pt" o:hralign="center" o:hrstd="t" o:hr="t" fillcolor="#a0a0a0" stroked="f"/>
+        </w:pict>
+      </w:r>
+    </w:p>
+    <w:p>
+      <w:pPr>
+        <w:spacing w:before="100" w:beforeAutospacing="1" w:after="100" w:afterAutospacing="1" w:line="240" w:lineRule="auto"/>
+        <w:outlineLvl w:val="0"/>
+        <w:rPr>
+          <w:rFonts w:ascii="Times New Roman" w:eastAsia="Times New Roman" w:hAnsi="Times New Roman" w:cs="Times New Roman"/>
+          <w:b/>
+          <w:bCs/>
+          <w:kern w:val="36"/>
+          <w:sz w:val="48"/>
+          <w:szCs w:val="48"/>
+        </w:rPr>
+      </w:pPr>
+      <w:r>
+        <w:rPr>
+          <w:rFonts w:ascii="Times New Roman" w:eastAsia="Times New Roman" w:hAnsi="Times New Roman" w:cs="Times New Roman"/>
+          <w:b/>
+          <w:bCs/>
+          <w:kern w:val="36"/>
+          <w:sz w:val="48"/>
+          <w:szCs w:val="48"/>
+        </w:rPr>
+        <w:t>18. What are Higher-Order Components (HOCs)?</w:t>
+      </w:r>
+    </w:p>
+    <w:p>
+      <w:pPr>
+        <w:spacing w:before="100" w:beforeAutospacing="1" w:after="100" w:afterAutospacing="1" w:line="240" w:lineRule="auto"/>
+        <w:rPr>
+          <w:rFonts w:ascii="Times New Roman" w:eastAsia="Times New Roman" w:hAnsi="Times New Roman" w:cs="Times New Roman"/>
+          <w:sz w:val="24"/>
+          <w:szCs w:val="24"/>
+        </w:rPr>
+      </w:pPr>
+      <w:r>
+        <w:rPr>
+          <w:rFonts w:ascii="Times New Roman" w:eastAsia="Times New Roman" w:hAnsi="Times New Roman" w:cs="Times New Roman"/>
+          <w:b/>
+          <w:bCs/>
+          <w:sz w:val="24"/>
+          <w:szCs w:val="24"/>
+        </w:rPr>
+        <w:t>Answer:</w:t>
+      </w:r>
+    </w:p>
+    <w:p>
+      <w:pPr>
+        <w:spacing w:before="100" w:beforeAutospacing="1" w:after="100" w:afterAutospacing="1" w:line="240" w:lineRule="auto"/>
+        <w:rPr>
+          <w:rFonts w:ascii="Times New Roman" w:eastAsia="Times New Roman" w:hAnsi="Times New Roman" w:cs="Times New Roman"/>
+          <w:sz w:val="24"/>
+          <w:szCs w:val="24"/>
+        </w:rPr>
+      </w:pPr>
+      <w:r>
+        <w:rPr>
+          <w:rFonts w:ascii="Times New Roman" w:eastAsia="Times New Roman" w:hAnsi="Times New Roman" w:cs="Times New Roman"/>
+          <w:sz w:val="24"/>
+          <w:szCs w:val="24"/>
+        </w:rPr>
+        <w:t>A HOC is a function that takes a component and returns an enhanced component.</w:t>
+      </w:r>
+    </w:p>
+    <w:p>
+      <w:pPr>
+        <w:spacing w:before="100" w:beforeAutospacing="1" w:after="100" w:afterAutospacing="1" w:line="240" w:lineRule="auto"/>
+        <w:rPr>
+          <w:rFonts w:ascii="Times New Roman" w:eastAsia="Times New Roman" w:hAnsi="Times New Roman" w:cs="Times New Roman"/>
+          <w:sz w:val="24"/>
+          <w:szCs w:val="24"/>
+        </w:rPr>
+      </w:pPr>
+      <w:r>
+        <w:rPr>
+          <w:rFonts w:ascii="Times New Roman" w:eastAsia="Times New Roman" w:hAnsi="Times New Roman" w:cs="Times New Roman"/>
+          <w:sz w:val="24"/>
+          <w:szCs w:val="24"/>
+        </w:rPr>
+        <w:t>Used for cross-cutting concerns.</w:t>
+      </w:r>
+    </w:p>
+    <w:p>
+      <w:pPr>
+        <w:spacing w:after="0" w:line="240" w:lineRule="auto"/>
+        <w:rPr>
+          <w:rFonts w:ascii="Times New Roman" w:eastAsia="Times New Roman" w:hAnsi="Times New Roman" w:cs="Times New Roman"/>
+          <w:sz w:val="24"/>
+          <w:szCs w:val="24"/>
+        </w:rPr>
+      </w:pPr>
+      <w:r>
+        <w:rPr>
+          <w:rFonts w:ascii="Times New Roman" w:eastAsia="Times New Roman" w:hAnsi="Times New Roman" w:cs="Times New Roman"/>
+          <w:sz w:val="24"/>
+          <w:szCs w:val="24"/>
+        </w:rPr>
+        <w:pict>
+          <v:rect id="_x0000_i1043" style="width:0;height:1.5pt" o:hralign="center" o:hrstd="t" o:hr="t" fillcolor="#a0a0a0" stroked="f"/>
+        </w:pict>
+      </w:r>
+    </w:p>
+    <w:p>
+      <w:pPr>
+        <w:spacing w:before="100" w:beforeAutospacing="1" w:after="100" w:afterAutospacing="1" w:line="240" w:lineRule="auto"/>
+        <w:outlineLvl w:val="0"/>
+        <w:rPr>
+          <w:rFonts w:ascii="Times New Roman" w:eastAsia="Times New Roman" w:hAnsi="Times New Roman" w:cs="Times New Roman"/>
+          <w:b/>
+          <w:bCs/>
+          <w:kern w:val="36"/>
+          <w:sz w:val="48"/>
+          <w:szCs w:val="48"/>
+        </w:rPr>
+      </w:pPr>
+      <w:r>
+        <w:rPr>
+          <w:rFonts w:ascii="Times New Roman" w:eastAsia="Times New Roman" w:hAnsi="Times New Roman" w:cs="Times New Roman"/>
+          <w:b/>
+          <w:bCs/>
+          <w:kern w:val="36"/>
+          <w:sz w:val="48"/>
+          <w:szCs w:val="48"/>
+        </w:rPr>
+        <w:t>19. What is code splitting?</w:t>
+      </w:r>
+    </w:p>
+    <w:p>
+      <w:pPr>
+        <w:spacing w:before="100" w:beforeAutospacing="1" w:after="100" w:afterAutospacing="1" w:line="240" w:lineRule="auto"/>
+        <w:rPr>
+          <w:rFonts w:ascii="Times New Roman" w:eastAsia="Times New Roman" w:hAnsi="Times New Roman" w:cs="Times New Roman"/>
+          <w:sz w:val="24"/>
+          <w:szCs w:val="24"/>
+        </w:rPr>
+      </w:pPr>
+      <w:r>
+        <w:rPr>
+          <w:rFonts w:ascii="Times New Roman" w:eastAsia="Times New Roman" w:hAnsi="Times New Roman" w:cs="Times New Roman"/>
+          <w:b/>
+          <w:bCs/>
+          <w:sz w:val="24"/>
+          <w:szCs w:val="24"/>
+        </w:rPr>
+        <w:t>Answer:</w:t>
+      </w:r>
+    </w:p>
+    <w:p>
+      <w:pPr>
+        <w:spacing w:before="100" w:beforeAutospacing="1" w:after="100" w:afterAutospacing="1" w:line="240" w:lineRule="auto"/>
+        <w:rPr>
+          <w:rFonts w:ascii="Times New Roman" w:eastAsia="Times New Roman" w:hAnsi="Times New Roman" w:cs="Times New Roman"/>
+          <w:sz w:val="24"/>
+          <w:szCs w:val="24"/>
+        </w:rPr>
+      </w:pPr>
+      <w:r>
+        <w:rPr>
+          <w:rFonts w:ascii="Times New Roman" w:eastAsia="Times New Roman" w:hAnsi="Times New Roman" w:cs="Times New Roman"/>
+          <w:sz w:val="24"/>
+          <w:szCs w:val="24"/>
+        </w:rPr>
+        <w:t>Code splitting reduces bundle size by loading code only when needed.</w:t>
+      </w:r>
+    </w:p>
+    <w:p>
+      <w:pPr>
+        <w:spacing w:after="0" w:line="240" w:lineRule="auto"/>
+        <w:rPr>
+          <w:rFonts w:ascii="Times New Roman" w:eastAsia="Times New Roman" w:hAnsi="Times New Roman" w:cs="Times New Roman"/>
+          <w:sz w:val="24"/>
+          <w:szCs w:val="24"/>
+        </w:rPr>
+      </w:pPr>
+      <w:r>
+        <w:rPr>
+          <w:rFonts w:ascii="Times New Roman" w:eastAsia="Times New Roman" w:hAnsi="Times New Roman" w:cs="Times New Roman"/>
+          <w:sz w:val="24"/>
+          <w:szCs w:val="24"/>
+        </w:rPr>
+        <w:pict>
+          <v:rect id="_x0000_i1044" style="width:0;height:1.5pt" o:hralign="center" o:hrstd="t" o:hr="t" fillcolor="#a0a0a0" stroked="f"/>
+        </w:pict>
+      </w:r>
+    </w:p>
+    <w:p>
+      <w:pPr>
+        <w:spacing w:before="100" w:beforeAutospacing="1" w:after="100" w:afterAutospacing="1" w:line="240" w:lineRule="auto"/>
+        <w:outlineLvl w:val="0"/>
+        <w:rPr>
+          <w:rFonts w:ascii="Times New Roman" w:eastAsia="Times New Roman" w:hAnsi="Times New Roman" w:cs="Times New Roman"/>
+          <w:b/>
+          <w:bCs/>
+          <w:kern w:val="36"/>
+          <w:sz w:val="48"/>
+          <w:szCs w:val="48"/>
+        </w:rPr>
+      </w:pPr>
+      <w:r>
+        <w:rPr>
+          <w:rFonts w:ascii="Times New Roman" w:eastAsia="Times New Roman" w:hAnsi="Times New Roman" w:cs="Times New Roman"/>
+          <w:b/>
+          <w:bCs/>
+          <w:kern w:val="36"/>
+          <w:sz w:val="48"/>
+          <w:szCs w:val="48"/>
+        </w:rPr>
+        <w:t>20. Explain lazy loading in React.</w:t>
+      </w:r>
+    </w:p>
+    <w:p>
+      <w:pPr>
+        <w:spacing w:before="100" w:beforeAutospacing="1" w:after="100" w:afterAutospacing="1" w:line="240" w:lineRule="auto"/>
+        <w:rPr>
+          <w:rFonts w:ascii="Times New Roman" w:eastAsia="Times New Roman" w:hAnsi="Times New Roman" w:cs="Times New Roman"/>
+          <w:sz w:val="24"/>
+          <w:szCs w:val="24"/>
+        </w:rPr>
+      </w:pPr>
+      <w:r>
+        <w:rPr>
+          <w:rFonts w:ascii="Times New Roman" w:eastAsia="Times New Roman" w:hAnsi="Times New Roman" w:cs="Times New Roman"/>
+          <w:b/>
+          <w:bCs/>
+          <w:sz w:val="24"/>
+          <w:szCs w:val="24"/>
+        </w:rPr>
+        <w:t>Answer:</w:t>
+      </w:r>
+    </w:p>
+    <w:p>
+      <w:pPr>
+        <w:spacing w:before="100" w:beforeAutospacing="1" w:after="100" w:afterAutospacing="1" w:line="240" w:lineRule="auto"/>
+        <w:rPr>
+          <w:rFonts w:ascii="Times New Roman" w:eastAsia="Times New Roman" w:hAnsi="Times New Roman" w:cs="Times New Roman"/>
+          <w:sz w:val="24"/>
+          <w:szCs w:val="24"/>
+        </w:rPr>
+      </w:pPr>
+      <w:r>
+        <w:rPr>
+          <w:rFonts w:ascii="Times New Roman" w:eastAsia="Times New Roman" w:hAnsi="Times New Roman" w:cs="Times New Roman"/>
+          <w:sz w:val="24"/>
+          <w:szCs w:val="24"/>
+        </w:rPr>
+        <w:t>Lazy loading delays component loading until required.</w:t>
+      </w:r>
+    </w:p>
+    <w:p>
+      <w:pPr>
+        <w:spacing w:before="100" w:beforeAutospacing="1" w:after="100" w:afterAutospacing="1" w:line="240" w:lineRule="auto"/>
+        <w:rPr>
+          <w:rFonts w:ascii="Times New Roman" w:eastAsia="Times New Roman" w:hAnsi="Times New Roman" w:cs="Times New Roman"/>
+          <w:sz w:val="24"/>
+          <w:szCs w:val="24"/>
+        </w:rPr>
+      </w:pPr>
+      <w:r>
+        <w:rPr>
+          <w:rFonts w:ascii="Times New Roman" w:eastAsia="Times New Roman" w:hAnsi="Times New Roman" w:cs="Times New Roman"/>
+          <w:sz w:val="24"/>
+          <w:szCs w:val="24"/>
+        </w:rPr>
+        <w:t>Benefits:</w:t>
+      </w:r>
+    </w:p>
+    <w:p>
+      <w:pPr>
+        <w:numPr>
+          <w:ilvl w:val="0"/>
+          <w:numId w:val="13"/>
+        </w:numPr>
+        <w:spacing w:before="100" w:beforeAutospacing="1" w:after="100" w:afterAutospacing="1" w:line="240" w:lineRule="auto"/>
+        <w:rPr>
+          <w:rFonts w:ascii="Times New Roman" w:eastAsia="Times New Roman" w:hAnsi="Times New Roman" w:cs="Times New Roman"/>
+          <w:sz w:val="24"/>
+          <w:szCs w:val="24"/>
+        </w:rPr>
+      </w:pPr>
+      <w:r>
+        <w:rPr>
+          <w:rFonts w:ascii="Times New Roman" w:eastAsia="Times New Roman" w:hAnsi="Times New Roman" w:cs="Times New Roman"/>
+          <w:sz w:val="24"/>
+          <w:szCs w:val="24"/>
+        </w:rPr>
+        <w:t>Faster initial load</w:t>
+      </w:r>
+    </w:p>
+    <w:p>
+      <w:pPr>
+        <w:numPr>
+          <w:ilvl w:val="0"/>
+          <w:numId w:val="13"/>
+        </w:numPr>
+        <w:spacing w:before="100" w:beforeAutospacing="1" w:after="100" w:afterAutospacing="1" w:line="240" w:lineRule="auto"/>
+        <w:rPr>
+          <w:rFonts w:ascii="Times New Roman" w:eastAsia="Times New Roman" w:hAnsi="Times New Roman" w:cs="Times New Roman"/>
+          <w:sz w:val="24"/>
+          <w:szCs w:val="24"/>
+        </w:rPr>
+      </w:pPr>
+      <w:r>
+        <w:rPr>
+          <w:rFonts w:ascii="Times New Roman" w:eastAsia="Times New Roman" w:hAnsi="Times New Roman" w:cs="Times New Roman"/>
+          <w:sz w:val="24"/>
+          <w:szCs w:val="24"/>
+        </w:rPr>
+        <w:t>Reduced bundle size</w:t>
+      </w:r>
+    </w:p>
+    <w:p>
+      <w:pPr>
+        <w:numPr>
+          <w:ilvl w:val="0"/>
+          <w:numId w:val="13"/>
+        </w:numPr>
+        <w:spacing w:before="100" w:beforeAutospacing="1" w:after="100" w:afterAutospacing="1" w:line="240" w:lineRule="auto"/>
+        <w:rPr>
+          <w:rFonts w:ascii="Times New Roman" w:eastAsia="Times New Roman" w:hAnsi="Times New Roman" w:cs="Times New Roman"/>
+          <w:sz w:val="24"/>
+          <w:szCs w:val="24"/>
+        </w:rPr>
+      </w:pPr>
+      <w:r>
+        <w:rPr>
+          <w:rFonts w:ascii="Times New Roman" w:eastAsia="Times New Roman" w:hAnsi="Times New Roman" w:cs="Times New Roman"/>
+          <w:sz w:val="24"/>
+          <w:szCs w:val="24"/>
+        </w:rPr>
+        <w:t>Better performance</w:t>
+      </w:r>
+    </w:p>
+    <w:p>
+      <w:pPr>
+        <w:spacing w:before="100" w:beforeAutospacing="1" w:after="100" w:afterAutospacing="1" w:line="240" w:lineRule="auto"/>
+        <w:rPr>
+          <w:rFonts w:ascii="Times New Roman" w:eastAsia="Times New Roman" w:hAnsi="Times New Roman" w:cs="Times New Roman"/>
+          <w:sz w:val="24"/>
+          <w:szCs w:val="24"/>
+        </w:rPr>
+      </w:pPr>
+      <w:r>
+        <w:rPr>
+          <w:rFonts w:ascii="Times New Roman" w:eastAsia="Times New Roman" w:hAnsi="Times New Roman" w:cs="Times New Roman"/>
+          <w:sz w:val="24"/>
+          <w:szCs w:val="24"/>
+        </w:rPr>
+        <w:t>Implemented using:</w:t>
       </w:r>
     </w:p>
     <w:p>
@@ -2686,32 +4201,26 @@
           <w:szCs w:val="20"/>
         </w:rPr>
       </w:pPr>
+      <w:proofErr w:type="spellStart"/>
+      <w:proofErr w:type="gramStart"/>
       <w:r>
         <w:rPr>
           <w:rFonts w:ascii="Courier New" w:eastAsia="Times New Roman" w:hAnsi="Courier New" w:cs="Courier New"/>
           <w:sz w:val="20"/>
           <w:szCs w:val="20"/>
         </w:rPr>
-        <w:t xml:space="preserve">  </w:t>
-      </w:r>
-      <w:proofErr w:type="gramStart"/>
+        <w:t>React.lazy</w:t>
+      </w:r>
+      <w:proofErr w:type="spellEnd"/>
       <w:r>
         <w:rPr>
           <w:rFonts w:ascii="Courier New" w:eastAsia="Times New Roman" w:hAnsi="Courier New" w:cs="Courier New"/>
           <w:sz w:val="20"/>
           <w:szCs w:val="20"/>
         </w:rPr>
-        <w:t>console.log(</w:t>
+        <w:t>()</w:t>
       </w:r>
       <w:proofErr w:type="gramEnd"/>
-      <w:r>
-        <w:rPr>
-          <w:rFonts w:ascii="Courier New" w:eastAsia="Times New Roman" w:hAnsi="Courier New" w:cs="Courier New"/>
-          <w:sz w:val="20"/>
-          <w:szCs w:val="20"/>
-        </w:rPr>
-        <w:t>"clicked");</w:t>
-      </w:r>
     </w:p>
     <w:p>
       <w:pPr>
@@ -2746,25 +4255,7 @@
           <w:sz w:val="20"/>
           <w:szCs w:val="20"/>
         </w:rPr>
-        <w:t>}, []);</w:t>
-      </w:r>
-    </w:p>
-    <w:p>
-      <w:pPr>
-        <w:spacing w:before="100" w:beforeAutospacing="1" w:after="100" w:afterAutospacing="1" w:line="240" w:lineRule="auto"/>
-        <w:rPr>
-          <w:rFonts w:ascii="Times New Roman" w:eastAsia="Times New Roman" w:hAnsi="Times New Roman" w:cs="Times New Roman"/>
-          <w:sz w:val="24"/>
-          <w:szCs w:val="24"/>
-        </w:rPr>
-      </w:pPr>
-      <w:r>
-        <w:rPr>
-          <w:rFonts w:ascii="Times New Roman" w:eastAsia="Times New Roman" w:hAnsi="Times New Roman" w:cs="Times New Roman"/>
-          <w:sz w:val="24"/>
-          <w:szCs w:val="24"/>
-        </w:rPr>
-        <w:t>Useful when passing callbacks to child components to avoid unnecessary renders.</w:t>
+        <w:t>Suspense</w:t>
       </w:r>
     </w:p>
     <w:p>
@@ -2783,7 +4274,7 @@
           <w:szCs w:val="24"/>
         </w:rPr>
         <w:pict>
-          <v:rect id="_x0000_i1035" style="width:0;height:1.5pt" o:hralign="center" o:hrstd="t" o:hr="t" fillcolor="#a0a0a0" stroked="f"/>
+          <v:rect id="_x0000_i1045" style="width:0;height:1.5pt" o:hralign="center" o:hrstd="t" o:hr="t" fillcolor="#a0a0a0" stroked="f"/>
         </w:pict>
       </w:r>
     </w:p>
@@ -2809,7 +4300,8 @@
           <w:sz w:val="48"/>
           <w:szCs w:val="48"/>
         </w:rPr>
-        <w:t>11. What is React Context API?</w:t>
+        <w:lastRenderedPageBreak/>
+        <w:t>21. What is hydration in React?</w:t>
       </w:r>
     </w:p>
     <w:p>
@@ -2847,116 +4339,32 @@
           <w:sz w:val="24"/>
           <w:szCs w:val="24"/>
         </w:rPr>
-        <w:t>Context provides a way to share data across components without prop drilling.</w:t>
-      </w:r>
-    </w:p>
-    <w:p>
-      <w:pPr>
-        <w:tabs>
-          <w:tab w:val="left" w:pos="916"/>
-          <w:tab w:val="left" w:pos="1832"/>
-          <w:tab w:val="left" w:pos="2748"/>
-          <w:tab w:val="left" w:pos="3664"/>
-          <w:tab w:val="left" w:pos="4580"/>
-          <w:tab w:val="left" w:pos="5496"/>
-          <w:tab w:val="left" w:pos="6412"/>
-          <w:tab w:val="left" w:pos="7328"/>
-          <w:tab w:val="left" w:pos="8244"/>
-          <w:tab w:val="left" w:pos="9160"/>
-          <w:tab w:val="left" w:pos="10076"/>
-          <w:tab w:val="left" w:pos="10992"/>
-          <w:tab w:val="left" w:pos="11908"/>
-          <w:tab w:val="left" w:pos="12824"/>
-          <w:tab w:val="left" w:pos="13740"/>
-          <w:tab w:val="left" w:pos="14656"/>
-        </w:tabs>
-        <w:spacing w:after="0" w:line="240" w:lineRule="auto"/>
-        <w:rPr>
-          <w:rFonts w:ascii="Courier New" w:eastAsia="Times New Roman" w:hAnsi="Courier New" w:cs="Courier New"/>
-          <w:sz w:val="20"/>
-          <w:szCs w:val="20"/>
-        </w:rPr>
-      </w:pPr>
-      <w:proofErr w:type="spellStart"/>
-      <w:proofErr w:type="gramStart"/>
-      <w:r>
-        <w:rPr>
-          <w:rFonts w:ascii="Courier New" w:eastAsia="Times New Roman" w:hAnsi="Courier New" w:cs="Courier New"/>
-          <w:sz w:val="20"/>
-          <w:szCs w:val="20"/>
-        </w:rPr>
-        <w:t>const</w:t>
-      </w:r>
-      <w:proofErr w:type="spellEnd"/>
-      <w:proofErr w:type="gramEnd"/>
-      <w:r>
-        <w:rPr>
-          <w:rFonts w:ascii="Courier New" w:eastAsia="Times New Roman" w:hAnsi="Courier New" w:cs="Courier New"/>
-          <w:sz w:val="20"/>
-          <w:szCs w:val="20"/>
-        </w:rPr>
-        <w:t xml:space="preserve"> </w:t>
-      </w:r>
-      <w:proofErr w:type="spellStart"/>
-      <w:r>
-        <w:rPr>
-          <w:rFonts w:ascii="Courier New" w:eastAsia="Times New Roman" w:hAnsi="Courier New" w:cs="Courier New"/>
-          <w:sz w:val="20"/>
-          <w:szCs w:val="20"/>
-        </w:rPr>
-        <w:t>AuthContext</w:t>
-      </w:r>
-      <w:proofErr w:type="spellEnd"/>
-      <w:r>
-        <w:rPr>
-          <w:rFonts w:ascii="Courier New" w:eastAsia="Times New Roman" w:hAnsi="Courier New" w:cs="Courier New"/>
-          <w:sz w:val="20"/>
-          <w:szCs w:val="20"/>
-        </w:rPr>
-        <w:t xml:space="preserve"> = </w:t>
-      </w:r>
-      <w:proofErr w:type="spellStart"/>
-      <w:r>
-        <w:rPr>
-          <w:rFonts w:ascii="Courier New" w:eastAsia="Times New Roman" w:hAnsi="Courier New" w:cs="Courier New"/>
-          <w:sz w:val="20"/>
-          <w:szCs w:val="20"/>
-        </w:rPr>
-        <w:t>createContext</w:t>
-      </w:r>
-      <w:proofErr w:type="spellEnd"/>
-      <w:r>
-        <w:rPr>
-          <w:rFonts w:ascii="Courier New" w:eastAsia="Times New Roman" w:hAnsi="Courier New" w:cs="Courier New"/>
-          <w:sz w:val="20"/>
-          <w:szCs w:val="20"/>
-        </w:rPr>
-        <w:t>();</w:t>
-      </w:r>
-    </w:p>
-    <w:p>
-      <w:pPr>
-        <w:spacing w:before="100" w:beforeAutospacing="1" w:after="100" w:afterAutospacing="1" w:line="240" w:lineRule="auto"/>
-        <w:rPr>
-          <w:rFonts w:ascii="Times New Roman" w:eastAsia="Times New Roman" w:hAnsi="Times New Roman" w:cs="Times New Roman"/>
-          <w:sz w:val="24"/>
-          <w:szCs w:val="24"/>
-        </w:rPr>
-      </w:pPr>
-      <w:r>
-        <w:rPr>
-          <w:rFonts w:ascii="Times New Roman" w:eastAsia="Times New Roman" w:hAnsi="Times New Roman" w:cs="Times New Roman"/>
-          <w:sz w:val="24"/>
-          <w:szCs w:val="24"/>
-        </w:rPr>
-        <w:t>Common uses:</w:t>
+        <w:t>Hydration attaches React event handlers to server-rendered HTML.</w:t>
+      </w:r>
+    </w:p>
+    <w:p>
+      <w:pPr>
+        <w:spacing w:before="100" w:beforeAutospacing="1" w:after="100" w:afterAutospacing="1" w:line="240" w:lineRule="auto"/>
+        <w:rPr>
+          <w:rFonts w:ascii="Times New Roman" w:eastAsia="Times New Roman" w:hAnsi="Times New Roman" w:cs="Times New Roman"/>
+          <w:sz w:val="24"/>
+          <w:szCs w:val="24"/>
+        </w:rPr>
+      </w:pPr>
+      <w:r>
+        <w:rPr>
+          <w:rFonts w:ascii="Times New Roman" w:eastAsia="Times New Roman" w:hAnsi="Times New Roman" w:cs="Times New Roman"/>
+          <w:sz w:val="24"/>
+          <w:szCs w:val="24"/>
+        </w:rPr>
+        <w:t>Used in frameworks like:</w:t>
       </w:r>
     </w:p>
     <w:p>
       <w:pPr>
         <w:numPr>
           <w:ilvl w:val="0"/>
-          <w:numId w:val="9"/>
+          <w:numId w:val="14"/>
         </w:numPr>
         <w:spacing w:before="100" w:beforeAutospacing="1" w:after="100" w:afterAutospacing="1" w:line="240" w:lineRule="auto"/>
         <w:rPr>
@@ -2971,14 +4379,14 @@
           <w:sz w:val="24"/>
           <w:szCs w:val="24"/>
         </w:rPr>
-        <w:t>Authentication</w:t>
+        <w:t>Next.js</w:t>
       </w:r>
     </w:p>
     <w:p>
       <w:pPr>
         <w:numPr>
           <w:ilvl w:val="0"/>
-          <w:numId w:val="9"/>
+          <w:numId w:val="14"/>
         </w:numPr>
         <w:spacing w:before="100" w:beforeAutospacing="1" w:after="100" w:afterAutospacing="1" w:line="240" w:lineRule="auto"/>
         <w:rPr>
@@ -2993,52 +4401,25 @@
           <w:sz w:val="24"/>
           <w:szCs w:val="24"/>
         </w:rPr>
-        <w:t>Theme management</w:t>
-      </w:r>
-    </w:p>
-    <w:p>
-      <w:pPr>
-        <w:numPr>
-          <w:ilvl w:val="0"/>
-          <w:numId w:val="9"/>
-        </w:numPr>
-        <w:spacing w:before="100" w:beforeAutospacing="1" w:after="100" w:afterAutospacing="1" w:line="240" w:lineRule="auto"/>
-        <w:rPr>
-          <w:rFonts w:ascii="Times New Roman" w:eastAsia="Times New Roman" w:hAnsi="Times New Roman" w:cs="Times New Roman"/>
-          <w:sz w:val="24"/>
-          <w:szCs w:val="24"/>
-        </w:rPr>
-      </w:pPr>
-      <w:r>
-        <w:rPr>
-          <w:rFonts w:ascii="Times New Roman" w:eastAsia="Times New Roman" w:hAnsi="Times New Roman" w:cs="Times New Roman"/>
-          <w:sz w:val="24"/>
-          <w:szCs w:val="24"/>
-        </w:rPr>
-        <w:lastRenderedPageBreak/>
-        <w:t>User preferences</w:t>
-      </w:r>
-    </w:p>
-    <w:p>
-      <w:pPr>
-        <w:numPr>
-          <w:ilvl w:val="0"/>
-          <w:numId w:val="9"/>
-        </w:numPr>
-        <w:spacing w:before="100" w:beforeAutospacing="1" w:after="100" w:afterAutospacing="1" w:line="240" w:lineRule="auto"/>
-        <w:rPr>
-          <w:rFonts w:ascii="Times New Roman" w:eastAsia="Times New Roman" w:hAnsi="Times New Roman" w:cs="Times New Roman"/>
-          <w:sz w:val="24"/>
-          <w:szCs w:val="24"/>
-        </w:rPr>
-      </w:pPr>
-      <w:r>
-        <w:rPr>
-          <w:rFonts w:ascii="Times New Roman" w:eastAsia="Times New Roman" w:hAnsi="Times New Roman" w:cs="Times New Roman"/>
-          <w:sz w:val="24"/>
-          <w:szCs w:val="24"/>
-        </w:rPr>
-        <w:t>Localization</w:t>
+        <w:t>Remix</w:t>
+      </w:r>
+    </w:p>
+    <w:p>
+      <w:pPr>
+        <w:spacing w:before="100" w:beforeAutospacing="1" w:after="100" w:afterAutospacing="1" w:line="240" w:lineRule="auto"/>
+        <w:rPr>
+          <w:rFonts w:ascii="Times New Roman" w:eastAsia="Times New Roman" w:hAnsi="Times New Roman" w:cs="Times New Roman"/>
+          <w:sz w:val="24"/>
+          <w:szCs w:val="24"/>
+        </w:rPr>
+      </w:pPr>
+      <w:r>
+        <w:rPr>
+          <w:rFonts w:ascii="Times New Roman" w:eastAsia="Times New Roman" w:hAnsi="Times New Roman" w:cs="Times New Roman"/>
+          <w:sz w:val="24"/>
+          <w:szCs w:val="24"/>
+        </w:rPr>
+        <w:t>This improves SEO and initial page load speed.</w:t>
       </w:r>
     </w:p>
     <w:p>
@@ -3057,7 +4438,7 @@
           <w:szCs w:val="24"/>
         </w:rPr>
         <w:pict>
-          <v:rect id="_x0000_i1036" style="width:0;height:1.5pt" o:hralign="center" o:hrstd="t" o:hr="t" fillcolor="#a0a0a0" stroked="f"/>
+          <v:rect id="_x0000_i1046" style="width:0;height:1.5pt" o:hralign="center" o:hrstd="t" o:hr="t" fillcolor="#a0a0a0" stroked="f"/>
         </w:pict>
       </w:r>
     </w:p>
@@ -3083,7 +4464,7 @@
           <w:sz w:val="48"/>
           <w:szCs w:val="48"/>
         </w:rPr>
-        <w:t>12. What are controlled and uncontrolled components?</w:t>
+        <w:t>22. Explain Server-Side Rendering (SSR).</w:t>
       </w:r>
     </w:p>
     <w:p>
@@ -3121,239 +4502,159 @@
           <w:sz w:val="24"/>
           <w:szCs w:val="24"/>
         </w:rPr>
-        <w:t>Controlled:</w:t>
-      </w:r>
-    </w:p>
-    <w:p>
-      <w:pPr>
-        <w:tabs>
-          <w:tab w:val="left" w:pos="916"/>
-          <w:tab w:val="left" w:pos="1832"/>
-          <w:tab w:val="left" w:pos="2748"/>
-          <w:tab w:val="left" w:pos="3664"/>
-          <w:tab w:val="left" w:pos="4580"/>
-          <w:tab w:val="left" w:pos="5496"/>
-          <w:tab w:val="left" w:pos="6412"/>
-          <w:tab w:val="left" w:pos="7328"/>
-          <w:tab w:val="left" w:pos="8244"/>
-          <w:tab w:val="left" w:pos="9160"/>
-          <w:tab w:val="left" w:pos="10076"/>
-          <w:tab w:val="left" w:pos="10992"/>
-          <w:tab w:val="left" w:pos="11908"/>
-          <w:tab w:val="left" w:pos="12824"/>
-          <w:tab w:val="left" w:pos="13740"/>
-          <w:tab w:val="left" w:pos="14656"/>
-        </w:tabs>
+        <w:t>SSR renders pages on the server before sending HTML to the browser.</w:t>
+      </w:r>
+    </w:p>
+    <w:p>
+      <w:pPr>
+        <w:spacing w:before="100" w:beforeAutospacing="1" w:after="100" w:afterAutospacing="1" w:line="240" w:lineRule="auto"/>
+        <w:rPr>
+          <w:rFonts w:ascii="Times New Roman" w:eastAsia="Times New Roman" w:hAnsi="Times New Roman" w:cs="Times New Roman"/>
+          <w:sz w:val="24"/>
+          <w:szCs w:val="24"/>
+        </w:rPr>
+      </w:pPr>
+      <w:r>
+        <w:rPr>
+          <w:rFonts w:ascii="Times New Roman" w:eastAsia="Times New Roman" w:hAnsi="Times New Roman" w:cs="Times New Roman"/>
+          <w:sz w:val="24"/>
+          <w:szCs w:val="24"/>
+        </w:rPr>
+        <w:t>Advantages:</w:t>
+      </w:r>
+    </w:p>
+    <w:p>
+      <w:pPr>
+        <w:numPr>
+          <w:ilvl w:val="0"/>
+          <w:numId w:val="15"/>
+        </w:numPr>
+        <w:spacing w:before="100" w:beforeAutospacing="1" w:after="100" w:afterAutospacing="1" w:line="240" w:lineRule="auto"/>
+        <w:rPr>
+          <w:rFonts w:ascii="Times New Roman" w:eastAsia="Times New Roman" w:hAnsi="Times New Roman" w:cs="Times New Roman"/>
+          <w:sz w:val="24"/>
+          <w:szCs w:val="24"/>
+        </w:rPr>
+      </w:pPr>
+      <w:r>
+        <w:rPr>
+          <w:rFonts w:ascii="Times New Roman" w:eastAsia="Times New Roman" w:hAnsi="Times New Roman" w:cs="Times New Roman"/>
+          <w:sz w:val="24"/>
+          <w:szCs w:val="24"/>
+        </w:rPr>
+        <w:t>Better SEO</w:t>
+      </w:r>
+    </w:p>
+    <w:p>
+      <w:pPr>
+        <w:numPr>
+          <w:ilvl w:val="0"/>
+          <w:numId w:val="15"/>
+        </w:numPr>
+        <w:spacing w:before="100" w:beforeAutospacing="1" w:after="100" w:afterAutospacing="1" w:line="240" w:lineRule="auto"/>
+        <w:rPr>
+          <w:rFonts w:ascii="Times New Roman" w:eastAsia="Times New Roman" w:hAnsi="Times New Roman" w:cs="Times New Roman"/>
+          <w:sz w:val="24"/>
+          <w:szCs w:val="24"/>
+        </w:rPr>
+      </w:pPr>
+      <w:r>
+        <w:rPr>
+          <w:rFonts w:ascii="Times New Roman" w:eastAsia="Times New Roman" w:hAnsi="Times New Roman" w:cs="Times New Roman"/>
+          <w:sz w:val="24"/>
+          <w:szCs w:val="24"/>
+        </w:rPr>
+        <w:t>Faster initial content display</w:t>
+      </w:r>
+    </w:p>
+    <w:p>
+      <w:pPr>
+        <w:numPr>
+          <w:ilvl w:val="0"/>
+          <w:numId w:val="15"/>
+        </w:numPr>
+        <w:spacing w:before="100" w:beforeAutospacing="1" w:after="100" w:afterAutospacing="1" w:line="240" w:lineRule="auto"/>
+        <w:rPr>
+          <w:rFonts w:ascii="Times New Roman" w:eastAsia="Times New Roman" w:hAnsi="Times New Roman" w:cs="Times New Roman"/>
+          <w:sz w:val="24"/>
+          <w:szCs w:val="24"/>
+        </w:rPr>
+      </w:pPr>
+      <w:r>
+        <w:rPr>
+          <w:rFonts w:ascii="Times New Roman" w:eastAsia="Times New Roman" w:hAnsi="Times New Roman" w:cs="Times New Roman"/>
+          <w:sz w:val="24"/>
+          <w:szCs w:val="24"/>
+        </w:rPr>
+        <w:t>Improved social sharing</w:t>
+      </w:r>
+    </w:p>
+    <w:p>
+      <w:pPr>
+        <w:spacing w:before="100" w:beforeAutospacing="1" w:after="100" w:afterAutospacing="1" w:line="240" w:lineRule="auto"/>
+        <w:rPr>
+          <w:rFonts w:ascii="Times New Roman" w:eastAsia="Times New Roman" w:hAnsi="Times New Roman" w:cs="Times New Roman"/>
+          <w:sz w:val="24"/>
+          <w:szCs w:val="24"/>
+        </w:rPr>
+      </w:pPr>
+      <w:r>
+        <w:rPr>
+          <w:rFonts w:ascii="Times New Roman" w:eastAsia="Times New Roman" w:hAnsi="Times New Roman" w:cs="Times New Roman"/>
+          <w:sz w:val="24"/>
+          <w:szCs w:val="24"/>
+        </w:rPr>
+        <w:t>Disadvantages:</w:t>
+      </w:r>
+    </w:p>
+    <w:p>
+      <w:pPr>
+        <w:numPr>
+          <w:ilvl w:val="0"/>
+          <w:numId w:val="16"/>
+        </w:numPr>
+        <w:spacing w:before="100" w:beforeAutospacing="1" w:after="100" w:afterAutospacing="1" w:line="240" w:lineRule="auto"/>
+        <w:rPr>
+          <w:rFonts w:ascii="Times New Roman" w:eastAsia="Times New Roman" w:hAnsi="Times New Roman" w:cs="Times New Roman"/>
+          <w:sz w:val="24"/>
+          <w:szCs w:val="24"/>
+        </w:rPr>
+      </w:pPr>
+      <w:r>
+        <w:rPr>
+          <w:rFonts w:ascii="Times New Roman" w:eastAsia="Times New Roman" w:hAnsi="Times New Roman" w:cs="Times New Roman"/>
+          <w:sz w:val="24"/>
+          <w:szCs w:val="24"/>
+        </w:rPr>
+        <w:t>Increased server load</w:t>
+      </w:r>
+    </w:p>
+    <w:p>
+      <w:pPr>
+        <w:numPr>
+          <w:ilvl w:val="0"/>
+          <w:numId w:val="16"/>
+        </w:numPr>
+        <w:spacing w:before="100" w:beforeAutospacing="1" w:after="100" w:afterAutospacing="1" w:line="240" w:lineRule="auto"/>
+        <w:rPr>
+          <w:rFonts w:ascii="Times New Roman" w:eastAsia="Times New Roman" w:hAnsi="Times New Roman" w:cs="Times New Roman"/>
+          <w:sz w:val="24"/>
+          <w:szCs w:val="24"/>
+        </w:rPr>
+      </w:pPr>
+      <w:r>
+        <w:rPr>
+          <w:rFonts w:ascii="Times New Roman" w:eastAsia="Times New Roman" w:hAnsi="Times New Roman" w:cs="Times New Roman"/>
+          <w:sz w:val="24"/>
+          <w:szCs w:val="24"/>
+        </w:rPr>
+        <w:t>More complexity</w:t>
+      </w:r>
+    </w:p>
+    <w:p>
+      <w:pPr>
         <w:spacing w:after="0" w:line="240" w:lineRule="auto"/>
         <w:rPr>
-          <w:rFonts w:ascii="Courier New" w:eastAsia="Times New Roman" w:hAnsi="Courier New" w:cs="Courier New"/>
-          <w:sz w:val="20"/>
-          <w:szCs w:val="20"/>
-        </w:rPr>
-      </w:pPr>
-      <w:r>
-        <w:rPr>
-          <w:rFonts w:ascii="Courier New" w:eastAsia="Times New Roman" w:hAnsi="Courier New" w:cs="Courier New"/>
-          <w:sz w:val="20"/>
-          <w:szCs w:val="20"/>
-        </w:rPr>
-        <w:t>&lt;input value</w:t>
-      </w:r>
-      <w:proofErr w:type="gramStart"/>
-      <w:r>
-        <w:rPr>
-          <w:rFonts w:ascii="Courier New" w:eastAsia="Times New Roman" w:hAnsi="Courier New" w:cs="Courier New"/>
-          <w:sz w:val="20"/>
-          <w:szCs w:val="20"/>
-        </w:rPr>
-        <w:t>={</w:t>
-      </w:r>
-      <w:proofErr w:type="gramEnd"/>
-      <w:r>
-        <w:rPr>
-          <w:rFonts w:ascii="Courier New" w:eastAsia="Times New Roman" w:hAnsi="Courier New" w:cs="Courier New"/>
-          <w:sz w:val="20"/>
-          <w:szCs w:val="20"/>
-        </w:rPr>
-        <w:t xml:space="preserve">name} </w:t>
-      </w:r>
-      <w:proofErr w:type="spellStart"/>
-      <w:r>
-        <w:rPr>
-          <w:rFonts w:ascii="Courier New" w:eastAsia="Times New Roman" w:hAnsi="Courier New" w:cs="Courier New"/>
-          <w:sz w:val="20"/>
-          <w:szCs w:val="20"/>
-        </w:rPr>
-        <w:t>onChange</w:t>
-      </w:r>
-      <w:proofErr w:type="spellEnd"/>
-      <w:r>
-        <w:rPr>
-          <w:rFonts w:ascii="Courier New" w:eastAsia="Times New Roman" w:hAnsi="Courier New" w:cs="Courier New"/>
-          <w:sz w:val="20"/>
-          <w:szCs w:val="20"/>
-        </w:rPr>
-        <w:t>={</w:t>
-      </w:r>
-      <w:proofErr w:type="spellStart"/>
-      <w:r>
-        <w:rPr>
-          <w:rFonts w:ascii="Courier New" w:eastAsia="Times New Roman" w:hAnsi="Courier New" w:cs="Courier New"/>
-          <w:sz w:val="20"/>
-          <w:szCs w:val="20"/>
-        </w:rPr>
-        <w:t>handleChange</w:t>
-      </w:r>
-      <w:proofErr w:type="spellEnd"/>
-      <w:r>
-        <w:rPr>
-          <w:rFonts w:ascii="Courier New" w:eastAsia="Times New Roman" w:hAnsi="Courier New" w:cs="Courier New"/>
-          <w:sz w:val="20"/>
-          <w:szCs w:val="20"/>
-        </w:rPr>
-        <w:t>} /&gt;</w:t>
-      </w:r>
-    </w:p>
-    <w:p>
-      <w:pPr>
-        <w:spacing w:before="100" w:beforeAutospacing="1" w:after="100" w:afterAutospacing="1" w:line="240" w:lineRule="auto"/>
-        <w:rPr>
-          <w:rFonts w:ascii="Times New Roman" w:eastAsia="Times New Roman" w:hAnsi="Times New Roman" w:cs="Times New Roman"/>
-          <w:sz w:val="24"/>
-          <w:szCs w:val="24"/>
-        </w:rPr>
-      </w:pPr>
-      <w:r>
-        <w:rPr>
-          <w:rFonts w:ascii="Times New Roman" w:eastAsia="Times New Roman" w:hAnsi="Times New Roman" w:cs="Times New Roman"/>
-          <w:sz w:val="24"/>
-          <w:szCs w:val="24"/>
-        </w:rPr>
-        <w:t>State is managed by React.</w:t>
-      </w:r>
-    </w:p>
-    <w:p>
-      <w:pPr>
-        <w:spacing w:before="100" w:beforeAutospacing="1" w:after="100" w:afterAutospacing="1" w:line="240" w:lineRule="auto"/>
-        <w:rPr>
-          <w:rFonts w:ascii="Times New Roman" w:eastAsia="Times New Roman" w:hAnsi="Times New Roman" w:cs="Times New Roman"/>
-          <w:sz w:val="24"/>
-          <w:szCs w:val="24"/>
-        </w:rPr>
-      </w:pPr>
-      <w:r>
-        <w:rPr>
-          <w:rFonts w:ascii="Times New Roman" w:eastAsia="Times New Roman" w:hAnsi="Times New Roman" w:cs="Times New Roman"/>
-          <w:sz w:val="24"/>
-          <w:szCs w:val="24"/>
-        </w:rPr>
-        <w:t>Uncontrolled:</w:t>
-      </w:r>
-    </w:p>
-    <w:p>
-      <w:pPr>
-        <w:tabs>
-          <w:tab w:val="left" w:pos="916"/>
-          <w:tab w:val="left" w:pos="1832"/>
-          <w:tab w:val="left" w:pos="2748"/>
-          <w:tab w:val="left" w:pos="3664"/>
-          <w:tab w:val="left" w:pos="4580"/>
-          <w:tab w:val="left" w:pos="5496"/>
-          <w:tab w:val="left" w:pos="6412"/>
-          <w:tab w:val="left" w:pos="7328"/>
-          <w:tab w:val="left" w:pos="8244"/>
-          <w:tab w:val="left" w:pos="9160"/>
-          <w:tab w:val="left" w:pos="10076"/>
-          <w:tab w:val="left" w:pos="10992"/>
-          <w:tab w:val="left" w:pos="11908"/>
-          <w:tab w:val="left" w:pos="12824"/>
-          <w:tab w:val="left" w:pos="13740"/>
-          <w:tab w:val="left" w:pos="14656"/>
-        </w:tabs>
-        <w:spacing w:after="0" w:line="240" w:lineRule="auto"/>
-        <w:rPr>
-          <w:rFonts w:ascii="Courier New" w:eastAsia="Times New Roman" w:hAnsi="Courier New" w:cs="Courier New"/>
-          <w:sz w:val="20"/>
-          <w:szCs w:val="20"/>
-        </w:rPr>
-      </w:pPr>
-      <w:r>
-        <w:rPr>
-          <w:rFonts w:ascii="Courier New" w:eastAsia="Times New Roman" w:hAnsi="Courier New" w:cs="Courier New"/>
-          <w:sz w:val="20"/>
-          <w:szCs w:val="20"/>
-        </w:rPr>
-        <w:t>&lt;input ref</w:t>
-      </w:r>
-      <w:proofErr w:type="gramStart"/>
-      <w:r>
-        <w:rPr>
-          <w:rFonts w:ascii="Courier New" w:eastAsia="Times New Roman" w:hAnsi="Courier New" w:cs="Courier New"/>
-          <w:sz w:val="20"/>
-          <w:szCs w:val="20"/>
-        </w:rPr>
-        <w:t>={</w:t>
-      </w:r>
-      <w:proofErr w:type="spellStart"/>
-      <w:proofErr w:type="gramEnd"/>
-      <w:r>
-        <w:rPr>
-          <w:rFonts w:ascii="Courier New" w:eastAsia="Times New Roman" w:hAnsi="Courier New" w:cs="Courier New"/>
-          <w:sz w:val="20"/>
-          <w:szCs w:val="20"/>
-        </w:rPr>
-        <w:t>inputRef</w:t>
-      </w:r>
-      <w:proofErr w:type="spellEnd"/>
-      <w:r>
-        <w:rPr>
-          <w:rFonts w:ascii="Courier New" w:eastAsia="Times New Roman" w:hAnsi="Courier New" w:cs="Courier New"/>
-          <w:sz w:val="20"/>
-          <w:szCs w:val="20"/>
-        </w:rPr>
-        <w:t>} /&gt;</w:t>
-      </w:r>
-    </w:p>
-    <w:p>
-      <w:pPr>
-        <w:spacing w:before="100" w:beforeAutospacing="1" w:after="100" w:afterAutospacing="1" w:line="240" w:lineRule="auto"/>
-        <w:rPr>
-          <w:rFonts w:ascii="Times New Roman" w:eastAsia="Times New Roman" w:hAnsi="Times New Roman" w:cs="Times New Roman"/>
-          <w:sz w:val="24"/>
-          <w:szCs w:val="24"/>
-        </w:rPr>
-      </w:pPr>
-      <w:r>
-        <w:rPr>
-          <w:rFonts w:ascii="Times New Roman" w:eastAsia="Times New Roman" w:hAnsi="Times New Roman" w:cs="Times New Roman"/>
-          <w:sz w:val="24"/>
-          <w:szCs w:val="24"/>
-        </w:rPr>
-        <w:t>State is managed by the DOM.</w:t>
-      </w:r>
-    </w:p>
-    <w:p>
-      <w:pPr>
-        <w:spacing w:before="100" w:beforeAutospacing="1" w:after="100" w:afterAutospacing="1" w:line="240" w:lineRule="auto"/>
-        <w:rPr>
-          <w:rFonts w:ascii="Times New Roman" w:eastAsia="Times New Roman" w:hAnsi="Times New Roman" w:cs="Times New Roman"/>
-          <w:sz w:val="24"/>
-          <w:szCs w:val="24"/>
-        </w:rPr>
-      </w:pPr>
-      <w:r>
-        <w:rPr>
-          <w:rFonts w:ascii="Times New Roman" w:eastAsia="Times New Roman" w:hAnsi="Times New Roman" w:cs="Times New Roman"/>
-          <w:sz w:val="24"/>
-          <w:szCs w:val="24"/>
-        </w:rPr>
-        <w:t>Controlled components are generally preferred.</w:t>
-      </w:r>
-    </w:p>
-    <w:p>
-      <w:pPr>
-        <w:spacing w:after="0" w:line="240" w:lineRule="auto"/>
-        <w:rPr>
           <w:rFonts w:ascii="Times New Roman" w:eastAsia="Times New Roman" w:hAnsi="Times New Roman" w:cs="Times New Roman"/>
           <w:sz w:val="24"/>
           <w:szCs w:val="24"/>
@@ -3366,7 +4667,7 @@
           <w:szCs w:val="24"/>
         </w:rPr>
         <w:pict>
-          <v:rect id="_x0000_i1037" style="width:0;height:1.5pt" o:hralign="center" o:hrstd="t" o:hr="t" fillcolor="#a0a0a0" stroked="f"/>
+          <v:rect id="_x0000_i1047" style="width:0;height:1.5pt" o:hralign="center" o:hrstd="t" o:hr="t" fillcolor="#a0a0a0" stroked="f"/>
         </w:pict>
       </w:r>
     </w:p>
@@ -3392,7 +4693,7 @@
           <w:sz w:val="48"/>
           <w:szCs w:val="48"/>
         </w:rPr>
-        <w:t>13. What is prop drilling?</w:t>
+        <w:t>23. What is the difference between SSR, CSR, and SSG?</w:t>
       </w:r>
     </w:p>
     <w:p>
@@ -3430,32 +4731,14 @@
           <w:sz w:val="24"/>
           <w:szCs w:val="24"/>
         </w:rPr>
-        <w:t>Prop drilling occurs when data is passed through multiple levels of components that do not use the data themselves.</w:t>
-      </w:r>
-    </w:p>
-    <w:p>
-      <w:pPr>
-        <w:spacing w:before="100" w:beforeAutospacing="1" w:after="100" w:afterAutospacing="1" w:line="240" w:lineRule="auto"/>
-        <w:rPr>
-          <w:rFonts w:ascii="Times New Roman" w:eastAsia="Times New Roman" w:hAnsi="Times New Roman" w:cs="Times New Roman"/>
-          <w:sz w:val="24"/>
-          <w:szCs w:val="24"/>
-        </w:rPr>
-      </w:pPr>
-      <w:r>
-        <w:rPr>
-          <w:rFonts w:ascii="Times New Roman" w:eastAsia="Times New Roman" w:hAnsi="Times New Roman" w:cs="Times New Roman"/>
-          <w:sz w:val="24"/>
-          <w:szCs w:val="24"/>
-        </w:rPr>
-        <w:t>Solutions:</w:t>
+        <w:t>CSR:</w:t>
       </w:r>
     </w:p>
     <w:p>
       <w:pPr>
         <w:numPr>
           <w:ilvl w:val="0"/>
-          <w:numId w:val="10"/>
+          <w:numId w:val="17"/>
         </w:numPr>
         <w:spacing w:before="100" w:beforeAutospacing="1" w:after="100" w:afterAutospacing="1" w:line="240" w:lineRule="auto"/>
         <w:rPr>
@@ -3470,14 +4753,14 @@
           <w:sz w:val="24"/>
           <w:szCs w:val="24"/>
         </w:rPr>
-        <w:t>Context API</w:t>
+        <w:t>Rendered in browser</w:t>
       </w:r>
     </w:p>
     <w:p>
       <w:pPr>
         <w:numPr>
           <w:ilvl w:val="0"/>
-          <w:numId w:val="10"/>
+          <w:numId w:val="17"/>
         </w:numPr>
         <w:spacing w:before="100" w:beforeAutospacing="1" w:after="100" w:afterAutospacing="1" w:line="240" w:lineRule="auto"/>
         <w:rPr>
@@ -3486,22 +4769,20 @@
           <w:szCs w:val="24"/>
         </w:rPr>
       </w:pPr>
-      <w:proofErr w:type="spellStart"/>
-      <w:r>
-        <w:rPr>
-          <w:rFonts w:ascii="Times New Roman" w:eastAsia="Times New Roman" w:hAnsi="Times New Roman" w:cs="Times New Roman"/>
-          <w:sz w:val="24"/>
-          <w:szCs w:val="24"/>
-        </w:rPr>
-        <w:t>Redux</w:t>
-      </w:r>
-      <w:proofErr w:type="spellEnd"/>
+      <w:r>
+        <w:rPr>
+          <w:rFonts w:ascii="Times New Roman" w:eastAsia="Times New Roman" w:hAnsi="Times New Roman" w:cs="Times New Roman"/>
+          <w:sz w:val="24"/>
+          <w:szCs w:val="24"/>
+        </w:rPr>
+        <w:t>Slower first load</w:t>
+      </w:r>
     </w:p>
     <w:p>
       <w:pPr>
         <w:numPr>
           <w:ilvl w:val="0"/>
-          <w:numId w:val="10"/>
+          <w:numId w:val="17"/>
         </w:numPr>
         <w:spacing w:before="100" w:beforeAutospacing="1" w:after="100" w:afterAutospacing="1" w:line="240" w:lineRule="auto"/>
         <w:rPr>
@@ -3510,22 +4791,38 @@
           <w:szCs w:val="24"/>
         </w:rPr>
       </w:pPr>
-      <w:proofErr w:type="spellStart"/>
-      <w:r>
-        <w:rPr>
-          <w:rFonts w:ascii="Times New Roman" w:eastAsia="Times New Roman" w:hAnsi="Times New Roman" w:cs="Times New Roman"/>
-          <w:sz w:val="24"/>
-          <w:szCs w:val="24"/>
-        </w:rPr>
-        <w:t>Zustand</w:t>
-      </w:r>
-      <w:proofErr w:type="spellEnd"/>
+      <w:r>
+        <w:rPr>
+          <w:rFonts w:ascii="Times New Roman" w:eastAsia="Times New Roman" w:hAnsi="Times New Roman" w:cs="Times New Roman"/>
+          <w:sz w:val="24"/>
+          <w:szCs w:val="24"/>
+        </w:rPr>
+        <w:t>Rich interactivity</w:t>
+      </w:r>
+    </w:p>
+    <w:p>
+      <w:pPr>
+        <w:spacing w:before="100" w:beforeAutospacing="1" w:after="100" w:afterAutospacing="1" w:line="240" w:lineRule="auto"/>
+        <w:rPr>
+          <w:rFonts w:ascii="Times New Roman" w:eastAsia="Times New Roman" w:hAnsi="Times New Roman" w:cs="Times New Roman"/>
+          <w:sz w:val="24"/>
+          <w:szCs w:val="24"/>
+        </w:rPr>
+      </w:pPr>
+      <w:r>
+        <w:rPr>
+          <w:rFonts w:ascii="Times New Roman" w:eastAsia="Times New Roman" w:hAnsi="Times New Roman" w:cs="Times New Roman"/>
+          <w:sz w:val="24"/>
+          <w:szCs w:val="24"/>
+        </w:rPr>
+        <w:t>SSR:</w:t>
+      </w:r>
     </w:p>
     <w:p>
       <w:pPr>
         <w:numPr>
           <w:ilvl w:val="0"/>
-          <w:numId w:val="10"/>
+          <w:numId w:val="18"/>
         </w:numPr>
         <w:spacing w:before="100" w:beforeAutospacing="1" w:after="100" w:afterAutospacing="1" w:line="240" w:lineRule="auto"/>
         <w:rPr>
@@ -3540,7 +4837,114 @@
           <w:sz w:val="24"/>
           <w:szCs w:val="24"/>
         </w:rPr>
-        <w:t>Recoil</w:t>
+        <w:t>Rendered on server</w:t>
+      </w:r>
+    </w:p>
+    <w:p>
+      <w:pPr>
+        <w:numPr>
+          <w:ilvl w:val="0"/>
+          <w:numId w:val="18"/>
+        </w:numPr>
+        <w:spacing w:before="100" w:beforeAutospacing="1" w:after="100" w:afterAutospacing="1" w:line="240" w:lineRule="auto"/>
+        <w:rPr>
+          <w:rFonts w:ascii="Times New Roman" w:eastAsia="Times New Roman" w:hAnsi="Times New Roman" w:cs="Times New Roman"/>
+          <w:sz w:val="24"/>
+          <w:szCs w:val="24"/>
+        </w:rPr>
+      </w:pPr>
+      <w:r>
+        <w:rPr>
+          <w:rFonts w:ascii="Times New Roman" w:eastAsia="Times New Roman" w:hAnsi="Times New Roman" w:cs="Times New Roman"/>
+          <w:sz w:val="24"/>
+          <w:szCs w:val="24"/>
+        </w:rPr>
+        <w:t>Better SEO</w:t>
+      </w:r>
+    </w:p>
+    <w:p>
+      <w:pPr>
+        <w:spacing w:before="100" w:beforeAutospacing="1" w:after="100" w:afterAutospacing="1" w:line="240" w:lineRule="auto"/>
+        <w:rPr>
+          <w:rFonts w:ascii="Times New Roman" w:eastAsia="Times New Roman" w:hAnsi="Times New Roman" w:cs="Times New Roman"/>
+          <w:sz w:val="24"/>
+          <w:szCs w:val="24"/>
+        </w:rPr>
+      </w:pPr>
+      <w:r>
+        <w:rPr>
+          <w:rFonts w:ascii="Times New Roman" w:eastAsia="Times New Roman" w:hAnsi="Times New Roman" w:cs="Times New Roman"/>
+          <w:sz w:val="24"/>
+          <w:szCs w:val="24"/>
+        </w:rPr>
+        <w:lastRenderedPageBreak/>
+        <w:t>SSG:</w:t>
+      </w:r>
+    </w:p>
+    <w:p>
+      <w:pPr>
+        <w:numPr>
+          <w:ilvl w:val="0"/>
+          <w:numId w:val="19"/>
+        </w:numPr>
+        <w:spacing w:before="100" w:beforeAutospacing="1" w:after="100" w:afterAutospacing="1" w:line="240" w:lineRule="auto"/>
+        <w:rPr>
+          <w:rFonts w:ascii="Times New Roman" w:eastAsia="Times New Roman" w:hAnsi="Times New Roman" w:cs="Times New Roman"/>
+          <w:sz w:val="24"/>
+          <w:szCs w:val="24"/>
+        </w:rPr>
+      </w:pPr>
+      <w:r>
+        <w:rPr>
+          <w:rFonts w:ascii="Times New Roman" w:eastAsia="Times New Roman" w:hAnsi="Times New Roman" w:cs="Times New Roman"/>
+          <w:sz w:val="24"/>
+          <w:szCs w:val="24"/>
+        </w:rPr>
+        <w:t>Generated at build time</w:t>
+      </w:r>
+    </w:p>
+    <w:p>
+      <w:pPr>
+        <w:numPr>
+          <w:ilvl w:val="0"/>
+          <w:numId w:val="19"/>
+        </w:numPr>
+        <w:spacing w:before="100" w:beforeAutospacing="1" w:after="100" w:afterAutospacing="1" w:line="240" w:lineRule="auto"/>
+        <w:rPr>
+          <w:rFonts w:ascii="Times New Roman" w:eastAsia="Times New Roman" w:hAnsi="Times New Roman" w:cs="Times New Roman"/>
+          <w:sz w:val="24"/>
+          <w:szCs w:val="24"/>
+        </w:rPr>
+      </w:pPr>
+      <w:r>
+        <w:rPr>
+          <w:rFonts w:ascii="Times New Roman" w:eastAsia="Times New Roman" w:hAnsi="Times New Roman" w:cs="Times New Roman"/>
+          <w:sz w:val="24"/>
+          <w:szCs w:val="24"/>
+        </w:rPr>
+        <w:t>Fastest performance</w:t>
+      </w:r>
+    </w:p>
+    <w:p>
+      <w:pPr>
+        <w:numPr>
+          <w:ilvl w:val="0"/>
+          <w:numId w:val="19"/>
+        </w:numPr>
+        <w:spacing w:before="100" w:beforeAutospacing="1" w:after="100" w:afterAutospacing="1" w:line="240" w:lineRule="auto"/>
+        <w:rPr>
+          <w:rFonts w:ascii="Times New Roman" w:eastAsia="Times New Roman" w:hAnsi="Times New Roman" w:cs="Times New Roman"/>
+          <w:sz w:val="24"/>
+          <w:szCs w:val="24"/>
+        </w:rPr>
+      </w:pPr>
+      <w:r>
+        <w:rPr>
+          <w:rFonts w:ascii="Times New Roman" w:eastAsia="Times New Roman" w:hAnsi="Times New Roman" w:cs="Times New Roman"/>
+          <w:sz w:val="24"/>
+          <w:szCs w:val="24"/>
+        </w:rPr>
+        <w:t>Ideal for static content</w:t>
       </w:r>
     </w:p>
     <w:p>
@@ -3559,7 +4963,7 @@
           <w:szCs w:val="24"/>
         </w:rPr>
         <w:pict>
-          <v:rect id="_x0000_i1038" style="width:0;height:1.5pt" o:hralign="center" o:hrstd="t" o:hr="t" fillcolor="#a0a0a0" stroked="f"/>
+          <v:rect id="_x0000_i1048" style="width:0;height:1.5pt" o:hralign="center" o:hrstd="t" o:hr="t" fillcolor="#a0a0a0" stroked="f"/>
         </w:pict>
       </w:r>
     </w:p>
@@ -3585,7 +4989,7 @@
           <w:sz w:val="48"/>
           <w:szCs w:val="48"/>
         </w:rPr>
-        <w:t>14. What is reconciliation?</w:t>
+        <w:t>24. How do you handle global state in React?</w:t>
       </w:r>
     </w:p>
     <w:p>
@@ -3605,7 +5009,6 @@
           <w:sz w:val="24"/>
           <w:szCs w:val="24"/>
         </w:rPr>
-        <w:lastRenderedPageBreak/>
         <w:t>Answer:</w:t>
       </w:r>
     </w:p>
@@ -3624,8 +5027,44 @@
           <w:sz w:val="24"/>
           <w:szCs w:val="24"/>
         </w:rPr>
-        <w:t xml:space="preserve">Reconciliation is </w:t>
-      </w:r>
+        <w:t>Common solutions:</w:t>
+      </w:r>
+    </w:p>
+    <w:p>
+      <w:pPr>
+        <w:numPr>
+          <w:ilvl w:val="0"/>
+          <w:numId w:val="20"/>
+        </w:numPr>
+        <w:spacing w:before="100" w:beforeAutospacing="1" w:after="100" w:afterAutospacing="1" w:line="240" w:lineRule="auto"/>
+        <w:rPr>
+          <w:rFonts w:ascii="Times New Roman" w:eastAsia="Times New Roman" w:hAnsi="Times New Roman" w:cs="Times New Roman"/>
+          <w:sz w:val="24"/>
+          <w:szCs w:val="24"/>
+        </w:rPr>
+      </w:pPr>
+      <w:r>
+        <w:rPr>
+          <w:rFonts w:ascii="Times New Roman" w:eastAsia="Times New Roman" w:hAnsi="Times New Roman" w:cs="Times New Roman"/>
+          <w:sz w:val="24"/>
+          <w:szCs w:val="24"/>
+        </w:rPr>
+        <w:t>Context API</w:t>
+      </w:r>
+    </w:p>
+    <w:p>
+      <w:pPr>
+        <w:numPr>
+          <w:ilvl w:val="0"/>
+          <w:numId w:val="20"/>
+        </w:numPr>
+        <w:spacing w:before="100" w:beforeAutospacing="1" w:after="100" w:afterAutospacing="1" w:line="240" w:lineRule="auto"/>
+        <w:rPr>
+          <w:rFonts w:ascii="Times New Roman" w:eastAsia="Times New Roman" w:hAnsi="Times New Roman" w:cs="Times New Roman"/>
+          <w:sz w:val="24"/>
+          <w:szCs w:val="24"/>
+        </w:rPr>
+      </w:pPr>
       <w:proofErr w:type="spellStart"/>
       <w:r>
         <w:rPr>
@@ -3633,7 +5072,7 @@
           <w:sz w:val="24"/>
           <w:szCs w:val="24"/>
         </w:rPr>
-        <w:t>React's</w:t>
+        <w:t>Redux</w:t>
       </w:r>
       <w:proofErr w:type="spellEnd"/>
       <w:r>
@@ -3642,7 +5081,113 @@
           <w:sz w:val="24"/>
           <w:szCs w:val="24"/>
         </w:rPr>
-        <w:t xml:space="preserve"> process of comparing the previous Virtual DOM tree with the new one and determining the minimum number of updates required for the actual DOM.</w:t>
+        <w:t xml:space="preserve"> Toolkit</w:t>
+      </w:r>
+    </w:p>
+    <w:p>
+      <w:pPr>
+        <w:numPr>
+          <w:ilvl w:val="0"/>
+          <w:numId w:val="20"/>
+        </w:numPr>
+        <w:spacing w:before="100" w:beforeAutospacing="1" w:after="100" w:afterAutospacing="1" w:line="240" w:lineRule="auto"/>
+        <w:rPr>
+          <w:rFonts w:ascii="Times New Roman" w:eastAsia="Times New Roman" w:hAnsi="Times New Roman" w:cs="Times New Roman"/>
+          <w:sz w:val="24"/>
+          <w:szCs w:val="24"/>
+        </w:rPr>
+      </w:pPr>
+      <w:proofErr w:type="spellStart"/>
+      <w:r>
+        <w:rPr>
+          <w:rFonts w:ascii="Times New Roman" w:eastAsia="Times New Roman" w:hAnsi="Times New Roman" w:cs="Times New Roman"/>
+          <w:sz w:val="24"/>
+          <w:szCs w:val="24"/>
+        </w:rPr>
+        <w:t>Zustand</w:t>
+      </w:r>
+      <w:proofErr w:type="spellEnd"/>
+    </w:p>
+    <w:p>
+      <w:pPr>
+        <w:numPr>
+          <w:ilvl w:val="0"/>
+          <w:numId w:val="20"/>
+        </w:numPr>
+        <w:spacing w:before="100" w:beforeAutospacing="1" w:after="100" w:afterAutospacing="1" w:line="240" w:lineRule="auto"/>
+        <w:rPr>
+          <w:rFonts w:ascii="Times New Roman" w:eastAsia="Times New Roman" w:hAnsi="Times New Roman" w:cs="Times New Roman"/>
+          <w:sz w:val="24"/>
+          <w:szCs w:val="24"/>
+        </w:rPr>
+      </w:pPr>
+      <w:r>
+        <w:rPr>
+          <w:rFonts w:ascii="Times New Roman" w:eastAsia="Times New Roman" w:hAnsi="Times New Roman" w:cs="Times New Roman"/>
+          <w:sz w:val="24"/>
+          <w:szCs w:val="24"/>
+        </w:rPr>
+        <w:t>Recoil</w:t>
+      </w:r>
+    </w:p>
+    <w:p>
+      <w:pPr>
+        <w:numPr>
+          <w:ilvl w:val="0"/>
+          <w:numId w:val="20"/>
+        </w:numPr>
+        <w:spacing w:before="100" w:beforeAutospacing="1" w:after="100" w:afterAutospacing="1" w:line="240" w:lineRule="auto"/>
+        <w:rPr>
+          <w:rFonts w:ascii="Times New Roman" w:eastAsia="Times New Roman" w:hAnsi="Times New Roman" w:cs="Times New Roman"/>
+          <w:sz w:val="24"/>
+          <w:szCs w:val="24"/>
+        </w:rPr>
+      </w:pPr>
+      <w:proofErr w:type="spellStart"/>
+      <w:r>
+        <w:rPr>
+          <w:rFonts w:ascii="Times New Roman" w:eastAsia="Times New Roman" w:hAnsi="Times New Roman" w:cs="Times New Roman"/>
+          <w:sz w:val="24"/>
+          <w:szCs w:val="24"/>
+        </w:rPr>
+        <w:t>Jotai</w:t>
+      </w:r>
+      <w:proofErr w:type="spellEnd"/>
+    </w:p>
+    <w:p>
+      <w:pPr>
+        <w:spacing w:before="100" w:beforeAutospacing="1" w:after="100" w:afterAutospacing="1" w:line="240" w:lineRule="auto"/>
+        <w:rPr>
+          <w:rFonts w:ascii="Times New Roman" w:eastAsia="Times New Roman" w:hAnsi="Times New Roman" w:cs="Times New Roman"/>
+          <w:sz w:val="24"/>
+          <w:szCs w:val="24"/>
+        </w:rPr>
+      </w:pPr>
+      <w:r>
+        <w:rPr>
+          <w:rFonts w:ascii="Times New Roman" w:eastAsia="Times New Roman" w:hAnsi="Times New Roman" w:cs="Times New Roman"/>
+          <w:sz w:val="24"/>
+          <w:szCs w:val="24"/>
+        </w:rPr>
+        <w:t xml:space="preserve">For enterprise applications, </w:t>
+      </w:r>
+      <w:proofErr w:type="spellStart"/>
+      <w:r>
+        <w:rPr>
+          <w:rFonts w:ascii="Times New Roman" w:eastAsia="Times New Roman" w:hAnsi="Times New Roman" w:cs="Times New Roman"/>
+          <w:sz w:val="24"/>
+          <w:szCs w:val="24"/>
+        </w:rPr>
+        <w:t>Redux</w:t>
+      </w:r>
+      <w:proofErr w:type="spellEnd"/>
+      <w:r>
+        <w:rPr>
+          <w:rFonts w:ascii="Times New Roman" w:eastAsia="Times New Roman" w:hAnsi="Times New Roman" w:cs="Times New Roman"/>
+          <w:sz w:val="24"/>
+          <w:szCs w:val="24"/>
+        </w:rPr>
+        <w:t xml:space="preserve"> Toolkit is often preferred due to predictable state management.</w:t>
       </w:r>
     </w:p>
     <w:p>
@@ -3661,7 +5206,7 @@
           <w:szCs w:val="24"/>
         </w:rPr>
         <w:pict>
-          <v:rect id="_x0000_i1039" style="width:0;height:1.5pt" o:hralign="center" o:hrstd="t" o:hr="t" fillcolor="#a0a0a0" stroked="f"/>
+          <v:rect id="_x0000_i1049" style="width:0;height:1.5pt" o:hralign="center" o:hrstd="t" o:hr="t" fillcolor="#a0a0a0" stroked="f"/>
         </w:pict>
       </w:r>
     </w:p>
@@ -3678,7 +5223,6 @@
           <w:szCs w:val="48"/>
         </w:rPr>
       </w:pPr>
-      <w:proofErr w:type="gramStart"/>
       <w:r>
         <w:rPr>
           <w:rFonts w:ascii="Times New Roman" w:eastAsia="Times New Roman" w:hAnsi="Times New Roman" w:cs="Times New Roman"/>
@@ -3688,9 +5232,9 @@
           <w:sz w:val="48"/>
           <w:szCs w:val="48"/>
         </w:rPr>
-        <w:t>15. Why are keys important in React</w:t>
-      </w:r>
-      <w:proofErr w:type="gramEnd"/>
+        <w:t xml:space="preserve">25. What is </w:t>
+      </w:r>
+      <w:proofErr w:type="spellStart"/>
       <w:r>
         <w:rPr>
           <w:rFonts w:ascii="Times New Roman" w:eastAsia="Times New Roman" w:hAnsi="Times New Roman" w:cs="Times New Roman"/>
@@ -3700,235 +5244,10 @@
           <w:sz w:val="48"/>
           <w:szCs w:val="48"/>
         </w:rPr>
-        <w:t xml:space="preserve"> lists?</w:t>
-      </w:r>
-    </w:p>
-    <w:p>
-      <w:pPr>
-        <w:spacing w:before="100" w:beforeAutospacing="1" w:after="100" w:afterAutospacing="1" w:line="240" w:lineRule="auto"/>
-        <w:rPr>
-          <w:rFonts w:ascii="Times New Roman" w:eastAsia="Times New Roman" w:hAnsi="Times New Roman" w:cs="Times New Roman"/>
-          <w:sz w:val="24"/>
-          <w:szCs w:val="24"/>
-        </w:rPr>
-      </w:pPr>
-      <w:r>
-        <w:rPr>
-          <w:rFonts w:ascii="Times New Roman" w:eastAsia="Times New Roman" w:hAnsi="Times New Roman" w:cs="Times New Roman"/>
-          <w:b/>
-          <w:bCs/>
-          <w:sz w:val="24"/>
-          <w:szCs w:val="24"/>
-        </w:rPr>
-        <w:t>Answer:</w:t>
-      </w:r>
-    </w:p>
-    <w:p>
-      <w:pPr>
-        <w:spacing w:before="100" w:beforeAutospacing="1" w:after="100" w:afterAutospacing="1" w:line="240" w:lineRule="auto"/>
-        <w:rPr>
-          <w:rFonts w:ascii="Times New Roman" w:eastAsia="Times New Roman" w:hAnsi="Times New Roman" w:cs="Times New Roman"/>
-          <w:sz w:val="24"/>
-          <w:szCs w:val="24"/>
-        </w:rPr>
-      </w:pPr>
-      <w:r>
-        <w:rPr>
-          <w:rFonts w:ascii="Times New Roman" w:eastAsia="Times New Roman" w:hAnsi="Times New Roman" w:cs="Times New Roman"/>
-          <w:sz w:val="24"/>
-          <w:szCs w:val="24"/>
-        </w:rPr>
-        <w:t>Keys help React identify elements efficiently.</w:t>
-      </w:r>
-    </w:p>
-    <w:p>
-      <w:pPr>
-        <w:tabs>
-          <w:tab w:val="left" w:pos="916"/>
-          <w:tab w:val="left" w:pos="1832"/>
-          <w:tab w:val="left" w:pos="2748"/>
-          <w:tab w:val="left" w:pos="3664"/>
-          <w:tab w:val="left" w:pos="4580"/>
-          <w:tab w:val="left" w:pos="5496"/>
-          <w:tab w:val="left" w:pos="6412"/>
-          <w:tab w:val="left" w:pos="7328"/>
-          <w:tab w:val="left" w:pos="8244"/>
-          <w:tab w:val="left" w:pos="9160"/>
-          <w:tab w:val="left" w:pos="10076"/>
-          <w:tab w:val="left" w:pos="10992"/>
-          <w:tab w:val="left" w:pos="11908"/>
-          <w:tab w:val="left" w:pos="12824"/>
-          <w:tab w:val="left" w:pos="13740"/>
-          <w:tab w:val="left" w:pos="14656"/>
-        </w:tabs>
-        <w:spacing w:after="0" w:line="240" w:lineRule="auto"/>
-        <w:rPr>
-          <w:rFonts w:ascii="Courier New" w:eastAsia="Times New Roman" w:hAnsi="Courier New" w:cs="Courier New"/>
-          <w:sz w:val="20"/>
-          <w:szCs w:val="20"/>
-        </w:rPr>
-      </w:pPr>
-      <w:proofErr w:type="spellStart"/>
-      <w:proofErr w:type="gramStart"/>
-      <w:r>
-        <w:rPr>
-          <w:rFonts w:ascii="Courier New" w:eastAsia="Times New Roman" w:hAnsi="Courier New" w:cs="Courier New"/>
-          <w:sz w:val="20"/>
-          <w:szCs w:val="20"/>
-        </w:rPr>
-        <w:t>users.map</w:t>
+        <w:t>Redux</w:t>
       </w:r>
       <w:proofErr w:type="spellEnd"/>
       <w:r>
-        <w:rPr>
-          <w:rFonts w:ascii="Courier New" w:eastAsia="Times New Roman" w:hAnsi="Courier New" w:cs="Courier New"/>
-          <w:sz w:val="20"/>
-          <w:szCs w:val="20"/>
-        </w:rPr>
-        <w:t>(</w:t>
-      </w:r>
-      <w:proofErr w:type="gramEnd"/>
-      <w:r>
-        <w:rPr>
-          <w:rFonts w:ascii="Courier New" w:eastAsia="Times New Roman" w:hAnsi="Courier New" w:cs="Courier New"/>
-          <w:sz w:val="20"/>
-          <w:szCs w:val="20"/>
-        </w:rPr>
-        <w:t>user =&gt; (</w:t>
-      </w:r>
-    </w:p>
-    <w:p>
-      <w:pPr>
-        <w:tabs>
-          <w:tab w:val="left" w:pos="916"/>
-          <w:tab w:val="left" w:pos="1832"/>
-          <w:tab w:val="left" w:pos="2748"/>
-          <w:tab w:val="left" w:pos="3664"/>
-          <w:tab w:val="left" w:pos="4580"/>
-          <w:tab w:val="left" w:pos="5496"/>
-          <w:tab w:val="left" w:pos="6412"/>
-          <w:tab w:val="left" w:pos="7328"/>
-          <w:tab w:val="left" w:pos="8244"/>
-          <w:tab w:val="left" w:pos="9160"/>
-          <w:tab w:val="left" w:pos="10076"/>
-          <w:tab w:val="left" w:pos="10992"/>
-          <w:tab w:val="left" w:pos="11908"/>
-          <w:tab w:val="left" w:pos="12824"/>
-          <w:tab w:val="left" w:pos="13740"/>
-          <w:tab w:val="left" w:pos="14656"/>
-        </w:tabs>
-        <w:spacing w:after="0" w:line="240" w:lineRule="auto"/>
-        <w:rPr>
-          <w:rFonts w:ascii="Courier New" w:eastAsia="Times New Roman" w:hAnsi="Courier New" w:cs="Courier New"/>
-          <w:sz w:val="20"/>
-          <w:szCs w:val="20"/>
-        </w:rPr>
-      </w:pPr>
-      <w:r>
-        <w:rPr>
-          <w:rFonts w:ascii="Courier New" w:eastAsia="Times New Roman" w:hAnsi="Courier New" w:cs="Courier New"/>
-          <w:sz w:val="20"/>
-          <w:szCs w:val="20"/>
-        </w:rPr>
-        <w:t xml:space="preserve">  &lt;User key</w:t>
-      </w:r>
-      <w:proofErr w:type="gramStart"/>
-      <w:r>
-        <w:rPr>
-          <w:rFonts w:ascii="Courier New" w:eastAsia="Times New Roman" w:hAnsi="Courier New" w:cs="Courier New"/>
-          <w:sz w:val="20"/>
-          <w:szCs w:val="20"/>
-        </w:rPr>
-        <w:t>={</w:t>
-      </w:r>
-      <w:proofErr w:type="gramEnd"/>
-      <w:r>
-        <w:rPr>
-          <w:rFonts w:ascii="Courier New" w:eastAsia="Times New Roman" w:hAnsi="Courier New" w:cs="Courier New"/>
-          <w:sz w:val="20"/>
-          <w:szCs w:val="20"/>
-        </w:rPr>
-        <w:t>user.id} /&gt;</w:t>
-      </w:r>
-    </w:p>
-    <w:p>
-      <w:pPr>
-        <w:tabs>
-          <w:tab w:val="left" w:pos="916"/>
-          <w:tab w:val="left" w:pos="1832"/>
-          <w:tab w:val="left" w:pos="2748"/>
-          <w:tab w:val="left" w:pos="3664"/>
-          <w:tab w:val="left" w:pos="4580"/>
-          <w:tab w:val="left" w:pos="5496"/>
-          <w:tab w:val="left" w:pos="6412"/>
-          <w:tab w:val="left" w:pos="7328"/>
-          <w:tab w:val="left" w:pos="8244"/>
-          <w:tab w:val="left" w:pos="9160"/>
-          <w:tab w:val="left" w:pos="10076"/>
-          <w:tab w:val="left" w:pos="10992"/>
-          <w:tab w:val="left" w:pos="11908"/>
-          <w:tab w:val="left" w:pos="12824"/>
-          <w:tab w:val="left" w:pos="13740"/>
-          <w:tab w:val="left" w:pos="14656"/>
-        </w:tabs>
-        <w:spacing w:after="0" w:line="240" w:lineRule="auto"/>
-        <w:rPr>
-          <w:rFonts w:ascii="Courier New" w:eastAsia="Times New Roman" w:hAnsi="Courier New" w:cs="Courier New"/>
-          <w:sz w:val="20"/>
-          <w:szCs w:val="20"/>
-        </w:rPr>
-      </w:pPr>
-      <w:r>
-        <w:rPr>
-          <w:rFonts w:ascii="Courier New" w:eastAsia="Times New Roman" w:hAnsi="Courier New" w:cs="Courier New"/>
-          <w:sz w:val="20"/>
-          <w:szCs w:val="20"/>
-        </w:rPr>
-        <w:t>));</w:t>
-      </w:r>
-    </w:p>
-    <w:p>
-      <w:pPr>
-        <w:spacing w:before="100" w:beforeAutospacing="1" w:after="100" w:afterAutospacing="1" w:line="240" w:lineRule="auto"/>
-        <w:rPr>
-          <w:rFonts w:ascii="Times New Roman" w:eastAsia="Times New Roman" w:hAnsi="Times New Roman" w:cs="Times New Roman"/>
-          <w:sz w:val="24"/>
-          <w:szCs w:val="24"/>
-        </w:rPr>
-      </w:pPr>
-      <w:r>
-        <w:rPr>
-          <w:rFonts w:ascii="Times New Roman" w:eastAsia="Times New Roman" w:hAnsi="Times New Roman" w:cs="Times New Roman"/>
-          <w:sz w:val="24"/>
-          <w:szCs w:val="24"/>
-        </w:rPr>
-        <w:t>Using indexes as keys may cause bugs during insertions and deletions.</w:t>
-      </w:r>
-    </w:p>
-    <w:p>
-      <w:pPr>
-        <w:spacing w:after="0" w:line="240" w:lineRule="auto"/>
-        <w:rPr>
-          <w:rFonts w:ascii="Times New Roman" w:eastAsia="Times New Roman" w:hAnsi="Times New Roman" w:cs="Times New Roman"/>
-          <w:sz w:val="24"/>
-          <w:szCs w:val="24"/>
-        </w:rPr>
-      </w:pPr>
-      <w:r>
-        <w:rPr>
-          <w:rFonts w:ascii="Times New Roman" w:eastAsia="Times New Roman" w:hAnsi="Times New Roman" w:cs="Times New Roman"/>
-          <w:sz w:val="24"/>
-          <w:szCs w:val="24"/>
-        </w:rPr>
-        <w:pict>
-          <v:rect id="_x0000_i1040" style="width:0;height:1.5pt" o:hralign="center" o:hrstd="t" o:hr="t" fillcolor="#a0a0a0" stroked="f"/>
-        </w:pict>
-      </w:r>
-    </w:p>
-    <w:p>
-      <w:pPr>
-        <w:spacing w:before="100" w:beforeAutospacing="1" w:after="100" w:afterAutospacing="1" w:line="240" w:lineRule="auto"/>
-        <w:outlineLvl w:val="0"/>
         <w:rPr>
           <w:rFonts w:ascii="Times New Roman" w:eastAsia="Times New Roman" w:hAnsi="Times New Roman" w:cs="Times New Roman"/>
           <w:b/>
@@ -3937,8 +5256,275 @@
           <w:sz w:val="48"/>
           <w:szCs w:val="48"/>
         </w:rPr>
-      </w:pPr>
-      <w:r>
+        <w:t xml:space="preserve"> Toolkit and why is it preferred?</w:t>
+      </w:r>
+    </w:p>
+    <w:p>
+      <w:pPr>
+        <w:spacing w:before="100" w:beforeAutospacing="1" w:after="100" w:afterAutospacing="1" w:line="240" w:lineRule="auto"/>
+        <w:rPr>
+          <w:rFonts w:ascii="Times New Roman" w:eastAsia="Times New Roman" w:hAnsi="Times New Roman" w:cs="Times New Roman"/>
+          <w:sz w:val="24"/>
+          <w:szCs w:val="24"/>
+        </w:rPr>
+      </w:pPr>
+      <w:r>
+        <w:rPr>
+          <w:rFonts w:ascii="Times New Roman" w:eastAsia="Times New Roman" w:hAnsi="Times New Roman" w:cs="Times New Roman"/>
+          <w:b/>
+          <w:bCs/>
+          <w:sz w:val="24"/>
+          <w:szCs w:val="24"/>
+        </w:rPr>
+        <w:t>Answer:</w:t>
+      </w:r>
+    </w:p>
+    <w:p>
+      <w:pPr>
+        <w:spacing w:before="100" w:beforeAutospacing="1" w:after="100" w:afterAutospacing="1" w:line="240" w:lineRule="auto"/>
+        <w:rPr>
+          <w:rFonts w:ascii="Times New Roman" w:eastAsia="Times New Roman" w:hAnsi="Times New Roman" w:cs="Times New Roman"/>
+          <w:sz w:val="24"/>
+          <w:szCs w:val="24"/>
+        </w:rPr>
+      </w:pPr>
+      <w:proofErr w:type="spellStart"/>
+      <w:r>
+        <w:rPr>
+          <w:rFonts w:ascii="Times New Roman" w:eastAsia="Times New Roman" w:hAnsi="Times New Roman" w:cs="Times New Roman"/>
+          <w:sz w:val="24"/>
+          <w:szCs w:val="24"/>
+        </w:rPr>
+        <w:t>Redux</w:t>
+      </w:r>
+      <w:proofErr w:type="spellEnd"/>
+      <w:r>
+        <w:rPr>
+          <w:rFonts w:ascii="Times New Roman" w:eastAsia="Times New Roman" w:hAnsi="Times New Roman" w:cs="Times New Roman"/>
+          <w:sz w:val="24"/>
+          <w:szCs w:val="24"/>
+        </w:rPr>
+        <w:t xml:space="preserve"> Toolkit simplifies </w:t>
+      </w:r>
+      <w:proofErr w:type="spellStart"/>
+      <w:proofErr w:type="gramStart"/>
+      <w:r>
+        <w:rPr>
+          <w:rFonts w:ascii="Times New Roman" w:eastAsia="Times New Roman" w:hAnsi="Times New Roman" w:cs="Times New Roman"/>
+          <w:sz w:val="24"/>
+          <w:szCs w:val="24"/>
+        </w:rPr>
+        <w:t>Redux</w:t>
+      </w:r>
+      <w:proofErr w:type="spellEnd"/>
+      <w:proofErr w:type="gramEnd"/>
+      <w:r>
+        <w:rPr>
+          <w:rFonts w:ascii="Times New Roman" w:eastAsia="Times New Roman" w:hAnsi="Times New Roman" w:cs="Times New Roman"/>
+          <w:sz w:val="24"/>
+          <w:szCs w:val="24"/>
+        </w:rPr>
+        <w:t xml:space="preserve"> development.</w:t>
+      </w:r>
+    </w:p>
+    <w:p>
+      <w:pPr>
+        <w:spacing w:before="100" w:beforeAutospacing="1" w:after="100" w:afterAutospacing="1" w:line="240" w:lineRule="auto"/>
+        <w:rPr>
+          <w:rFonts w:ascii="Times New Roman" w:eastAsia="Times New Roman" w:hAnsi="Times New Roman" w:cs="Times New Roman"/>
+          <w:sz w:val="24"/>
+          <w:szCs w:val="24"/>
+        </w:rPr>
+      </w:pPr>
+      <w:r>
+        <w:rPr>
+          <w:rFonts w:ascii="Times New Roman" w:eastAsia="Times New Roman" w:hAnsi="Times New Roman" w:cs="Times New Roman"/>
+          <w:sz w:val="24"/>
+          <w:szCs w:val="24"/>
+        </w:rPr>
+        <w:t>Features:</w:t>
+      </w:r>
+    </w:p>
+    <w:p>
+      <w:pPr>
+        <w:numPr>
+          <w:ilvl w:val="0"/>
+          <w:numId w:val="21"/>
+        </w:numPr>
+        <w:spacing w:before="100" w:beforeAutospacing="1" w:after="100" w:afterAutospacing="1" w:line="240" w:lineRule="auto"/>
+        <w:rPr>
+          <w:rFonts w:ascii="Times New Roman" w:eastAsia="Times New Roman" w:hAnsi="Times New Roman" w:cs="Times New Roman"/>
+          <w:sz w:val="24"/>
+          <w:szCs w:val="24"/>
+        </w:rPr>
+      </w:pPr>
+      <w:proofErr w:type="spellStart"/>
+      <w:r>
+        <w:rPr>
+          <w:rFonts w:ascii="Times New Roman" w:eastAsia="Times New Roman" w:hAnsi="Times New Roman" w:cs="Times New Roman"/>
+          <w:sz w:val="24"/>
+          <w:szCs w:val="24"/>
+        </w:rPr>
+        <w:t>configureStore</w:t>
+      </w:r>
+      <w:proofErr w:type="spellEnd"/>
+    </w:p>
+    <w:p>
+      <w:pPr>
+        <w:numPr>
+          <w:ilvl w:val="0"/>
+          <w:numId w:val="21"/>
+        </w:numPr>
+        <w:spacing w:before="100" w:beforeAutospacing="1" w:after="100" w:afterAutospacing="1" w:line="240" w:lineRule="auto"/>
+        <w:rPr>
+          <w:rFonts w:ascii="Times New Roman" w:eastAsia="Times New Roman" w:hAnsi="Times New Roman" w:cs="Times New Roman"/>
+          <w:sz w:val="24"/>
+          <w:szCs w:val="24"/>
+        </w:rPr>
+      </w:pPr>
+      <w:proofErr w:type="spellStart"/>
+      <w:r>
+        <w:rPr>
+          <w:rFonts w:ascii="Times New Roman" w:eastAsia="Times New Roman" w:hAnsi="Times New Roman" w:cs="Times New Roman"/>
+          <w:sz w:val="24"/>
+          <w:szCs w:val="24"/>
+        </w:rPr>
+        <w:t>createSlice</w:t>
+      </w:r>
+      <w:proofErr w:type="spellEnd"/>
+    </w:p>
+    <w:p>
+      <w:pPr>
+        <w:numPr>
+          <w:ilvl w:val="0"/>
+          <w:numId w:val="21"/>
+        </w:numPr>
+        <w:spacing w:before="100" w:beforeAutospacing="1" w:after="100" w:afterAutospacing="1" w:line="240" w:lineRule="auto"/>
+        <w:rPr>
+          <w:rFonts w:ascii="Times New Roman" w:eastAsia="Times New Roman" w:hAnsi="Times New Roman" w:cs="Times New Roman"/>
+          <w:sz w:val="24"/>
+          <w:szCs w:val="24"/>
+        </w:rPr>
+      </w:pPr>
+      <w:proofErr w:type="spellStart"/>
+      <w:r>
+        <w:rPr>
+          <w:rFonts w:ascii="Times New Roman" w:eastAsia="Times New Roman" w:hAnsi="Times New Roman" w:cs="Times New Roman"/>
+          <w:sz w:val="24"/>
+          <w:szCs w:val="24"/>
+        </w:rPr>
+        <w:t>createAsyncThunk</w:t>
+      </w:r>
+      <w:proofErr w:type="spellEnd"/>
+    </w:p>
+    <w:p>
+      <w:pPr>
+        <w:spacing w:before="100" w:beforeAutospacing="1" w:after="100" w:afterAutospacing="1" w:line="240" w:lineRule="auto"/>
+        <w:rPr>
+          <w:rFonts w:ascii="Times New Roman" w:eastAsia="Times New Roman" w:hAnsi="Times New Roman" w:cs="Times New Roman"/>
+          <w:sz w:val="24"/>
+          <w:szCs w:val="24"/>
+        </w:rPr>
+      </w:pPr>
+      <w:r>
+        <w:rPr>
+          <w:rFonts w:ascii="Times New Roman" w:eastAsia="Times New Roman" w:hAnsi="Times New Roman" w:cs="Times New Roman"/>
+          <w:sz w:val="24"/>
+          <w:szCs w:val="24"/>
+        </w:rPr>
+        <w:t>Benefits:</w:t>
+      </w:r>
+    </w:p>
+    <w:p>
+      <w:pPr>
+        <w:numPr>
+          <w:ilvl w:val="0"/>
+          <w:numId w:val="22"/>
+        </w:numPr>
+        <w:spacing w:before="100" w:beforeAutospacing="1" w:after="100" w:afterAutospacing="1" w:line="240" w:lineRule="auto"/>
+        <w:rPr>
+          <w:rFonts w:ascii="Times New Roman" w:eastAsia="Times New Roman" w:hAnsi="Times New Roman" w:cs="Times New Roman"/>
+          <w:sz w:val="24"/>
+          <w:szCs w:val="24"/>
+        </w:rPr>
+      </w:pPr>
+      <w:r>
+        <w:rPr>
+          <w:rFonts w:ascii="Times New Roman" w:eastAsia="Times New Roman" w:hAnsi="Times New Roman" w:cs="Times New Roman"/>
+          <w:sz w:val="24"/>
+          <w:szCs w:val="24"/>
+        </w:rPr>
+        <w:t>Less boilerplate</w:t>
+      </w:r>
+    </w:p>
+    <w:p>
+      <w:pPr>
+        <w:numPr>
+          <w:ilvl w:val="0"/>
+          <w:numId w:val="22"/>
+        </w:numPr>
+        <w:spacing w:before="100" w:beforeAutospacing="1" w:after="100" w:afterAutospacing="1" w:line="240" w:lineRule="auto"/>
+        <w:rPr>
+          <w:rFonts w:ascii="Times New Roman" w:eastAsia="Times New Roman" w:hAnsi="Times New Roman" w:cs="Times New Roman"/>
+          <w:sz w:val="24"/>
+          <w:szCs w:val="24"/>
+        </w:rPr>
+      </w:pPr>
+      <w:r>
+        <w:rPr>
+          <w:rFonts w:ascii="Times New Roman" w:eastAsia="Times New Roman" w:hAnsi="Times New Roman" w:cs="Times New Roman"/>
+          <w:sz w:val="24"/>
+          <w:szCs w:val="24"/>
+        </w:rPr>
+        <w:t>Better defaults</w:t>
+      </w:r>
+    </w:p>
+    <w:p>
+      <w:pPr>
+        <w:numPr>
+          <w:ilvl w:val="0"/>
+          <w:numId w:val="22"/>
+        </w:numPr>
+        <w:spacing w:before="100" w:beforeAutospacing="1" w:after="100" w:afterAutospacing="1" w:line="240" w:lineRule="auto"/>
+        <w:rPr>
+          <w:rFonts w:ascii="Times New Roman" w:eastAsia="Times New Roman" w:hAnsi="Times New Roman" w:cs="Times New Roman"/>
+          <w:sz w:val="24"/>
+          <w:szCs w:val="24"/>
+        </w:rPr>
+      </w:pPr>
+      <w:r>
+        <w:rPr>
+          <w:rFonts w:ascii="Times New Roman" w:eastAsia="Times New Roman" w:hAnsi="Times New Roman" w:cs="Times New Roman"/>
+          <w:sz w:val="24"/>
+          <w:szCs w:val="24"/>
+        </w:rPr>
+        <w:t>Easier maintenance</w:t>
+      </w:r>
+    </w:p>
+    <w:p>
+      <w:pPr>
+        <w:spacing w:after="0" w:line="240" w:lineRule="auto"/>
+        <w:rPr>
+          <w:rFonts w:ascii="Times New Roman" w:eastAsia="Times New Roman" w:hAnsi="Times New Roman" w:cs="Times New Roman"/>
+          <w:sz w:val="24"/>
+          <w:szCs w:val="24"/>
+        </w:rPr>
+      </w:pPr>
+      <w:r>
+        <w:rPr>
+          <w:rFonts w:ascii="Times New Roman" w:eastAsia="Times New Roman" w:hAnsi="Times New Roman" w:cs="Times New Roman"/>
+          <w:sz w:val="24"/>
+          <w:szCs w:val="24"/>
+        </w:rPr>
+        <w:pict>
+          <v:rect id="_x0000_i1050" style="width:0;height:1.5pt" o:hralign="center" o:hrstd="t" o:hr="t" fillcolor="#a0a0a0" stroked="f"/>
+        </w:pict>
+      </w:r>
+    </w:p>
+    <w:p>
+      <w:pPr>
+        <w:spacing w:before="100" w:beforeAutospacing="1" w:after="100" w:afterAutospacing="1" w:line="240" w:lineRule="auto"/>
+        <w:outlineLvl w:val="0"/>
         <w:rPr>
           <w:rFonts w:ascii="Times New Roman" w:eastAsia="Times New Roman" w:hAnsi="Times New Roman" w:cs="Times New Roman"/>
           <w:b/>
@@ -3947,195 +5533,8 @@
           <w:sz w:val="48"/>
           <w:szCs w:val="48"/>
         </w:rPr>
-        <w:t>16. Explain React Fiber.</w:t>
-      </w:r>
-    </w:p>
-    <w:p>
-      <w:pPr>
-        <w:spacing w:before="100" w:beforeAutospacing="1" w:after="100" w:afterAutospacing="1" w:line="240" w:lineRule="auto"/>
-        <w:rPr>
-          <w:rFonts w:ascii="Times New Roman" w:eastAsia="Times New Roman" w:hAnsi="Times New Roman" w:cs="Times New Roman"/>
-          <w:sz w:val="24"/>
-          <w:szCs w:val="24"/>
-        </w:rPr>
-      </w:pPr>
-      <w:r>
-        <w:rPr>
-          <w:rFonts w:ascii="Times New Roman" w:eastAsia="Times New Roman" w:hAnsi="Times New Roman" w:cs="Times New Roman"/>
-          <w:b/>
-          <w:bCs/>
-          <w:sz w:val="24"/>
-          <w:szCs w:val="24"/>
-        </w:rPr>
-        <w:t>Answer:</w:t>
-      </w:r>
-    </w:p>
-    <w:p>
-      <w:pPr>
-        <w:spacing w:before="100" w:beforeAutospacing="1" w:after="100" w:afterAutospacing="1" w:line="240" w:lineRule="auto"/>
-        <w:rPr>
-          <w:rFonts w:ascii="Times New Roman" w:eastAsia="Times New Roman" w:hAnsi="Times New Roman" w:cs="Times New Roman"/>
-          <w:sz w:val="24"/>
-          <w:szCs w:val="24"/>
-        </w:rPr>
-      </w:pPr>
-      <w:r>
-        <w:rPr>
-          <w:rFonts w:ascii="Times New Roman" w:eastAsia="Times New Roman" w:hAnsi="Times New Roman" w:cs="Times New Roman"/>
-          <w:sz w:val="24"/>
-          <w:szCs w:val="24"/>
-        </w:rPr>
-        <w:t xml:space="preserve">React Fiber is </w:t>
-      </w:r>
-      <w:proofErr w:type="spellStart"/>
-      <w:r>
-        <w:rPr>
-          <w:rFonts w:ascii="Times New Roman" w:eastAsia="Times New Roman" w:hAnsi="Times New Roman" w:cs="Times New Roman"/>
-          <w:sz w:val="24"/>
-          <w:szCs w:val="24"/>
-        </w:rPr>
-        <w:t>React's</w:t>
-      </w:r>
-      <w:proofErr w:type="spellEnd"/>
-      <w:r>
-        <w:rPr>
-          <w:rFonts w:ascii="Times New Roman" w:eastAsia="Times New Roman" w:hAnsi="Times New Roman" w:cs="Times New Roman"/>
-          <w:sz w:val="24"/>
-          <w:szCs w:val="24"/>
-        </w:rPr>
-        <w:t xml:space="preserve"> reconciliation engine introduced in React 16.</w:t>
-      </w:r>
-    </w:p>
-    <w:p>
-      <w:pPr>
-        <w:spacing w:before="100" w:beforeAutospacing="1" w:after="100" w:afterAutospacing="1" w:line="240" w:lineRule="auto"/>
-        <w:rPr>
-          <w:rFonts w:ascii="Times New Roman" w:eastAsia="Times New Roman" w:hAnsi="Times New Roman" w:cs="Times New Roman"/>
-          <w:sz w:val="24"/>
-          <w:szCs w:val="24"/>
-        </w:rPr>
-      </w:pPr>
-      <w:r>
-        <w:rPr>
-          <w:rFonts w:ascii="Times New Roman" w:eastAsia="Times New Roman" w:hAnsi="Times New Roman" w:cs="Times New Roman"/>
-          <w:sz w:val="24"/>
-          <w:szCs w:val="24"/>
-        </w:rPr>
-        <w:t>Benefits:</w:t>
-      </w:r>
-    </w:p>
-    <w:p>
-      <w:pPr>
-        <w:numPr>
-          <w:ilvl w:val="0"/>
-          <w:numId w:val="11"/>
-        </w:numPr>
-        <w:spacing w:before="100" w:beforeAutospacing="1" w:after="100" w:afterAutospacing="1" w:line="240" w:lineRule="auto"/>
-        <w:rPr>
-          <w:rFonts w:ascii="Times New Roman" w:eastAsia="Times New Roman" w:hAnsi="Times New Roman" w:cs="Times New Roman"/>
-          <w:sz w:val="24"/>
-          <w:szCs w:val="24"/>
-        </w:rPr>
-      </w:pPr>
-      <w:r>
-        <w:rPr>
-          <w:rFonts w:ascii="Times New Roman" w:eastAsia="Times New Roman" w:hAnsi="Times New Roman" w:cs="Times New Roman"/>
-          <w:sz w:val="24"/>
-          <w:szCs w:val="24"/>
-        </w:rPr>
-        <w:t>Incremental rendering</w:t>
-      </w:r>
-    </w:p>
-    <w:p>
-      <w:pPr>
-        <w:numPr>
-          <w:ilvl w:val="0"/>
-          <w:numId w:val="11"/>
-        </w:numPr>
-        <w:spacing w:before="100" w:beforeAutospacing="1" w:after="100" w:afterAutospacing="1" w:line="240" w:lineRule="auto"/>
-        <w:rPr>
-          <w:rFonts w:ascii="Times New Roman" w:eastAsia="Times New Roman" w:hAnsi="Times New Roman" w:cs="Times New Roman"/>
-          <w:sz w:val="24"/>
-          <w:szCs w:val="24"/>
-        </w:rPr>
-      </w:pPr>
-      <w:r>
-        <w:rPr>
-          <w:rFonts w:ascii="Times New Roman" w:eastAsia="Times New Roman" w:hAnsi="Times New Roman" w:cs="Times New Roman"/>
-          <w:sz w:val="24"/>
-          <w:szCs w:val="24"/>
-        </w:rPr>
-        <w:t>Better scheduling</w:t>
-      </w:r>
-    </w:p>
-    <w:p>
-      <w:pPr>
-        <w:numPr>
-          <w:ilvl w:val="0"/>
-          <w:numId w:val="11"/>
-        </w:numPr>
-        <w:spacing w:before="100" w:beforeAutospacing="1" w:after="100" w:afterAutospacing="1" w:line="240" w:lineRule="auto"/>
-        <w:rPr>
-          <w:rFonts w:ascii="Times New Roman" w:eastAsia="Times New Roman" w:hAnsi="Times New Roman" w:cs="Times New Roman"/>
-          <w:sz w:val="24"/>
-          <w:szCs w:val="24"/>
-        </w:rPr>
-      </w:pPr>
-      <w:r>
-        <w:rPr>
-          <w:rFonts w:ascii="Times New Roman" w:eastAsia="Times New Roman" w:hAnsi="Times New Roman" w:cs="Times New Roman"/>
-          <w:sz w:val="24"/>
-          <w:szCs w:val="24"/>
-        </w:rPr>
-        <w:t>Prioritized updates</w:t>
-      </w:r>
-    </w:p>
-    <w:p>
-      <w:pPr>
-        <w:numPr>
-          <w:ilvl w:val="0"/>
-          <w:numId w:val="11"/>
-        </w:numPr>
-        <w:spacing w:before="100" w:beforeAutospacing="1" w:after="100" w:afterAutospacing="1" w:line="240" w:lineRule="auto"/>
-        <w:rPr>
-          <w:rFonts w:ascii="Times New Roman" w:eastAsia="Times New Roman" w:hAnsi="Times New Roman" w:cs="Times New Roman"/>
-          <w:sz w:val="24"/>
-          <w:szCs w:val="24"/>
-        </w:rPr>
-      </w:pPr>
-      <w:r>
-        <w:rPr>
-          <w:rFonts w:ascii="Times New Roman" w:eastAsia="Times New Roman" w:hAnsi="Times New Roman" w:cs="Times New Roman"/>
-          <w:sz w:val="24"/>
-          <w:szCs w:val="24"/>
-        </w:rPr>
-        <w:t>Improved responsiveness</w:t>
-      </w:r>
-    </w:p>
-    <w:p>
-      <w:pPr>
-        <w:spacing w:after="0" w:line="240" w:lineRule="auto"/>
-        <w:rPr>
-          <w:rFonts w:ascii="Times New Roman" w:eastAsia="Times New Roman" w:hAnsi="Times New Roman" w:cs="Times New Roman"/>
-          <w:sz w:val="24"/>
-          <w:szCs w:val="24"/>
-        </w:rPr>
-      </w:pPr>
-      <w:r>
-        <w:rPr>
-          <w:rFonts w:ascii="Times New Roman" w:eastAsia="Times New Roman" w:hAnsi="Times New Roman" w:cs="Times New Roman"/>
-          <w:sz w:val="24"/>
-          <w:szCs w:val="24"/>
-        </w:rPr>
-        <w:pict>
-          <v:rect id="_x0000_i1041" style="width:0;height:1.5pt" o:hralign="center" o:hrstd="t" o:hr="t" fillcolor="#a0a0a0" stroked="f"/>
-        </w:pict>
-      </w:r>
-    </w:p>
-    <w:p>
-      <w:pPr>
-        <w:spacing w:before="100" w:beforeAutospacing="1" w:after="100" w:afterAutospacing="1" w:line="240" w:lineRule="auto"/>
-        <w:outlineLvl w:val="0"/>
+      </w:pPr>
+      <w:r>
         <w:rPr>
           <w:rFonts w:ascii="Times New Roman" w:eastAsia="Times New Roman" w:hAnsi="Times New Roman" w:cs="Times New Roman"/>
           <w:b/>
@@ -4144,8 +5543,250 @@
           <w:sz w:val="48"/>
           <w:szCs w:val="48"/>
         </w:rPr>
-      </w:pPr>
-      <w:r>
+        <w:t>26. How would you optimize a large React application?</w:t>
+      </w:r>
+    </w:p>
+    <w:p>
+      <w:pPr>
+        <w:spacing w:before="100" w:beforeAutospacing="1" w:after="100" w:afterAutospacing="1" w:line="240" w:lineRule="auto"/>
+        <w:rPr>
+          <w:rFonts w:ascii="Times New Roman" w:eastAsia="Times New Roman" w:hAnsi="Times New Roman" w:cs="Times New Roman"/>
+          <w:sz w:val="24"/>
+          <w:szCs w:val="24"/>
+        </w:rPr>
+      </w:pPr>
+      <w:r>
+        <w:rPr>
+          <w:rFonts w:ascii="Times New Roman" w:eastAsia="Times New Roman" w:hAnsi="Times New Roman" w:cs="Times New Roman"/>
+          <w:b/>
+          <w:bCs/>
+          <w:sz w:val="24"/>
+          <w:szCs w:val="24"/>
+        </w:rPr>
+        <w:lastRenderedPageBreak/>
+        <w:t>Answer:</w:t>
+      </w:r>
+    </w:p>
+    <w:p>
+      <w:pPr>
+        <w:spacing w:before="100" w:beforeAutospacing="1" w:after="100" w:afterAutospacing="1" w:line="240" w:lineRule="auto"/>
+        <w:rPr>
+          <w:rFonts w:ascii="Times New Roman" w:eastAsia="Times New Roman" w:hAnsi="Times New Roman" w:cs="Times New Roman"/>
+          <w:sz w:val="24"/>
+          <w:szCs w:val="24"/>
+        </w:rPr>
+      </w:pPr>
+      <w:r>
+        <w:rPr>
+          <w:rFonts w:ascii="Times New Roman" w:eastAsia="Times New Roman" w:hAnsi="Times New Roman" w:cs="Times New Roman"/>
+          <w:sz w:val="24"/>
+          <w:szCs w:val="24"/>
+        </w:rPr>
+        <w:t>Techniques include:</w:t>
+      </w:r>
+    </w:p>
+    <w:p>
+      <w:pPr>
+        <w:numPr>
+          <w:ilvl w:val="0"/>
+          <w:numId w:val="23"/>
+        </w:numPr>
+        <w:spacing w:before="100" w:beforeAutospacing="1" w:after="100" w:afterAutospacing="1" w:line="240" w:lineRule="auto"/>
+        <w:rPr>
+          <w:rFonts w:ascii="Times New Roman" w:eastAsia="Times New Roman" w:hAnsi="Times New Roman" w:cs="Times New Roman"/>
+          <w:sz w:val="24"/>
+          <w:szCs w:val="24"/>
+        </w:rPr>
+      </w:pPr>
+      <w:r>
+        <w:rPr>
+          <w:rFonts w:ascii="Times New Roman" w:eastAsia="Times New Roman" w:hAnsi="Times New Roman" w:cs="Times New Roman"/>
+          <w:sz w:val="24"/>
+          <w:szCs w:val="24"/>
+        </w:rPr>
+        <w:t>Code splitting</w:t>
+      </w:r>
+    </w:p>
+    <w:p>
+      <w:pPr>
+        <w:numPr>
+          <w:ilvl w:val="0"/>
+          <w:numId w:val="23"/>
+        </w:numPr>
+        <w:spacing w:before="100" w:beforeAutospacing="1" w:after="100" w:afterAutospacing="1" w:line="240" w:lineRule="auto"/>
+        <w:rPr>
+          <w:rFonts w:ascii="Times New Roman" w:eastAsia="Times New Roman" w:hAnsi="Times New Roman" w:cs="Times New Roman"/>
+          <w:sz w:val="24"/>
+          <w:szCs w:val="24"/>
+        </w:rPr>
+      </w:pPr>
+      <w:r>
+        <w:rPr>
+          <w:rFonts w:ascii="Times New Roman" w:eastAsia="Times New Roman" w:hAnsi="Times New Roman" w:cs="Times New Roman"/>
+          <w:sz w:val="24"/>
+          <w:szCs w:val="24"/>
+        </w:rPr>
+        <w:t>Lazy loading</w:t>
+      </w:r>
+    </w:p>
+    <w:p>
+      <w:pPr>
+        <w:numPr>
+          <w:ilvl w:val="0"/>
+          <w:numId w:val="23"/>
+        </w:numPr>
+        <w:spacing w:before="100" w:beforeAutospacing="1" w:after="100" w:afterAutospacing="1" w:line="240" w:lineRule="auto"/>
+        <w:rPr>
+          <w:rFonts w:ascii="Times New Roman" w:eastAsia="Times New Roman" w:hAnsi="Times New Roman" w:cs="Times New Roman"/>
+          <w:sz w:val="24"/>
+          <w:szCs w:val="24"/>
+        </w:rPr>
+      </w:pPr>
+      <w:proofErr w:type="spellStart"/>
+      <w:r>
+        <w:rPr>
+          <w:rFonts w:ascii="Times New Roman" w:eastAsia="Times New Roman" w:hAnsi="Times New Roman" w:cs="Times New Roman"/>
+          <w:sz w:val="24"/>
+          <w:szCs w:val="24"/>
+        </w:rPr>
+        <w:t>Memoization</w:t>
+      </w:r>
+      <w:proofErr w:type="spellEnd"/>
+    </w:p>
+    <w:p>
+      <w:pPr>
+        <w:numPr>
+          <w:ilvl w:val="0"/>
+          <w:numId w:val="23"/>
+        </w:numPr>
+        <w:spacing w:before="100" w:beforeAutospacing="1" w:after="100" w:afterAutospacing="1" w:line="240" w:lineRule="auto"/>
+        <w:rPr>
+          <w:rFonts w:ascii="Times New Roman" w:eastAsia="Times New Roman" w:hAnsi="Times New Roman" w:cs="Times New Roman"/>
+          <w:sz w:val="24"/>
+          <w:szCs w:val="24"/>
+        </w:rPr>
+      </w:pPr>
+      <w:r>
+        <w:rPr>
+          <w:rFonts w:ascii="Times New Roman" w:eastAsia="Times New Roman" w:hAnsi="Times New Roman" w:cs="Times New Roman"/>
+          <w:sz w:val="24"/>
+          <w:szCs w:val="24"/>
+        </w:rPr>
+        <w:t>Virtualization</w:t>
+      </w:r>
+    </w:p>
+    <w:p>
+      <w:pPr>
+        <w:numPr>
+          <w:ilvl w:val="0"/>
+          <w:numId w:val="23"/>
+        </w:numPr>
+        <w:spacing w:before="100" w:beforeAutospacing="1" w:after="100" w:afterAutospacing="1" w:line="240" w:lineRule="auto"/>
+        <w:rPr>
+          <w:rFonts w:ascii="Times New Roman" w:eastAsia="Times New Roman" w:hAnsi="Times New Roman" w:cs="Times New Roman"/>
+          <w:sz w:val="24"/>
+          <w:szCs w:val="24"/>
+        </w:rPr>
+      </w:pPr>
+      <w:r>
+        <w:rPr>
+          <w:rFonts w:ascii="Times New Roman" w:eastAsia="Times New Roman" w:hAnsi="Times New Roman" w:cs="Times New Roman"/>
+          <w:sz w:val="24"/>
+          <w:szCs w:val="24"/>
+        </w:rPr>
+        <w:t>Caching</w:t>
+      </w:r>
+    </w:p>
+    <w:p>
+      <w:pPr>
+        <w:numPr>
+          <w:ilvl w:val="0"/>
+          <w:numId w:val="23"/>
+        </w:numPr>
+        <w:spacing w:before="100" w:beforeAutospacing="1" w:after="100" w:afterAutospacing="1" w:line="240" w:lineRule="auto"/>
+        <w:rPr>
+          <w:rFonts w:ascii="Times New Roman" w:eastAsia="Times New Roman" w:hAnsi="Times New Roman" w:cs="Times New Roman"/>
+          <w:sz w:val="24"/>
+          <w:szCs w:val="24"/>
+        </w:rPr>
+      </w:pPr>
+      <w:r>
+        <w:rPr>
+          <w:rFonts w:ascii="Times New Roman" w:eastAsia="Times New Roman" w:hAnsi="Times New Roman" w:cs="Times New Roman"/>
+          <w:sz w:val="24"/>
+          <w:szCs w:val="24"/>
+        </w:rPr>
+        <w:t>Bundle analysis</w:t>
+      </w:r>
+    </w:p>
+    <w:p>
+      <w:pPr>
+        <w:numPr>
+          <w:ilvl w:val="0"/>
+          <w:numId w:val="23"/>
+        </w:numPr>
+        <w:spacing w:before="100" w:beforeAutospacing="1" w:after="100" w:afterAutospacing="1" w:line="240" w:lineRule="auto"/>
+        <w:rPr>
+          <w:rFonts w:ascii="Times New Roman" w:eastAsia="Times New Roman" w:hAnsi="Times New Roman" w:cs="Times New Roman"/>
+          <w:sz w:val="24"/>
+          <w:szCs w:val="24"/>
+        </w:rPr>
+      </w:pPr>
+      <w:r>
+        <w:rPr>
+          <w:rFonts w:ascii="Times New Roman" w:eastAsia="Times New Roman" w:hAnsi="Times New Roman" w:cs="Times New Roman"/>
+          <w:sz w:val="24"/>
+          <w:szCs w:val="24"/>
+        </w:rPr>
+        <w:t>Server-side rendering</w:t>
+      </w:r>
+    </w:p>
+    <w:p>
+      <w:pPr>
+        <w:numPr>
+          <w:ilvl w:val="0"/>
+          <w:numId w:val="23"/>
+        </w:numPr>
+        <w:spacing w:before="100" w:beforeAutospacing="1" w:after="100" w:afterAutospacing="1" w:line="240" w:lineRule="auto"/>
+        <w:rPr>
+          <w:rFonts w:ascii="Times New Roman" w:eastAsia="Times New Roman" w:hAnsi="Times New Roman" w:cs="Times New Roman"/>
+          <w:sz w:val="24"/>
+          <w:szCs w:val="24"/>
+        </w:rPr>
+      </w:pPr>
+      <w:r>
+        <w:rPr>
+          <w:rFonts w:ascii="Times New Roman" w:eastAsia="Times New Roman" w:hAnsi="Times New Roman" w:cs="Times New Roman"/>
+          <w:sz w:val="24"/>
+          <w:szCs w:val="24"/>
+        </w:rPr>
+        <w:t>Efficient state management</w:t>
+      </w:r>
+    </w:p>
+    <w:p>
+      <w:pPr>
+        <w:spacing w:after="0" w:line="240" w:lineRule="auto"/>
+        <w:rPr>
+          <w:rFonts w:ascii="Times New Roman" w:eastAsia="Times New Roman" w:hAnsi="Times New Roman" w:cs="Times New Roman"/>
+          <w:sz w:val="24"/>
+          <w:szCs w:val="24"/>
+        </w:rPr>
+      </w:pPr>
+      <w:r>
+        <w:rPr>
+          <w:rFonts w:ascii="Times New Roman" w:eastAsia="Times New Roman" w:hAnsi="Times New Roman" w:cs="Times New Roman"/>
+          <w:sz w:val="24"/>
+          <w:szCs w:val="24"/>
+        </w:rPr>
+        <w:pict>
+          <v:rect id="_x0000_i1051" style="width:0;height:1.5pt" o:hralign="center" o:hrstd="t" o:hr="t" fillcolor="#a0a0a0" stroked="f"/>
+        </w:pict>
+      </w:r>
+    </w:p>
+    <w:p>
+      <w:pPr>
+        <w:spacing w:before="100" w:beforeAutospacing="1" w:after="100" w:afterAutospacing="1" w:line="240" w:lineRule="auto"/>
+        <w:outlineLvl w:val="0"/>
         <w:rPr>
           <w:rFonts w:ascii="Times New Roman" w:eastAsia="Times New Roman" w:hAnsi="Times New Roman" w:cs="Times New Roman"/>
           <w:b/>
@@ -4154,156 +5795,8 @@
           <w:sz w:val="48"/>
           <w:szCs w:val="48"/>
         </w:rPr>
-        <w:t>17. What is Concurrent Rendering?</w:t>
-      </w:r>
-    </w:p>
-    <w:p>
-      <w:pPr>
-        <w:spacing w:before="100" w:beforeAutospacing="1" w:after="100" w:afterAutospacing="1" w:line="240" w:lineRule="auto"/>
-        <w:rPr>
-          <w:rFonts w:ascii="Times New Roman" w:eastAsia="Times New Roman" w:hAnsi="Times New Roman" w:cs="Times New Roman"/>
-          <w:sz w:val="24"/>
-          <w:szCs w:val="24"/>
-        </w:rPr>
-      </w:pPr>
-      <w:r>
-        <w:rPr>
-          <w:rFonts w:ascii="Times New Roman" w:eastAsia="Times New Roman" w:hAnsi="Times New Roman" w:cs="Times New Roman"/>
-          <w:b/>
-          <w:bCs/>
-          <w:sz w:val="24"/>
-          <w:szCs w:val="24"/>
-        </w:rPr>
-        <w:t>Answer:</w:t>
-      </w:r>
-    </w:p>
-    <w:p>
-      <w:pPr>
-        <w:spacing w:before="100" w:beforeAutospacing="1" w:after="100" w:afterAutospacing="1" w:line="240" w:lineRule="auto"/>
-        <w:rPr>
-          <w:rFonts w:ascii="Times New Roman" w:eastAsia="Times New Roman" w:hAnsi="Times New Roman" w:cs="Times New Roman"/>
-          <w:sz w:val="24"/>
-          <w:szCs w:val="24"/>
-        </w:rPr>
-      </w:pPr>
-      <w:r>
-        <w:rPr>
-          <w:rFonts w:ascii="Times New Roman" w:eastAsia="Times New Roman" w:hAnsi="Times New Roman" w:cs="Times New Roman"/>
-          <w:sz w:val="24"/>
-          <w:szCs w:val="24"/>
-        </w:rPr>
-        <w:t>Concurrent Rendering allows React to interrupt rendering work and prioritize more important updates.</w:t>
-      </w:r>
-    </w:p>
-    <w:p>
-      <w:pPr>
-        <w:spacing w:before="100" w:beforeAutospacing="1" w:after="100" w:afterAutospacing="1" w:line="240" w:lineRule="auto"/>
-        <w:rPr>
-          <w:rFonts w:ascii="Times New Roman" w:eastAsia="Times New Roman" w:hAnsi="Times New Roman" w:cs="Times New Roman"/>
-          <w:sz w:val="24"/>
-          <w:szCs w:val="24"/>
-        </w:rPr>
-      </w:pPr>
-      <w:r>
-        <w:rPr>
-          <w:rFonts w:ascii="Times New Roman" w:eastAsia="Times New Roman" w:hAnsi="Times New Roman" w:cs="Times New Roman"/>
-          <w:sz w:val="24"/>
-          <w:szCs w:val="24"/>
-        </w:rPr>
-        <w:t>Benefits:</w:t>
-      </w:r>
-    </w:p>
-    <w:p>
-      <w:pPr>
-        <w:numPr>
-          <w:ilvl w:val="0"/>
-          <w:numId w:val="12"/>
-        </w:numPr>
-        <w:spacing w:before="100" w:beforeAutospacing="1" w:after="100" w:afterAutospacing="1" w:line="240" w:lineRule="auto"/>
-        <w:rPr>
-          <w:rFonts w:ascii="Times New Roman" w:eastAsia="Times New Roman" w:hAnsi="Times New Roman" w:cs="Times New Roman"/>
-          <w:sz w:val="24"/>
-          <w:szCs w:val="24"/>
-        </w:rPr>
-      </w:pPr>
-      <w:r>
-        <w:rPr>
-          <w:rFonts w:ascii="Times New Roman" w:eastAsia="Times New Roman" w:hAnsi="Times New Roman" w:cs="Times New Roman"/>
-          <w:sz w:val="24"/>
-          <w:szCs w:val="24"/>
-        </w:rPr>
-        <w:lastRenderedPageBreak/>
-        <w:t>Smoother UI</w:t>
-      </w:r>
-    </w:p>
-    <w:p>
-      <w:pPr>
-        <w:numPr>
-          <w:ilvl w:val="0"/>
-          <w:numId w:val="12"/>
-        </w:numPr>
-        <w:spacing w:before="100" w:beforeAutospacing="1" w:after="100" w:afterAutospacing="1" w:line="240" w:lineRule="auto"/>
-        <w:rPr>
-          <w:rFonts w:ascii="Times New Roman" w:eastAsia="Times New Roman" w:hAnsi="Times New Roman" w:cs="Times New Roman"/>
-          <w:sz w:val="24"/>
-          <w:szCs w:val="24"/>
-        </w:rPr>
-      </w:pPr>
-      <w:r>
-        <w:rPr>
-          <w:rFonts w:ascii="Times New Roman" w:eastAsia="Times New Roman" w:hAnsi="Times New Roman" w:cs="Times New Roman"/>
-          <w:sz w:val="24"/>
-          <w:szCs w:val="24"/>
-        </w:rPr>
-        <w:t>Better responsiveness</w:t>
-      </w:r>
-    </w:p>
-    <w:p>
-      <w:pPr>
-        <w:numPr>
-          <w:ilvl w:val="0"/>
-          <w:numId w:val="12"/>
-        </w:numPr>
-        <w:spacing w:before="100" w:beforeAutospacing="1" w:after="100" w:afterAutospacing="1" w:line="240" w:lineRule="auto"/>
-        <w:rPr>
-          <w:rFonts w:ascii="Times New Roman" w:eastAsia="Times New Roman" w:hAnsi="Times New Roman" w:cs="Times New Roman"/>
-          <w:sz w:val="24"/>
-          <w:szCs w:val="24"/>
-        </w:rPr>
-      </w:pPr>
-      <w:r>
-        <w:rPr>
-          <w:rFonts w:ascii="Times New Roman" w:eastAsia="Times New Roman" w:hAnsi="Times New Roman" w:cs="Times New Roman"/>
-          <w:sz w:val="24"/>
-          <w:szCs w:val="24"/>
-        </w:rPr>
-        <w:t>Reduced blocking</w:t>
-      </w:r>
-    </w:p>
-    <w:p>
-      <w:pPr>
-        <w:spacing w:after="0" w:line="240" w:lineRule="auto"/>
-        <w:rPr>
-          <w:rFonts w:ascii="Times New Roman" w:eastAsia="Times New Roman" w:hAnsi="Times New Roman" w:cs="Times New Roman"/>
-          <w:sz w:val="24"/>
-          <w:szCs w:val="24"/>
-        </w:rPr>
-      </w:pPr>
-      <w:r>
-        <w:rPr>
-          <w:rFonts w:ascii="Times New Roman" w:eastAsia="Times New Roman" w:hAnsi="Times New Roman" w:cs="Times New Roman"/>
-          <w:sz w:val="24"/>
-          <w:szCs w:val="24"/>
-        </w:rPr>
-        <w:pict>
-          <v:rect id="_x0000_i1042" style="width:0;height:1.5pt" o:hralign="center" o:hrstd="t" o:hr="t" fillcolor="#a0a0a0" stroked="f"/>
-        </w:pict>
-      </w:r>
-    </w:p>
-    <w:p>
-      <w:pPr>
-        <w:spacing w:before="100" w:beforeAutospacing="1" w:after="100" w:afterAutospacing="1" w:line="240" w:lineRule="auto"/>
-        <w:outlineLvl w:val="0"/>
+      </w:pPr>
+      <w:r>
         <w:rPr>
           <w:rFonts w:ascii="Times New Roman" w:eastAsia="Times New Roman" w:hAnsi="Times New Roman" w:cs="Times New Roman"/>
           <w:b/>
@@ -4312,7 +5805,9 @@
           <w:sz w:val="48"/>
           <w:szCs w:val="48"/>
         </w:rPr>
-      </w:pPr>
+        <w:t>27. What is React Query (</w:t>
+      </w:r>
+      <w:proofErr w:type="spellStart"/>
       <w:r>
         <w:rPr>
           <w:rFonts w:ascii="Times New Roman" w:eastAsia="Times New Roman" w:hAnsi="Times New Roman" w:cs="Times New Roman"/>
@@ -4322,335 +5817,10 @@
           <w:sz w:val="48"/>
           <w:szCs w:val="48"/>
         </w:rPr>
-        <w:t>18. What are Higher-Order Components (HOCs)?</w:t>
-      </w:r>
-    </w:p>
-    <w:p>
-      <w:pPr>
-        <w:spacing w:before="100" w:beforeAutospacing="1" w:after="100" w:afterAutospacing="1" w:line="240" w:lineRule="auto"/>
-        <w:rPr>
-          <w:rFonts w:ascii="Times New Roman" w:eastAsia="Times New Roman" w:hAnsi="Times New Roman" w:cs="Times New Roman"/>
-          <w:sz w:val="24"/>
-          <w:szCs w:val="24"/>
-        </w:rPr>
-      </w:pPr>
-      <w:r>
-        <w:rPr>
-          <w:rFonts w:ascii="Times New Roman" w:eastAsia="Times New Roman" w:hAnsi="Times New Roman" w:cs="Times New Roman"/>
-          <w:b/>
-          <w:bCs/>
-          <w:sz w:val="24"/>
-          <w:szCs w:val="24"/>
-        </w:rPr>
-        <w:t>Answer:</w:t>
-      </w:r>
-    </w:p>
-    <w:p>
-      <w:pPr>
-        <w:spacing w:before="100" w:beforeAutospacing="1" w:after="100" w:afterAutospacing="1" w:line="240" w:lineRule="auto"/>
-        <w:rPr>
-          <w:rFonts w:ascii="Times New Roman" w:eastAsia="Times New Roman" w:hAnsi="Times New Roman" w:cs="Times New Roman"/>
-          <w:sz w:val="24"/>
-          <w:szCs w:val="24"/>
-        </w:rPr>
-      </w:pPr>
-      <w:r>
-        <w:rPr>
-          <w:rFonts w:ascii="Times New Roman" w:eastAsia="Times New Roman" w:hAnsi="Times New Roman" w:cs="Times New Roman"/>
-          <w:sz w:val="24"/>
-          <w:szCs w:val="24"/>
-        </w:rPr>
-        <w:t>A HOC is a function that takes a component and returns an enhanced component.</w:t>
-      </w:r>
-    </w:p>
-    <w:p>
-      <w:pPr>
-        <w:tabs>
-          <w:tab w:val="left" w:pos="916"/>
-          <w:tab w:val="left" w:pos="1832"/>
-          <w:tab w:val="left" w:pos="2748"/>
-          <w:tab w:val="left" w:pos="3664"/>
-          <w:tab w:val="left" w:pos="4580"/>
-          <w:tab w:val="left" w:pos="5496"/>
-          <w:tab w:val="left" w:pos="6412"/>
-          <w:tab w:val="left" w:pos="7328"/>
-          <w:tab w:val="left" w:pos="8244"/>
-          <w:tab w:val="left" w:pos="9160"/>
-          <w:tab w:val="left" w:pos="10076"/>
-          <w:tab w:val="left" w:pos="10992"/>
-          <w:tab w:val="left" w:pos="11908"/>
-          <w:tab w:val="left" w:pos="12824"/>
-          <w:tab w:val="left" w:pos="13740"/>
-          <w:tab w:val="left" w:pos="14656"/>
-        </w:tabs>
-        <w:spacing w:after="0" w:line="240" w:lineRule="auto"/>
-        <w:rPr>
-          <w:rFonts w:ascii="Courier New" w:eastAsia="Times New Roman" w:hAnsi="Courier New" w:cs="Courier New"/>
-          <w:sz w:val="20"/>
-          <w:szCs w:val="20"/>
-        </w:rPr>
-      </w:pPr>
-      <w:proofErr w:type="spellStart"/>
-      <w:proofErr w:type="gramStart"/>
-      <w:r>
-        <w:rPr>
-          <w:rFonts w:ascii="Courier New" w:eastAsia="Times New Roman" w:hAnsi="Courier New" w:cs="Courier New"/>
-          <w:sz w:val="20"/>
-          <w:szCs w:val="20"/>
-        </w:rPr>
-        <w:t>const</w:t>
+        <w:t>TanStack</w:t>
       </w:r>
       <w:proofErr w:type="spellEnd"/>
-      <w:proofErr w:type="gramEnd"/>
-      <w:r>
-        <w:rPr>
-          <w:rFonts w:ascii="Courier New" w:eastAsia="Times New Roman" w:hAnsi="Courier New" w:cs="Courier New"/>
-          <w:sz w:val="20"/>
-          <w:szCs w:val="20"/>
-        </w:rPr>
-        <w:t xml:space="preserve"> </w:t>
-      </w:r>
-      <w:proofErr w:type="spellStart"/>
-      <w:r>
-        <w:rPr>
-          <w:rFonts w:ascii="Courier New" w:eastAsia="Times New Roman" w:hAnsi="Courier New" w:cs="Courier New"/>
-          <w:sz w:val="20"/>
-          <w:szCs w:val="20"/>
-        </w:rPr>
-        <w:t>withAuth</w:t>
-      </w:r>
-      <w:proofErr w:type="spellEnd"/>
-      <w:r>
-        <w:rPr>
-          <w:rFonts w:ascii="Courier New" w:eastAsia="Times New Roman" w:hAnsi="Courier New" w:cs="Courier New"/>
-          <w:sz w:val="20"/>
-          <w:szCs w:val="20"/>
-        </w:rPr>
-        <w:t xml:space="preserve"> = Component =&gt; {</w:t>
-      </w:r>
-    </w:p>
-    <w:p>
-      <w:pPr>
-        <w:tabs>
-          <w:tab w:val="left" w:pos="916"/>
-          <w:tab w:val="left" w:pos="1832"/>
-          <w:tab w:val="left" w:pos="2748"/>
-          <w:tab w:val="left" w:pos="3664"/>
-          <w:tab w:val="left" w:pos="4580"/>
-          <w:tab w:val="left" w:pos="5496"/>
-          <w:tab w:val="left" w:pos="6412"/>
-          <w:tab w:val="left" w:pos="7328"/>
-          <w:tab w:val="left" w:pos="8244"/>
-          <w:tab w:val="left" w:pos="9160"/>
-          <w:tab w:val="left" w:pos="10076"/>
-          <w:tab w:val="left" w:pos="10992"/>
-          <w:tab w:val="left" w:pos="11908"/>
-          <w:tab w:val="left" w:pos="12824"/>
-          <w:tab w:val="left" w:pos="13740"/>
-          <w:tab w:val="left" w:pos="14656"/>
-        </w:tabs>
-        <w:spacing w:after="0" w:line="240" w:lineRule="auto"/>
-        <w:rPr>
-          <w:rFonts w:ascii="Courier New" w:eastAsia="Times New Roman" w:hAnsi="Courier New" w:cs="Courier New"/>
-          <w:sz w:val="20"/>
-          <w:szCs w:val="20"/>
-        </w:rPr>
-      </w:pPr>
-      <w:r>
-        <w:rPr>
-          <w:rFonts w:ascii="Courier New" w:eastAsia="Times New Roman" w:hAnsi="Courier New" w:cs="Courier New"/>
-          <w:sz w:val="20"/>
-          <w:szCs w:val="20"/>
-        </w:rPr>
-        <w:t xml:space="preserve">  </w:t>
-      </w:r>
-      <w:proofErr w:type="gramStart"/>
-      <w:r>
-        <w:rPr>
-          <w:rFonts w:ascii="Courier New" w:eastAsia="Times New Roman" w:hAnsi="Courier New" w:cs="Courier New"/>
-          <w:sz w:val="20"/>
-          <w:szCs w:val="20"/>
-        </w:rPr>
-        <w:t>return</w:t>
-      </w:r>
-      <w:proofErr w:type="gramEnd"/>
-      <w:r>
-        <w:rPr>
-          <w:rFonts w:ascii="Courier New" w:eastAsia="Times New Roman" w:hAnsi="Courier New" w:cs="Courier New"/>
-          <w:sz w:val="20"/>
-          <w:szCs w:val="20"/>
-        </w:rPr>
-        <w:t xml:space="preserve"> props =&gt; {</w:t>
-      </w:r>
-    </w:p>
-    <w:p>
-      <w:pPr>
-        <w:tabs>
-          <w:tab w:val="left" w:pos="916"/>
-          <w:tab w:val="left" w:pos="1832"/>
-          <w:tab w:val="left" w:pos="2748"/>
-          <w:tab w:val="left" w:pos="3664"/>
-          <w:tab w:val="left" w:pos="4580"/>
-          <w:tab w:val="left" w:pos="5496"/>
-          <w:tab w:val="left" w:pos="6412"/>
-          <w:tab w:val="left" w:pos="7328"/>
-          <w:tab w:val="left" w:pos="8244"/>
-          <w:tab w:val="left" w:pos="9160"/>
-          <w:tab w:val="left" w:pos="10076"/>
-          <w:tab w:val="left" w:pos="10992"/>
-          <w:tab w:val="left" w:pos="11908"/>
-          <w:tab w:val="left" w:pos="12824"/>
-          <w:tab w:val="left" w:pos="13740"/>
-          <w:tab w:val="left" w:pos="14656"/>
-        </w:tabs>
-        <w:spacing w:after="0" w:line="240" w:lineRule="auto"/>
-        <w:rPr>
-          <w:rFonts w:ascii="Courier New" w:eastAsia="Times New Roman" w:hAnsi="Courier New" w:cs="Courier New"/>
-          <w:sz w:val="20"/>
-          <w:szCs w:val="20"/>
-        </w:rPr>
-      </w:pPr>
-      <w:r>
-        <w:rPr>
-          <w:rFonts w:ascii="Courier New" w:eastAsia="Times New Roman" w:hAnsi="Courier New" w:cs="Courier New"/>
-          <w:sz w:val="20"/>
-          <w:szCs w:val="20"/>
-        </w:rPr>
-        <w:t xml:space="preserve">    </w:t>
-      </w:r>
-      <w:proofErr w:type="gramStart"/>
-      <w:r>
-        <w:rPr>
-          <w:rFonts w:ascii="Courier New" w:eastAsia="Times New Roman" w:hAnsi="Courier New" w:cs="Courier New"/>
-          <w:sz w:val="20"/>
-          <w:szCs w:val="20"/>
-        </w:rPr>
-        <w:t>return</w:t>
-      </w:r>
-      <w:proofErr w:type="gramEnd"/>
-      <w:r>
-        <w:rPr>
-          <w:rFonts w:ascii="Courier New" w:eastAsia="Times New Roman" w:hAnsi="Courier New" w:cs="Courier New"/>
-          <w:sz w:val="20"/>
-          <w:szCs w:val="20"/>
-        </w:rPr>
-        <w:t xml:space="preserve"> &lt;Component {...props} /&gt;;</w:t>
-      </w:r>
-    </w:p>
-    <w:p>
-      <w:pPr>
-        <w:tabs>
-          <w:tab w:val="left" w:pos="916"/>
-          <w:tab w:val="left" w:pos="1832"/>
-          <w:tab w:val="left" w:pos="2748"/>
-          <w:tab w:val="left" w:pos="3664"/>
-          <w:tab w:val="left" w:pos="4580"/>
-          <w:tab w:val="left" w:pos="5496"/>
-          <w:tab w:val="left" w:pos="6412"/>
-          <w:tab w:val="left" w:pos="7328"/>
-          <w:tab w:val="left" w:pos="8244"/>
-          <w:tab w:val="left" w:pos="9160"/>
-          <w:tab w:val="left" w:pos="10076"/>
-          <w:tab w:val="left" w:pos="10992"/>
-          <w:tab w:val="left" w:pos="11908"/>
-          <w:tab w:val="left" w:pos="12824"/>
-          <w:tab w:val="left" w:pos="13740"/>
-          <w:tab w:val="left" w:pos="14656"/>
-        </w:tabs>
-        <w:spacing w:after="0" w:line="240" w:lineRule="auto"/>
-        <w:rPr>
-          <w:rFonts w:ascii="Courier New" w:eastAsia="Times New Roman" w:hAnsi="Courier New" w:cs="Courier New"/>
-          <w:sz w:val="20"/>
-          <w:szCs w:val="20"/>
-        </w:rPr>
-      </w:pPr>
-      <w:r>
-        <w:rPr>
-          <w:rFonts w:ascii="Courier New" w:eastAsia="Times New Roman" w:hAnsi="Courier New" w:cs="Courier New"/>
-          <w:sz w:val="20"/>
-          <w:szCs w:val="20"/>
-        </w:rPr>
-        <w:t xml:space="preserve">  };</w:t>
-      </w:r>
-    </w:p>
-    <w:p>
-      <w:pPr>
-        <w:tabs>
-          <w:tab w:val="left" w:pos="916"/>
-          <w:tab w:val="left" w:pos="1832"/>
-          <w:tab w:val="left" w:pos="2748"/>
-          <w:tab w:val="left" w:pos="3664"/>
-          <w:tab w:val="left" w:pos="4580"/>
-          <w:tab w:val="left" w:pos="5496"/>
-          <w:tab w:val="left" w:pos="6412"/>
-          <w:tab w:val="left" w:pos="7328"/>
-          <w:tab w:val="left" w:pos="8244"/>
-          <w:tab w:val="left" w:pos="9160"/>
-          <w:tab w:val="left" w:pos="10076"/>
-          <w:tab w:val="left" w:pos="10992"/>
-          <w:tab w:val="left" w:pos="11908"/>
-          <w:tab w:val="left" w:pos="12824"/>
-          <w:tab w:val="left" w:pos="13740"/>
-          <w:tab w:val="left" w:pos="14656"/>
-        </w:tabs>
-        <w:spacing w:after="0" w:line="240" w:lineRule="auto"/>
-        <w:rPr>
-          <w:rFonts w:ascii="Courier New" w:eastAsia="Times New Roman" w:hAnsi="Courier New" w:cs="Courier New"/>
-          <w:sz w:val="20"/>
-          <w:szCs w:val="20"/>
-        </w:rPr>
-      </w:pPr>
-      <w:r>
-        <w:rPr>
-          <w:rFonts w:ascii="Courier New" w:eastAsia="Times New Roman" w:hAnsi="Courier New" w:cs="Courier New"/>
-          <w:sz w:val="20"/>
-          <w:szCs w:val="20"/>
-        </w:rPr>
-        <w:t>};</w:t>
-      </w:r>
-    </w:p>
-    <w:p>
-      <w:pPr>
-        <w:spacing w:before="100" w:beforeAutospacing="1" w:after="100" w:afterAutospacing="1" w:line="240" w:lineRule="auto"/>
-        <w:rPr>
-          <w:rFonts w:ascii="Times New Roman" w:eastAsia="Times New Roman" w:hAnsi="Times New Roman" w:cs="Times New Roman"/>
-          <w:sz w:val="24"/>
-          <w:szCs w:val="24"/>
-        </w:rPr>
-      </w:pPr>
-      <w:r>
-        <w:rPr>
-          <w:rFonts w:ascii="Times New Roman" w:eastAsia="Times New Roman" w:hAnsi="Times New Roman" w:cs="Times New Roman"/>
-          <w:sz w:val="24"/>
-          <w:szCs w:val="24"/>
-        </w:rPr>
-        <w:t>Used for cross-cutting concerns.</w:t>
-      </w:r>
-    </w:p>
-    <w:p>
-      <w:pPr>
-        <w:spacing w:after="0" w:line="240" w:lineRule="auto"/>
-        <w:rPr>
-          <w:rFonts w:ascii="Times New Roman" w:eastAsia="Times New Roman" w:hAnsi="Times New Roman" w:cs="Times New Roman"/>
-          <w:sz w:val="24"/>
-          <w:szCs w:val="24"/>
-        </w:rPr>
-      </w:pPr>
-      <w:r>
-        <w:rPr>
-          <w:rFonts w:ascii="Times New Roman" w:eastAsia="Times New Roman" w:hAnsi="Times New Roman" w:cs="Times New Roman"/>
-          <w:sz w:val="24"/>
-          <w:szCs w:val="24"/>
-        </w:rPr>
-        <w:pict>
-          <v:rect id="_x0000_i1043" style="width:0;height:1.5pt" o:hralign="center" o:hrstd="t" o:hr="t" fillcolor="#a0a0a0" stroked="f"/>
-        </w:pict>
-      </w:r>
-    </w:p>
-    <w:p>
-      <w:pPr>
-        <w:spacing w:before="100" w:beforeAutospacing="1" w:after="100" w:afterAutospacing="1" w:line="240" w:lineRule="auto"/>
-        <w:outlineLvl w:val="0"/>
+      <w:r>
         <w:rPr>
           <w:rFonts w:ascii="Times New Roman" w:eastAsia="Times New Roman" w:hAnsi="Times New Roman" w:cs="Times New Roman"/>
           <w:b/>
@@ -4659,8 +5829,227 @@
           <w:sz w:val="48"/>
           <w:szCs w:val="48"/>
         </w:rPr>
-      </w:pPr>
-      <w:r>
+        <w:t xml:space="preserve"> Query)?</w:t>
+      </w:r>
+    </w:p>
+    <w:p>
+      <w:pPr>
+        <w:spacing w:before="100" w:beforeAutospacing="1" w:after="100" w:afterAutospacing="1" w:line="240" w:lineRule="auto"/>
+        <w:rPr>
+          <w:rFonts w:ascii="Times New Roman" w:eastAsia="Times New Roman" w:hAnsi="Times New Roman" w:cs="Times New Roman"/>
+          <w:sz w:val="24"/>
+          <w:szCs w:val="24"/>
+        </w:rPr>
+      </w:pPr>
+      <w:r>
+        <w:rPr>
+          <w:rFonts w:ascii="Times New Roman" w:eastAsia="Times New Roman" w:hAnsi="Times New Roman" w:cs="Times New Roman"/>
+          <w:b/>
+          <w:bCs/>
+          <w:sz w:val="24"/>
+          <w:szCs w:val="24"/>
+        </w:rPr>
+        <w:t>Answer:</w:t>
+      </w:r>
+    </w:p>
+    <w:p>
+      <w:pPr>
+        <w:spacing w:before="100" w:beforeAutospacing="1" w:after="100" w:afterAutospacing="1" w:line="240" w:lineRule="auto"/>
+        <w:rPr>
+          <w:rFonts w:ascii="Times New Roman" w:eastAsia="Times New Roman" w:hAnsi="Times New Roman" w:cs="Times New Roman"/>
+          <w:sz w:val="24"/>
+          <w:szCs w:val="24"/>
+        </w:rPr>
+      </w:pPr>
+      <w:r>
+        <w:rPr>
+          <w:rFonts w:ascii="Times New Roman" w:eastAsia="Times New Roman" w:hAnsi="Times New Roman" w:cs="Times New Roman"/>
+          <w:sz w:val="24"/>
+          <w:szCs w:val="24"/>
+        </w:rPr>
+        <w:t>React Query manages server state.</w:t>
+      </w:r>
+    </w:p>
+    <w:p>
+      <w:pPr>
+        <w:spacing w:before="100" w:beforeAutospacing="1" w:after="100" w:afterAutospacing="1" w:line="240" w:lineRule="auto"/>
+        <w:rPr>
+          <w:rFonts w:ascii="Times New Roman" w:eastAsia="Times New Roman" w:hAnsi="Times New Roman" w:cs="Times New Roman"/>
+          <w:sz w:val="24"/>
+          <w:szCs w:val="24"/>
+        </w:rPr>
+      </w:pPr>
+      <w:r>
+        <w:rPr>
+          <w:rFonts w:ascii="Times New Roman" w:eastAsia="Times New Roman" w:hAnsi="Times New Roman" w:cs="Times New Roman"/>
+          <w:sz w:val="24"/>
+          <w:szCs w:val="24"/>
+        </w:rPr>
+        <w:t>Benefits:</w:t>
+      </w:r>
+    </w:p>
+    <w:p>
+      <w:pPr>
+        <w:numPr>
+          <w:ilvl w:val="0"/>
+          <w:numId w:val="24"/>
+        </w:numPr>
+        <w:spacing w:before="100" w:beforeAutospacing="1" w:after="100" w:afterAutospacing="1" w:line="240" w:lineRule="auto"/>
+        <w:rPr>
+          <w:rFonts w:ascii="Times New Roman" w:eastAsia="Times New Roman" w:hAnsi="Times New Roman" w:cs="Times New Roman"/>
+          <w:sz w:val="24"/>
+          <w:szCs w:val="24"/>
+        </w:rPr>
+      </w:pPr>
+      <w:r>
+        <w:rPr>
+          <w:rFonts w:ascii="Times New Roman" w:eastAsia="Times New Roman" w:hAnsi="Times New Roman" w:cs="Times New Roman"/>
+          <w:sz w:val="24"/>
+          <w:szCs w:val="24"/>
+        </w:rPr>
+        <w:t>Automatic caching</w:t>
+      </w:r>
+    </w:p>
+    <w:p>
+      <w:pPr>
+        <w:numPr>
+          <w:ilvl w:val="0"/>
+          <w:numId w:val="24"/>
+        </w:numPr>
+        <w:spacing w:before="100" w:beforeAutospacing="1" w:after="100" w:afterAutospacing="1" w:line="240" w:lineRule="auto"/>
+        <w:rPr>
+          <w:rFonts w:ascii="Times New Roman" w:eastAsia="Times New Roman" w:hAnsi="Times New Roman" w:cs="Times New Roman"/>
+          <w:sz w:val="24"/>
+          <w:szCs w:val="24"/>
+        </w:rPr>
+      </w:pPr>
+      <w:r>
+        <w:rPr>
+          <w:rFonts w:ascii="Times New Roman" w:eastAsia="Times New Roman" w:hAnsi="Times New Roman" w:cs="Times New Roman"/>
+          <w:sz w:val="24"/>
+          <w:szCs w:val="24"/>
+        </w:rPr>
+        <w:t xml:space="preserve">Background </w:t>
+      </w:r>
+      <w:proofErr w:type="spellStart"/>
+      <w:r>
+        <w:rPr>
+          <w:rFonts w:ascii="Times New Roman" w:eastAsia="Times New Roman" w:hAnsi="Times New Roman" w:cs="Times New Roman"/>
+          <w:sz w:val="24"/>
+          <w:szCs w:val="24"/>
+        </w:rPr>
+        <w:t>refetching</w:t>
+      </w:r>
+      <w:proofErr w:type="spellEnd"/>
+    </w:p>
+    <w:p>
+      <w:pPr>
+        <w:numPr>
+          <w:ilvl w:val="0"/>
+          <w:numId w:val="24"/>
+        </w:numPr>
+        <w:spacing w:before="100" w:beforeAutospacing="1" w:after="100" w:afterAutospacing="1" w:line="240" w:lineRule="auto"/>
+        <w:rPr>
+          <w:rFonts w:ascii="Times New Roman" w:eastAsia="Times New Roman" w:hAnsi="Times New Roman" w:cs="Times New Roman"/>
+          <w:sz w:val="24"/>
+          <w:szCs w:val="24"/>
+        </w:rPr>
+      </w:pPr>
+      <w:r>
+        <w:rPr>
+          <w:rFonts w:ascii="Times New Roman" w:eastAsia="Times New Roman" w:hAnsi="Times New Roman" w:cs="Times New Roman"/>
+          <w:sz w:val="24"/>
+          <w:szCs w:val="24"/>
+        </w:rPr>
+        <w:t>Pagination support</w:t>
+      </w:r>
+    </w:p>
+    <w:p>
+      <w:pPr>
+        <w:numPr>
+          <w:ilvl w:val="0"/>
+          <w:numId w:val="24"/>
+        </w:numPr>
+        <w:spacing w:before="100" w:beforeAutospacing="1" w:after="100" w:afterAutospacing="1" w:line="240" w:lineRule="auto"/>
+        <w:rPr>
+          <w:rFonts w:ascii="Times New Roman" w:eastAsia="Times New Roman" w:hAnsi="Times New Roman" w:cs="Times New Roman"/>
+          <w:sz w:val="24"/>
+          <w:szCs w:val="24"/>
+        </w:rPr>
+      </w:pPr>
+      <w:r>
+        <w:rPr>
+          <w:rFonts w:ascii="Times New Roman" w:eastAsia="Times New Roman" w:hAnsi="Times New Roman" w:cs="Times New Roman"/>
+          <w:sz w:val="24"/>
+          <w:szCs w:val="24"/>
+        </w:rPr>
+        <w:t>Optimistic updates</w:t>
+      </w:r>
+    </w:p>
+    <w:p>
+      <w:pPr>
+        <w:numPr>
+          <w:ilvl w:val="0"/>
+          <w:numId w:val="24"/>
+        </w:numPr>
+        <w:spacing w:before="100" w:beforeAutospacing="1" w:after="100" w:afterAutospacing="1" w:line="240" w:lineRule="auto"/>
+        <w:rPr>
+          <w:rFonts w:ascii="Times New Roman" w:eastAsia="Times New Roman" w:hAnsi="Times New Roman" w:cs="Times New Roman"/>
+          <w:sz w:val="24"/>
+          <w:szCs w:val="24"/>
+        </w:rPr>
+      </w:pPr>
+      <w:r>
+        <w:rPr>
+          <w:rFonts w:ascii="Times New Roman" w:eastAsia="Times New Roman" w:hAnsi="Times New Roman" w:cs="Times New Roman"/>
+          <w:sz w:val="24"/>
+          <w:szCs w:val="24"/>
+        </w:rPr>
+        <w:t>Request deduplication</w:t>
+      </w:r>
+    </w:p>
+    <w:p>
+      <w:pPr>
+        <w:spacing w:before="100" w:beforeAutospacing="1" w:after="100" w:afterAutospacing="1" w:line="240" w:lineRule="auto"/>
+        <w:rPr>
+          <w:rFonts w:ascii="Times New Roman" w:eastAsia="Times New Roman" w:hAnsi="Times New Roman" w:cs="Times New Roman"/>
+          <w:sz w:val="24"/>
+          <w:szCs w:val="24"/>
+        </w:rPr>
+      </w:pPr>
+      <w:r>
+        <w:rPr>
+          <w:rFonts w:ascii="Times New Roman" w:eastAsia="Times New Roman" w:hAnsi="Times New Roman" w:cs="Times New Roman"/>
+          <w:sz w:val="24"/>
+          <w:szCs w:val="24"/>
+        </w:rPr>
+        <w:t>It significantly reduces API-related boilerplate.</w:t>
+      </w:r>
+    </w:p>
+    <w:p>
+      <w:pPr>
+        <w:spacing w:after="0" w:line="240" w:lineRule="auto"/>
+        <w:rPr>
+          <w:rFonts w:ascii="Times New Roman" w:eastAsia="Times New Roman" w:hAnsi="Times New Roman" w:cs="Times New Roman"/>
+          <w:sz w:val="24"/>
+          <w:szCs w:val="24"/>
+        </w:rPr>
+      </w:pPr>
+      <w:r>
+        <w:rPr>
+          <w:rFonts w:ascii="Times New Roman" w:eastAsia="Times New Roman" w:hAnsi="Times New Roman" w:cs="Times New Roman"/>
+          <w:sz w:val="24"/>
+          <w:szCs w:val="24"/>
+        </w:rPr>
+        <w:pict>
+          <v:rect id="_x0000_i1052" style="width:0;height:1.5pt" o:hralign="center" o:hrstd="t" o:hr="t" fillcolor="#a0a0a0" stroked="f"/>
+        </w:pict>
+      </w:r>
+    </w:p>
+    <w:p>
+      <w:pPr>
+        <w:spacing w:before="100" w:beforeAutospacing="1" w:after="100" w:afterAutospacing="1" w:line="240" w:lineRule="auto"/>
+        <w:outlineLvl w:val="0"/>
         <w:rPr>
           <w:rFonts w:ascii="Times New Roman" w:eastAsia="Times New Roman" w:hAnsi="Times New Roman" w:cs="Times New Roman"/>
           <w:b/>
@@ -4669,299 +6058,8 @@
           <w:sz w:val="48"/>
           <w:szCs w:val="48"/>
         </w:rPr>
-        <w:t>19. What is code splitting?</w:t>
-      </w:r>
-    </w:p>
-    <w:p>
-      <w:pPr>
-        <w:spacing w:before="100" w:beforeAutospacing="1" w:after="100" w:afterAutospacing="1" w:line="240" w:lineRule="auto"/>
-        <w:rPr>
-          <w:rFonts w:ascii="Times New Roman" w:eastAsia="Times New Roman" w:hAnsi="Times New Roman" w:cs="Times New Roman"/>
-          <w:sz w:val="24"/>
-          <w:szCs w:val="24"/>
-        </w:rPr>
-      </w:pPr>
-      <w:r>
-        <w:rPr>
-          <w:rFonts w:ascii="Times New Roman" w:eastAsia="Times New Roman" w:hAnsi="Times New Roman" w:cs="Times New Roman"/>
-          <w:b/>
-          <w:bCs/>
-          <w:sz w:val="24"/>
-          <w:szCs w:val="24"/>
-        </w:rPr>
-        <w:t>Answer:</w:t>
-      </w:r>
-    </w:p>
-    <w:p>
-      <w:pPr>
-        <w:spacing w:before="100" w:beforeAutospacing="1" w:after="100" w:afterAutospacing="1" w:line="240" w:lineRule="auto"/>
-        <w:rPr>
-          <w:rFonts w:ascii="Times New Roman" w:eastAsia="Times New Roman" w:hAnsi="Times New Roman" w:cs="Times New Roman"/>
-          <w:sz w:val="24"/>
-          <w:szCs w:val="24"/>
-        </w:rPr>
-      </w:pPr>
-      <w:r>
-        <w:rPr>
-          <w:rFonts w:ascii="Times New Roman" w:eastAsia="Times New Roman" w:hAnsi="Times New Roman" w:cs="Times New Roman"/>
-          <w:sz w:val="24"/>
-          <w:szCs w:val="24"/>
-        </w:rPr>
-        <w:t>Code splitting reduces bundle size by loading code only when needed.</w:t>
-      </w:r>
-    </w:p>
-    <w:p>
-      <w:pPr>
-        <w:tabs>
-          <w:tab w:val="left" w:pos="916"/>
-          <w:tab w:val="left" w:pos="1832"/>
-          <w:tab w:val="left" w:pos="2748"/>
-          <w:tab w:val="left" w:pos="3664"/>
-          <w:tab w:val="left" w:pos="4580"/>
-          <w:tab w:val="left" w:pos="5496"/>
-          <w:tab w:val="left" w:pos="6412"/>
-          <w:tab w:val="left" w:pos="7328"/>
-          <w:tab w:val="left" w:pos="8244"/>
-          <w:tab w:val="left" w:pos="9160"/>
-          <w:tab w:val="left" w:pos="10076"/>
-          <w:tab w:val="left" w:pos="10992"/>
-          <w:tab w:val="left" w:pos="11908"/>
-          <w:tab w:val="left" w:pos="12824"/>
-          <w:tab w:val="left" w:pos="13740"/>
-          <w:tab w:val="left" w:pos="14656"/>
-        </w:tabs>
-        <w:spacing w:after="0" w:line="240" w:lineRule="auto"/>
-        <w:rPr>
-          <w:rFonts w:ascii="Courier New" w:eastAsia="Times New Roman" w:hAnsi="Courier New" w:cs="Courier New"/>
-          <w:sz w:val="20"/>
-          <w:szCs w:val="20"/>
-        </w:rPr>
-      </w:pPr>
-      <w:proofErr w:type="spellStart"/>
-      <w:proofErr w:type="gramStart"/>
-      <w:r>
-        <w:rPr>
-          <w:rFonts w:ascii="Courier New" w:eastAsia="Times New Roman" w:hAnsi="Courier New" w:cs="Courier New"/>
-          <w:sz w:val="20"/>
-          <w:szCs w:val="20"/>
-        </w:rPr>
-        <w:t>const</w:t>
-      </w:r>
-      <w:proofErr w:type="spellEnd"/>
-      <w:proofErr w:type="gramEnd"/>
-      <w:r>
-        <w:rPr>
-          <w:rFonts w:ascii="Courier New" w:eastAsia="Times New Roman" w:hAnsi="Courier New" w:cs="Courier New"/>
-          <w:sz w:val="20"/>
-          <w:szCs w:val="20"/>
-        </w:rPr>
-        <w:t xml:space="preserve"> Dashboard = </w:t>
-      </w:r>
-      <w:proofErr w:type="spellStart"/>
-      <w:r>
-        <w:rPr>
-          <w:rFonts w:ascii="Courier New" w:eastAsia="Times New Roman" w:hAnsi="Courier New" w:cs="Courier New"/>
-          <w:sz w:val="20"/>
-          <w:szCs w:val="20"/>
-        </w:rPr>
-        <w:t>React.lazy</w:t>
-      </w:r>
-      <w:proofErr w:type="spellEnd"/>
-      <w:r>
-        <w:rPr>
-          <w:rFonts w:ascii="Courier New" w:eastAsia="Times New Roman" w:hAnsi="Courier New" w:cs="Courier New"/>
-          <w:sz w:val="20"/>
-          <w:szCs w:val="20"/>
-        </w:rPr>
-        <w:t>(() =&gt;</w:t>
-      </w:r>
-    </w:p>
-    <w:p>
-      <w:pPr>
-        <w:tabs>
-          <w:tab w:val="left" w:pos="916"/>
-          <w:tab w:val="left" w:pos="1832"/>
-          <w:tab w:val="left" w:pos="2748"/>
-          <w:tab w:val="left" w:pos="3664"/>
-          <w:tab w:val="left" w:pos="4580"/>
-          <w:tab w:val="left" w:pos="5496"/>
-          <w:tab w:val="left" w:pos="6412"/>
-          <w:tab w:val="left" w:pos="7328"/>
-          <w:tab w:val="left" w:pos="8244"/>
-          <w:tab w:val="left" w:pos="9160"/>
-          <w:tab w:val="left" w:pos="10076"/>
-          <w:tab w:val="left" w:pos="10992"/>
-          <w:tab w:val="left" w:pos="11908"/>
-          <w:tab w:val="left" w:pos="12824"/>
-          <w:tab w:val="left" w:pos="13740"/>
-          <w:tab w:val="left" w:pos="14656"/>
-        </w:tabs>
-        <w:spacing w:after="0" w:line="240" w:lineRule="auto"/>
-        <w:rPr>
-          <w:rFonts w:ascii="Courier New" w:eastAsia="Times New Roman" w:hAnsi="Courier New" w:cs="Courier New"/>
-          <w:sz w:val="20"/>
-          <w:szCs w:val="20"/>
-        </w:rPr>
-      </w:pPr>
-      <w:r>
-        <w:rPr>
-          <w:rFonts w:ascii="Courier New" w:eastAsia="Times New Roman" w:hAnsi="Courier New" w:cs="Courier New"/>
-          <w:sz w:val="20"/>
-          <w:szCs w:val="20"/>
-        </w:rPr>
-        <w:t xml:space="preserve">  </w:t>
-      </w:r>
-      <w:proofErr w:type="gramStart"/>
-      <w:r>
-        <w:rPr>
-          <w:rFonts w:ascii="Courier New" w:eastAsia="Times New Roman" w:hAnsi="Courier New" w:cs="Courier New"/>
-          <w:sz w:val="20"/>
-          <w:szCs w:val="20"/>
-        </w:rPr>
-        <w:t>import(</w:t>
-      </w:r>
-      <w:proofErr w:type="gramEnd"/>
-      <w:r>
-        <w:rPr>
-          <w:rFonts w:ascii="Courier New" w:eastAsia="Times New Roman" w:hAnsi="Courier New" w:cs="Courier New"/>
-          <w:sz w:val="20"/>
-          <w:szCs w:val="20"/>
-        </w:rPr>
-        <w:t>"./Dashboard")</w:t>
-      </w:r>
-    </w:p>
-    <w:p>
-      <w:pPr>
-        <w:tabs>
-          <w:tab w:val="left" w:pos="916"/>
-          <w:tab w:val="left" w:pos="1832"/>
-          <w:tab w:val="left" w:pos="2748"/>
-          <w:tab w:val="left" w:pos="3664"/>
-          <w:tab w:val="left" w:pos="4580"/>
-          <w:tab w:val="left" w:pos="5496"/>
-          <w:tab w:val="left" w:pos="6412"/>
-          <w:tab w:val="left" w:pos="7328"/>
-          <w:tab w:val="left" w:pos="8244"/>
-          <w:tab w:val="left" w:pos="9160"/>
-          <w:tab w:val="left" w:pos="10076"/>
-          <w:tab w:val="left" w:pos="10992"/>
-          <w:tab w:val="left" w:pos="11908"/>
-          <w:tab w:val="left" w:pos="12824"/>
-          <w:tab w:val="left" w:pos="13740"/>
-          <w:tab w:val="left" w:pos="14656"/>
-        </w:tabs>
-        <w:spacing w:after="0" w:line="240" w:lineRule="auto"/>
-        <w:rPr>
-          <w:rFonts w:ascii="Courier New" w:eastAsia="Times New Roman" w:hAnsi="Courier New" w:cs="Courier New"/>
-          <w:sz w:val="20"/>
-          <w:szCs w:val="20"/>
-        </w:rPr>
-      </w:pPr>
-      <w:r>
-        <w:rPr>
-          <w:rFonts w:ascii="Courier New" w:eastAsia="Times New Roman" w:hAnsi="Courier New" w:cs="Courier New"/>
-          <w:sz w:val="20"/>
-          <w:szCs w:val="20"/>
-        </w:rPr>
-        <w:t>);</w:t>
-      </w:r>
-    </w:p>
-    <w:p>
-      <w:pPr>
-        <w:spacing w:before="100" w:beforeAutospacing="1" w:after="100" w:afterAutospacing="1" w:line="240" w:lineRule="auto"/>
-        <w:rPr>
-          <w:rFonts w:ascii="Times New Roman" w:eastAsia="Times New Roman" w:hAnsi="Times New Roman" w:cs="Times New Roman"/>
-          <w:sz w:val="24"/>
-          <w:szCs w:val="24"/>
-        </w:rPr>
-      </w:pPr>
-      <w:r>
-        <w:rPr>
-          <w:rFonts w:ascii="Times New Roman" w:eastAsia="Times New Roman" w:hAnsi="Times New Roman" w:cs="Times New Roman"/>
-          <w:sz w:val="24"/>
-          <w:szCs w:val="24"/>
-        </w:rPr>
-        <w:t>Combined with:</w:t>
-      </w:r>
-    </w:p>
-    <w:p>
-      <w:pPr>
-        <w:tabs>
-          <w:tab w:val="left" w:pos="916"/>
-          <w:tab w:val="left" w:pos="1832"/>
-          <w:tab w:val="left" w:pos="2748"/>
-          <w:tab w:val="left" w:pos="3664"/>
-          <w:tab w:val="left" w:pos="4580"/>
-          <w:tab w:val="left" w:pos="5496"/>
-          <w:tab w:val="left" w:pos="6412"/>
-          <w:tab w:val="left" w:pos="7328"/>
-          <w:tab w:val="left" w:pos="8244"/>
-          <w:tab w:val="left" w:pos="9160"/>
-          <w:tab w:val="left" w:pos="10076"/>
-          <w:tab w:val="left" w:pos="10992"/>
-          <w:tab w:val="left" w:pos="11908"/>
-          <w:tab w:val="left" w:pos="12824"/>
-          <w:tab w:val="left" w:pos="13740"/>
-          <w:tab w:val="left" w:pos="14656"/>
-        </w:tabs>
-        <w:spacing w:after="0" w:line="240" w:lineRule="auto"/>
-        <w:rPr>
-          <w:rFonts w:ascii="Courier New" w:eastAsia="Times New Roman" w:hAnsi="Courier New" w:cs="Courier New"/>
-          <w:sz w:val="20"/>
-          <w:szCs w:val="20"/>
-        </w:rPr>
-      </w:pPr>
-      <w:r>
-        <w:rPr>
-          <w:rFonts w:ascii="Courier New" w:eastAsia="Times New Roman" w:hAnsi="Courier New" w:cs="Courier New"/>
-          <w:sz w:val="20"/>
-          <w:szCs w:val="20"/>
-        </w:rPr>
-        <w:t>&lt;Suspense fallback</w:t>
-      </w:r>
-      <w:proofErr w:type="gramStart"/>
-      <w:r>
-        <w:rPr>
-          <w:rFonts w:ascii="Courier New" w:eastAsia="Times New Roman" w:hAnsi="Courier New" w:cs="Courier New"/>
-          <w:sz w:val="20"/>
-          <w:szCs w:val="20"/>
-        </w:rPr>
-        <w:t>={</w:t>
-      </w:r>
-      <w:proofErr w:type="gramEnd"/>
-      <w:r>
-        <w:rPr>
-          <w:rFonts w:ascii="Courier New" w:eastAsia="Times New Roman" w:hAnsi="Courier New" w:cs="Courier New"/>
-          <w:sz w:val="20"/>
-          <w:szCs w:val="20"/>
-        </w:rPr>
-        <w:t>&lt;Loader /&gt;}&gt;</w:t>
-      </w:r>
-    </w:p>
-    <w:p>
-      <w:pPr>
-        <w:spacing w:after="0" w:line="240" w:lineRule="auto"/>
-        <w:rPr>
-          <w:rFonts w:ascii="Times New Roman" w:eastAsia="Times New Roman" w:hAnsi="Times New Roman" w:cs="Times New Roman"/>
-          <w:sz w:val="24"/>
-          <w:szCs w:val="24"/>
-        </w:rPr>
-      </w:pPr>
-      <w:r>
-        <w:rPr>
-          <w:rFonts w:ascii="Times New Roman" w:eastAsia="Times New Roman" w:hAnsi="Times New Roman" w:cs="Times New Roman"/>
-          <w:sz w:val="24"/>
-          <w:szCs w:val="24"/>
-        </w:rPr>
-        <w:pict>
-          <v:rect id="_x0000_i1044" style="width:0;height:1.5pt" o:hralign="center" o:hrstd="t" o:hr="t" fillcolor="#a0a0a0" stroked="f"/>
-        </w:pict>
-      </w:r>
-    </w:p>
-    <w:p>
-      <w:pPr>
-        <w:spacing w:before="100" w:beforeAutospacing="1" w:after="100" w:afterAutospacing="1" w:line="240" w:lineRule="auto"/>
-        <w:outlineLvl w:val="0"/>
+      </w:pPr>
+      <w:r>
         <w:rPr>
           <w:rFonts w:ascii="Times New Roman" w:eastAsia="Times New Roman" w:hAnsi="Times New Roman" w:cs="Times New Roman"/>
           <w:b/>
@@ -4970,8 +6068,159 @@
           <w:sz w:val="48"/>
           <w:szCs w:val="48"/>
         </w:rPr>
-      </w:pPr>
-      <w:r>
+        <w:t>28. How do you prevent memory leaks in React?</w:t>
+      </w:r>
+    </w:p>
+    <w:p>
+      <w:pPr>
+        <w:spacing w:before="100" w:beforeAutospacing="1" w:after="100" w:afterAutospacing="1" w:line="240" w:lineRule="auto"/>
+        <w:rPr>
+          <w:rFonts w:ascii="Times New Roman" w:eastAsia="Times New Roman" w:hAnsi="Times New Roman" w:cs="Times New Roman"/>
+          <w:sz w:val="24"/>
+          <w:szCs w:val="24"/>
+        </w:rPr>
+      </w:pPr>
+      <w:r>
+        <w:rPr>
+          <w:rFonts w:ascii="Times New Roman" w:eastAsia="Times New Roman" w:hAnsi="Times New Roman" w:cs="Times New Roman"/>
+          <w:b/>
+          <w:bCs/>
+          <w:sz w:val="24"/>
+          <w:szCs w:val="24"/>
+        </w:rPr>
+        <w:t>Answer:</w:t>
+      </w:r>
+    </w:p>
+    <w:p>
+      <w:pPr>
+        <w:spacing w:before="100" w:beforeAutospacing="1" w:after="100" w:afterAutospacing="1" w:line="240" w:lineRule="auto"/>
+        <w:rPr>
+          <w:rFonts w:ascii="Times New Roman" w:eastAsia="Times New Roman" w:hAnsi="Times New Roman" w:cs="Times New Roman"/>
+          <w:sz w:val="24"/>
+          <w:szCs w:val="24"/>
+        </w:rPr>
+      </w:pPr>
+      <w:r>
+        <w:rPr>
+          <w:rFonts w:ascii="Times New Roman" w:eastAsia="Times New Roman" w:hAnsi="Times New Roman" w:cs="Times New Roman"/>
+          <w:sz w:val="24"/>
+          <w:szCs w:val="24"/>
+        </w:rPr>
+        <w:t>Clean up side effects.</w:t>
+      </w:r>
+    </w:p>
+    <w:p>
+      <w:pPr>
+        <w:spacing w:before="100" w:beforeAutospacing="1" w:after="100" w:afterAutospacing="1" w:line="240" w:lineRule="auto"/>
+        <w:rPr>
+          <w:rFonts w:ascii="Times New Roman" w:eastAsia="Times New Roman" w:hAnsi="Times New Roman" w:cs="Times New Roman"/>
+          <w:sz w:val="24"/>
+          <w:szCs w:val="24"/>
+        </w:rPr>
+      </w:pPr>
+      <w:bookmarkStart w:id="0" w:name="_GoBack"/>
+      <w:bookmarkEnd w:id="0"/>
+      <w:r>
+        <w:rPr>
+          <w:rFonts w:ascii="Times New Roman" w:eastAsia="Times New Roman" w:hAnsi="Times New Roman" w:cs="Times New Roman"/>
+          <w:sz w:val="24"/>
+          <w:szCs w:val="24"/>
+        </w:rPr>
+        <w:t>Also unsubscribe from:</w:t>
+      </w:r>
+    </w:p>
+    <w:p>
+      <w:pPr>
+        <w:numPr>
+          <w:ilvl w:val="0"/>
+          <w:numId w:val="25"/>
+        </w:numPr>
+        <w:spacing w:before="100" w:beforeAutospacing="1" w:after="100" w:afterAutospacing="1" w:line="240" w:lineRule="auto"/>
+        <w:rPr>
+          <w:rFonts w:ascii="Times New Roman" w:eastAsia="Times New Roman" w:hAnsi="Times New Roman" w:cs="Times New Roman"/>
+          <w:sz w:val="24"/>
+          <w:szCs w:val="24"/>
+        </w:rPr>
+      </w:pPr>
+      <w:proofErr w:type="spellStart"/>
+      <w:r>
+        <w:rPr>
+          <w:rFonts w:ascii="Times New Roman" w:eastAsia="Times New Roman" w:hAnsi="Times New Roman" w:cs="Times New Roman"/>
+          <w:sz w:val="24"/>
+          <w:szCs w:val="24"/>
+        </w:rPr>
+        <w:t>WebSockets</w:t>
+      </w:r>
+      <w:proofErr w:type="spellEnd"/>
+    </w:p>
+    <w:p>
+      <w:pPr>
+        <w:numPr>
+          <w:ilvl w:val="0"/>
+          <w:numId w:val="25"/>
+        </w:numPr>
+        <w:spacing w:before="100" w:beforeAutospacing="1" w:after="100" w:afterAutospacing="1" w:line="240" w:lineRule="auto"/>
+        <w:rPr>
+          <w:rFonts w:ascii="Times New Roman" w:eastAsia="Times New Roman" w:hAnsi="Times New Roman" w:cs="Times New Roman"/>
+          <w:sz w:val="24"/>
+          <w:szCs w:val="24"/>
+        </w:rPr>
+      </w:pPr>
+      <w:r>
+        <w:rPr>
+          <w:rFonts w:ascii="Times New Roman" w:eastAsia="Times New Roman" w:hAnsi="Times New Roman" w:cs="Times New Roman"/>
+          <w:sz w:val="24"/>
+          <w:szCs w:val="24"/>
+        </w:rPr>
+        <w:t>Event listeners</w:t>
+      </w:r>
+    </w:p>
+    <w:p>
+      <w:pPr>
+        <w:numPr>
+          <w:ilvl w:val="0"/>
+          <w:numId w:val="25"/>
+        </w:numPr>
+        <w:spacing w:before="100" w:beforeAutospacing="1" w:after="100" w:afterAutospacing="1" w:line="240" w:lineRule="auto"/>
+        <w:rPr>
+          <w:rFonts w:ascii="Times New Roman" w:eastAsia="Times New Roman" w:hAnsi="Times New Roman" w:cs="Times New Roman"/>
+          <w:sz w:val="24"/>
+          <w:szCs w:val="24"/>
+        </w:rPr>
+      </w:pPr>
+      <w:r>
+        <w:rPr>
+          <w:rFonts w:ascii="Times New Roman" w:eastAsia="Times New Roman" w:hAnsi="Times New Roman" w:cs="Times New Roman"/>
+          <w:sz w:val="24"/>
+          <w:szCs w:val="24"/>
+        </w:rPr>
+        <w:t>API subscriptions</w:t>
+      </w:r>
+    </w:p>
+    <w:p>
+      <w:pPr>
+        <w:spacing w:after="0" w:line="240" w:lineRule="auto"/>
+        <w:rPr>
+          <w:rFonts w:ascii="Times New Roman" w:eastAsia="Times New Roman" w:hAnsi="Times New Roman" w:cs="Times New Roman"/>
+          <w:sz w:val="24"/>
+          <w:szCs w:val="24"/>
+        </w:rPr>
+      </w:pPr>
+      <w:r>
+        <w:rPr>
+          <w:rFonts w:ascii="Times New Roman" w:eastAsia="Times New Roman" w:hAnsi="Times New Roman" w:cs="Times New Roman"/>
+          <w:sz w:val="24"/>
+          <w:szCs w:val="24"/>
+        </w:rPr>
+        <w:pict>
+          <v:rect id="_x0000_i1053" style="width:0;height:1.5pt" o:hralign="center" o:hrstd="t" o:hr="t" fillcolor="#a0a0a0" stroked="f"/>
+        </w:pict>
+      </w:r>
+    </w:p>
+    <w:p>
+      <w:pPr>
+        <w:spacing w:before="100" w:beforeAutospacing="1" w:after="100" w:afterAutospacing="1" w:line="240" w:lineRule="auto"/>
+        <w:outlineLvl w:val="0"/>
         <w:rPr>
           <w:rFonts w:ascii="Times New Roman" w:eastAsia="Times New Roman" w:hAnsi="Times New Roman" w:cs="Times New Roman"/>
           <w:b/>
@@ -4980,258 +6229,8 @@
           <w:sz w:val="48"/>
           <w:szCs w:val="48"/>
         </w:rPr>
-        <w:t>20. Explain lazy loading in React.</w:t>
-      </w:r>
-    </w:p>
-    <w:p>
-      <w:pPr>
-        <w:spacing w:before="100" w:beforeAutospacing="1" w:after="100" w:afterAutospacing="1" w:line="240" w:lineRule="auto"/>
-        <w:rPr>
-          <w:rFonts w:ascii="Times New Roman" w:eastAsia="Times New Roman" w:hAnsi="Times New Roman" w:cs="Times New Roman"/>
-          <w:sz w:val="24"/>
-          <w:szCs w:val="24"/>
-        </w:rPr>
-      </w:pPr>
-      <w:r>
-        <w:rPr>
-          <w:rFonts w:ascii="Times New Roman" w:eastAsia="Times New Roman" w:hAnsi="Times New Roman" w:cs="Times New Roman"/>
-          <w:b/>
-          <w:bCs/>
-          <w:sz w:val="24"/>
-          <w:szCs w:val="24"/>
-        </w:rPr>
-        <w:t>Answer:</w:t>
-      </w:r>
-    </w:p>
-    <w:p>
-      <w:pPr>
-        <w:spacing w:before="100" w:beforeAutospacing="1" w:after="100" w:afterAutospacing="1" w:line="240" w:lineRule="auto"/>
-        <w:rPr>
-          <w:rFonts w:ascii="Times New Roman" w:eastAsia="Times New Roman" w:hAnsi="Times New Roman" w:cs="Times New Roman"/>
-          <w:sz w:val="24"/>
-          <w:szCs w:val="24"/>
-        </w:rPr>
-      </w:pPr>
-      <w:r>
-        <w:rPr>
-          <w:rFonts w:ascii="Times New Roman" w:eastAsia="Times New Roman" w:hAnsi="Times New Roman" w:cs="Times New Roman"/>
-          <w:sz w:val="24"/>
-          <w:szCs w:val="24"/>
-        </w:rPr>
-        <w:t>Lazy loading delays component loading until required.</w:t>
-      </w:r>
-    </w:p>
-    <w:p>
-      <w:pPr>
-        <w:spacing w:before="100" w:beforeAutospacing="1" w:after="100" w:afterAutospacing="1" w:line="240" w:lineRule="auto"/>
-        <w:rPr>
-          <w:rFonts w:ascii="Times New Roman" w:eastAsia="Times New Roman" w:hAnsi="Times New Roman" w:cs="Times New Roman"/>
-          <w:sz w:val="24"/>
-          <w:szCs w:val="24"/>
-        </w:rPr>
-      </w:pPr>
-      <w:r>
-        <w:rPr>
-          <w:rFonts w:ascii="Times New Roman" w:eastAsia="Times New Roman" w:hAnsi="Times New Roman" w:cs="Times New Roman"/>
-          <w:sz w:val="24"/>
-          <w:szCs w:val="24"/>
-        </w:rPr>
-        <w:lastRenderedPageBreak/>
-        <w:t>Benefits:</w:t>
-      </w:r>
-    </w:p>
-    <w:p>
-      <w:pPr>
-        <w:numPr>
-          <w:ilvl w:val="0"/>
-          <w:numId w:val="13"/>
-        </w:numPr>
-        <w:spacing w:before="100" w:beforeAutospacing="1" w:after="100" w:afterAutospacing="1" w:line="240" w:lineRule="auto"/>
-        <w:rPr>
-          <w:rFonts w:ascii="Times New Roman" w:eastAsia="Times New Roman" w:hAnsi="Times New Roman" w:cs="Times New Roman"/>
-          <w:sz w:val="24"/>
-          <w:szCs w:val="24"/>
-        </w:rPr>
-      </w:pPr>
-      <w:r>
-        <w:rPr>
-          <w:rFonts w:ascii="Times New Roman" w:eastAsia="Times New Roman" w:hAnsi="Times New Roman" w:cs="Times New Roman"/>
-          <w:sz w:val="24"/>
-          <w:szCs w:val="24"/>
-        </w:rPr>
-        <w:t>Faster initial load</w:t>
-      </w:r>
-    </w:p>
-    <w:p>
-      <w:pPr>
-        <w:numPr>
-          <w:ilvl w:val="0"/>
-          <w:numId w:val="13"/>
-        </w:numPr>
-        <w:spacing w:before="100" w:beforeAutospacing="1" w:after="100" w:afterAutospacing="1" w:line="240" w:lineRule="auto"/>
-        <w:rPr>
-          <w:rFonts w:ascii="Times New Roman" w:eastAsia="Times New Roman" w:hAnsi="Times New Roman" w:cs="Times New Roman"/>
-          <w:sz w:val="24"/>
-          <w:szCs w:val="24"/>
-        </w:rPr>
-      </w:pPr>
-      <w:r>
-        <w:rPr>
-          <w:rFonts w:ascii="Times New Roman" w:eastAsia="Times New Roman" w:hAnsi="Times New Roman" w:cs="Times New Roman"/>
-          <w:sz w:val="24"/>
-          <w:szCs w:val="24"/>
-        </w:rPr>
-        <w:t>Reduced bundle size</w:t>
-      </w:r>
-    </w:p>
-    <w:p>
-      <w:pPr>
-        <w:numPr>
-          <w:ilvl w:val="0"/>
-          <w:numId w:val="13"/>
-        </w:numPr>
-        <w:spacing w:before="100" w:beforeAutospacing="1" w:after="100" w:afterAutospacing="1" w:line="240" w:lineRule="auto"/>
-        <w:rPr>
-          <w:rFonts w:ascii="Times New Roman" w:eastAsia="Times New Roman" w:hAnsi="Times New Roman" w:cs="Times New Roman"/>
-          <w:sz w:val="24"/>
-          <w:szCs w:val="24"/>
-        </w:rPr>
-      </w:pPr>
-      <w:r>
-        <w:rPr>
-          <w:rFonts w:ascii="Times New Roman" w:eastAsia="Times New Roman" w:hAnsi="Times New Roman" w:cs="Times New Roman"/>
-          <w:sz w:val="24"/>
-          <w:szCs w:val="24"/>
-        </w:rPr>
-        <w:t>Better performance</w:t>
-      </w:r>
-    </w:p>
-    <w:p>
-      <w:pPr>
-        <w:spacing w:before="100" w:beforeAutospacing="1" w:after="100" w:afterAutospacing="1" w:line="240" w:lineRule="auto"/>
-        <w:rPr>
-          <w:rFonts w:ascii="Times New Roman" w:eastAsia="Times New Roman" w:hAnsi="Times New Roman" w:cs="Times New Roman"/>
-          <w:sz w:val="24"/>
-          <w:szCs w:val="24"/>
-        </w:rPr>
-      </w:pPr>
-      <w:r>
-        <w:rPr>
-          <w:rFonts w:ascii="Times New Roman" w:eastAsia="Times New Roman" w:hAnsi="Times New Roman" w:cs="Times New Roman"/>
-          <w:sz w:val="24"/>
-          <w:szCs w:val="24"/>
-        </w:rPr>
-        <w:t>Implemented using:</w:t>
-      </w:r>
-    </w:p>
-    <w:p>
-      <w:pPr>
-        <w:tabs>
-          <w:tab w:val="left" w:pos="916"/>
-          <w:tab w:val="left" w:pos="1832"/>
-          <w:tab w:val="left" w:pos="2748"/>
-          <w:tab w:val="left" w:pos="3664"/>
-          <w:tab w:val="left" w:pos="4580"/>
-          <w:tab w:val="left" w:pos="5496"/>
-          <w:tab w:val="left" w:pos="6412"/>
-          <w:tab w:val="left" w:pos="7328"/>
-          <w:tab w:val="left" w:pos="8244"/>
-          <w:tab w:val="left" w:pos="9160"/>
-          <w:tab w:val="left" w:pos="10076"/>
-          <w:tab w:val="left" w:pos="10992"/>
-          <w:tab w:val="left" w:pos="11908"/>
-          <w:tab w:val="left" w:pos="12824"/>
-          <w:tab w:val="left" w:pos="13740"/>
-          <w:tab w:val="left" w:pos="14656"/>
-        </w:tabs>
-        <w:spacing w:after="0" w:line="240" w:lineRule="auto"/>
-        <w:rPr>
-          <w:rFonts w:ascii="Courier New" w:eastAsia="Times New Roman" w:hAnsi="Courier New" w:cs="Courier New"/>
-          <w:sz w:val="20"/>
-          <w:szCs w:val="20"/>
-        </w:rPr>
-      </w:pPr>
-      <w:proofErr w:type="spellStart"/>
-      <w:proofErr w:type="gramStart"/>
-      <w:r>
-        <w:rPr>
-          <w:rFonts w:ascii="Courier New" w:eastAsia="Times New Roman" w:hAnsi="Courier New" w:cs="Courier New"/>
-          <w:sz w:val="20"/>
-          <w:szCs w:val="20"/>
-        </w:rPr>
-        <w:t>React.lazy</w:t>
-      </w:r>
-      <w:proofErr w:type="spellEnd"/>
-      <w:r>
-        <w:rPr>
-          <w:rFonts w:ascii="Courier New" w:eastAsia="Times New Roman" w:hAnsi="Courier New" w:cs="Courier New"/>
-          <w:sz w:val="20"/>
-          <w:szCs w:val="20"/>
-        </w:rPr>
-        <w:t>()</w:t>
-      </w:r>
-      <w:proofErr w:type="gramEnd"/>
-    </w:p>
-    <w:p>
-      <w:pPr>
-        <w:tabs>
-          <w:tab w:val="left" w:pos="916"/>
-          <w:tab w:val="left" w:pos="1832"/>
-          <w:tab w:val="left" w:pos="2748"/>
-          <w:tab w:val="left" w:pos="3664"/>
-          <w:tab w:val="left" w:pos="4580"/>
-          <w:tab w:val="left" w:pos="5496"/>
-          <w:tab w:val="left" w:pos="6412"/>
-          <w:tab w:val="left" w:pos="7328"/>
-          <w:tab w:val="left" w:pos="8244"/>
-          <w:tab w:val="left" w:pos="9160"/>
-          <w:tab w:val="left" w:pos="10076"/>
-          <w:tab w:val="left" w:pos="10992"/>
-          <w:tab w:val="left" w:pos="11908"/>
-          <w:tab w:val="left" w:pos="12824"/>
-          <w:tab w:val="left" w:pos="13740"/>
-          <w:tab w:val="left" w:pos="14656"/>
-        </w:tabs>
-        <w:spacing w:after="0" w:line="240" w:lineRule="auto"/>
-        <w:rPr>
-          <w:rFonts w:ascii="Courier New" w:eastAsia="Times New Roman" w:hAnsi="Courier New" w:cs="Courier New"/>
-          <w:sz w:val="20"/>
-          <w:szCs w:val="20"/>
-        </w:rPr>
-      </w:pPr>
-      <w:r>
-        <w:rPr>
-          <w:rFonts w:ascii="Courier New" w:eastAsia="Times New Roman" w:hAnsi="Courier New" w:cs="Courier New"/>
-          <w:sz w:val="20"/>
-          <w:szCs w:val="20"/>
-        </w:rPr>
-        <w:t>Suspense</w:t>
-      </w:r>
-    </w:p>
-    <w:p>
-      <w:pPr>
-        <w:spacing w:after="0" w:line="240" w:lineRule="auto"/>
-        <w:rPr>
-          <w:rFonts w:ascii="Times New Roman" w:eastAsia="Times New Roman" w:hAnsi="Times New Roman" w:cs="Times New Roman"/>
-          <w:sz w:val="24"/>
-          <w:szCs w:val="24"/>
-        </w:rPr>
-      </w:pPr>
-      <w:r>
-        <w:rPr>
-          <w:rFonts w:ascii="Times New Roman" w:eastAsia="Times New Roman" w:hAnsi="Times New Roman" w:cs="Times New Roman"/>
-          <w:sz w:val="24"/>
-          <w:szCs w:val="24"/>
-        </w:rPr>
-        <w:pict>
-          <v:rect id="_x0000_i1045" style="width:0;height:1.5pt" o:hralign="center" o:hrstd="t" o:hr="t" fillcolor="#a0a0a0" stroked="f"/>
-        </w:pict>
-      </w:r>
-    </w:p>
-    <w:p>
-      <w:pPr>
-        <w:spacing w:before="100" w:beforeAutospacing="1" w:after="100" w:afterAutospacing="1" w:line="240" w:lineRule="auto"/>
-        <w:outlineLvl w:val="0"/>
+      </w:pPr>
+      <w:r>
         <w:rPr>
           <w:rFonts w:ascii="Times New Roman" w:eastAsia="Times New Roman" w:hAnsi="Times New Roman" w:cs="Times New Roman"/>
           <w:b/>
@@ -5240,8 +6239,276 @@
           <w:sz w:val="48"/>
           <w:szCs w:val="48"/>
         </w:rPr>
-      </w:pPr>
-      <w:r>
+        <w:lastRenderedPageBreak/>
+        <w:t>29. How would you design a scalable React architecture?</w:t>
+      </w:r>
+    </w:p>
+    <w:p>
+      <w:pPr>
+        <w:spacing w:before="100" w:beforeAutospacing="1" w:after="100" w:afterAutospacing="1" w:line="240" w:lineRule="auto"/>
+        <w:rPr>
+          <w:rFonts w:ascii="Times New Roman" w:eastAsia="Times New Roman" w:hAnsi="Times New Roman" w:cs="Times New Roman"/>
+          <w:sz w:val="24"/>
+          <w:szCs w:val="24"/>
+        </w:rPr>
+      </w:pPr>
+      <w:r>
+        <w:rPr>
+          <w:rFonts w:ascii="Times New Roman" w:eastAsia="Times New Roman" w:hAnsi="Times New Roman" w:cs="Times New Roman"/>
+          <w:b/>
+          <w:bCs/>
+          <w:sz w:val="24"/>
+          <w:szCs w:val="24"/>
+        </w:rPr>
+        <w:t>Answer:</w:t>
+      </w:r>
+    </w:p>
+    <w:p>
+      <w:pPr>
+        <w:spacing w:before="100" w:beforeAutospacing="1" w:after="100" w:afterAutospacing="1" w:line="240" w:lineRule="auto"/>
+        <w:rPr>
+          <w:rFonts w:ascii="Times New Roman" w:eastAsia="Times New Roman" w:hAnsi="Times New Roman" w:cs="Times New Roman"/>
+          <w:sz w:val="24"/>
+          <w:szCs w:val="24"/>
+        </w:rPr>
+      </w:pPr>
+      <w:r>
+        <w:rPr>
+          <w:rFonts w:ascii="Times New Roman" w:eastAsia="Times New Roman" w:hAnsi="Times New Roman" w:cs="Times New Roman"/>
+          <w:sz w:val="24"/>
+          <w:szCs w:val="24"/>
+        </w:rPr>
+        <w:t>A scalable architecture typically includes:</w:t>
+      </w:r>
+    </w:p>
+    <w:p>
+      <w:pPr>
+        <w:numPr>
+          <w:ilvl w:val="0"/>
+          <w:numId w:val="26"/>
+        </w:numPr>
+        <w:spacing w:before="100" w:beforeAutospacing="1" w:after="100" w:afterAutospacing="1" w:line="240" w:lineRule="auto"/>
+        <w:rPr>
+          <w:rFonts w:ascii="Times New Roman" w:eastAsia="Times New Roman" w:hAnsi="Times New Roman" w:cs="Times New Roman"/>
+          <w:sz w:val="24"/>
+          <w:szCs w:val="24"/>
+        </w:rPr>
+      </w:pPr>
+      <w:r>
+        <w:rPr>
+          <w:rFonts w:ascii="Times New Roman" w:eastAsia="Times New Roman" w:hAnsi="Times New Roman" w:cs="Times New Roman"/>
+          <w:sz w:val="24"/>
+          <w:szCs w:val="24"/>
+        </w:rPr>
+        <w:t>Feature-based folder structure</w:t>
+      </w:r>
+    </w:p>
+    <w:p>
+      <w:pPr>
+        <w:numPr>
+          <w:ilvl w:val="0"/>
+          <w:numId w:val="26"/>
+        </w:numPr>
+        <w:spacing w:before="100" w:beforeAutospacing="1" w:after="100" w:afterAutospacing="1" w:line="240" w:lineRule="auto"/>
+        <w:rPr>
+          <w:rFonts w:ascii="Times New Roman" w:eastAsia="Times New Roman" w:hAnsi="Times New Roman" w:cs="Times New Roman"/>
+          <w:sz w:val="24"/>
+          <w:szCs w:val="24"/>
+        </w:rPr>
+      </w:pPr>
+      <w:r>
+        <w:rPr>
+          <w:rFonts w:ascii="Times New Roman" w:eastAsia="Times New Roman" w:hAnsi="Times New Roman" w:cs="Times New Roman"/>
+          <w:sz w:val="24"/>
+          <w:szCs w:val="24"/>
+        </w:rPr>
+        <w:t>Reusable components</w:t>
+      </w:r>
+    </w:p>
+    <w:p>
+      <w:pPr>
+        <w:numPr>
+          <w:ilvl w:val="0"/>
+          <w:numId w:val="26"/>
+        </w:numPr>
+        <w:spacing w:before="100" w:beforeAutospacing="1" w:after="100" w:afterAutospacing="1" w:line="240" w:lineRule="auto"/>
+        <w:rPr>
+          <w:rFonts w:ascii="Times New Roman" w:eastAsia="Times New Roman" w:hAnsi="Times New Roman" w:cs="Times New Roman"/>
+          <w:sz w:val="24"/>
+          <w:szCs w:val="24"/>
+        </w:rPr>
+      </w:pPr>
+      <w:r>
+        <w:rPr>
+          <w:rFonts w:ascii="Times New Roman" w:eastAsia="Times New Roman" w:hAnsi="Times New Roman" w:cs="Times New Roman"/>
+          <w:sz w:val="24"/>
+          <w:szCs w:val="24"/>
+        </w:rPr>
+        <w:t>Custom hooks</w:t>
+      </w:r>
+    </w:p>
+    <w:p>
+      <w:pPr>
+        <w:numPr>
+          <w:ilvl w:val="0"/>
+          <w:numId w:val="26"/>
+        </w:numPr>
+        <w:spacing w:before="100" w:beforeAutospacing="1" w:after="100" w:afterAutospacing="1" w:line="240" w:lineRule="auto"/>
+        <w:rPr>
+          <w:rFonts w:ascii="Times New Roman" w:eastAsia="Times New Roman" w:hAnsi="Times New Roman" w:cs="Times New Roman"/>
+          <w:sz w:val="24"/>
+          <w:szCs w:val="24"/>
+        </w:rPr>
+      </w:pPr>
+      <w:r>
+        <w:rPr>
+          <w:rFonts w:ascii="Times New Roman" w:eastAsia="Times New Roman" w:hAnsi="Times New Roman" w:cs="Times New Roman"/>
+          <w:sz w:val="24"/>
+          <w:szCs w:val="24"/>
+        </w:rPr>
+        <w:t>Centralized API layer</w:t>
+      </w:r>
+    </w:p>
+    <w:p>
+      <w:pPr>
+        <w:numPr>
+          <w:ilvl w:val="0"/>
+          <w:numId w:val="26"/>
+        </w:numPr>
+        <w:spacing w:before="100" w:beforeAutospacing="1" w:after="100" w:afterAutospacing="1" w:line="240" w:lineRule="auto"/>
+        <w:rPr>
+          <w:rFonts w:ascii="Times New Roman" w:eastAsia="Times New Roman" w:hAnsi="Times New Roman" w:cs="Times New Roman"/>
+          <w:sz w:val="24"/>
+          <w:szCs w:val="24"/>
+        </w:rPr>
+      </w:pPr>
+      <w:r>
+        <w:rPr>
+          <w:rFonts w:ascii="Times New Roman" w:eastAsia="Times New Roman" w:hAnsi="Times New Roman" w:cs="Times New Roman"/>
+          <w:sz w:val="24"/>
+          <w:szCs w:val="24"/>
+        </w:rPr>
+        <w:t>State management strategy</w:t>
+      </w:r>
+    </w:p>
+    <w:p>
+      <w:pPr>
+        <w:numPr>
+          <w:ilvl w:val="0"/>
+          <w:numId w:val="26"/>
+        </w:numPr>
+        <w:spacing w:before="100" w:beforeAutospacing="1" w:after="100" w:afterAutospacing="1" w:line="240" w:lineRule="auto"/>
+        <w:rPr>
+          <w:rFonts w:ascii="Times New Roman" w:eastAsia="Times New Roman" w:hAnsi="Times New Roman" w:cs="Times New Roman"/>
+          <w:sz w:val="24"/>
+          <w:szCs w:val="24"/>
+        </w:rPr>
+      </w:pPr>
+      <w:r>
+        <w:rPr>
+          <w:rFonts w:ascii="Times New Roman" w:eastAsia="Times New Roman" w:hAnsi="Times New Roman" w:cs="Times New Roman"/>
+          <w:sz w:val="24"/>
+          <w:szCs w:val="24"/>
+        </w:rPr>
+        <w:t>Testing strategy</w:t>
+      </w:r>
+    </w:p>
+    <w:p>
+      <w:pPr>
+        <w:numPr>
+          <w:ilvl w:val="0"/>
+          <w:numId w:val="26"/>
+        </w:numPr>
+        <w:spacing w:before="100" w:beforeAutospacing="1" w:after="100" w:afterAutospacing="1" w:line="240" w:lineRule="auto"/>
+        <w:rPr>
+          <w:rFonts w:ascii="Times New Roman" w:eastAsia="Times New Roman" w:hAnsi="Times New Roman" w:cs="Times New Roman"/>
+          <w:sz w:val="24"/>
+          <w:szCs w:val="24"/>
+        </w:rPr>
+      </w:pPr>
+      <w:r>
+        <w:rPr>
+          <w:rFonts w:ascii="Times New Roman" w:eastAsia="Times New Roman" w:hAnsi="Times New Roman" w:cs="Times New Roman"/>
+          <w:sz w:val="24"/>
+          <w:szCs w:val="24"/>
+        </w:rPr>
+        <w:t>CI/CD pipeline</w:t>
+      </w:r>
+    </w:p>
+    <w:p>
+      <w:pPr>
+        <w:numPr>
+          <w:ilvl w:val="0"/>
+          <w:numId w:val="26"/>
+        </w:numPr>
+        <w:spacing w:before="100" w:beforeAutospacing="1" w:after="100" w:afterAutospacing="1" w:line="240" w:lineRule="auto"/>
+        <w:rPr>
+          <w:rFonts w:ascii="Times New Roman" w:eastAsia="Times New Roman" w:hAnsi="Times New Roman" w:cs="Times New Roman"/>
+          <w:sz w:val="24"/>
+          <w:szCs w:val="24"/>
+        </w:rPr>
+      </w:pPr>
+      <w:proofErr w:type="spellStart"/>
+      <w:r>
+        <w:rPr>
+          <w:rFonts w:ascii="Times New Roman" w:eastAsia="Times New Roman" w:hAnsi="Times New Roman" w:cs="Times New Roman"/>
+          <w:sz w:val="24"/>
+          <w:szCs w:val="24"/>
+        </w:rPr>
+        <w:t>TypeScript</w:t>
+      </w:r>
+      <w:proofErr w:type="spellEnd"/>
+      <w:r>
+        <w:rPr>
+          <w:rFonts w:ascii="Times New Roman" w:eastAsia="Times New Roman" w:hAnsi="Times New Roman" w:cs="Times New Roman"/>
+          <w:sz w:val="24"/>
+          <w:szCs w:val="24"/>
+        </w:rPr>
+        <w:t xml:space="preserve"> adoption</w:t>
+      </w:r>
+    </w:p>
+    <w:p>
+      <w:pPr>
+        <w:spacing w:before="100" w:beforeAutospacing="1" w:after="100" w:afterAutospacing="1" w:line="240" w:lineRule="auto"/>
+        <w:rPr>
+          <w:rFonts w:ascii="Times New Roman" w:eastAsia="Times New Roman" w:hAnsi="Times New Roman" w:cs="Times New Roman"/>
+          <w:sz w:val="24"/>
+          <w:szCs w:val="24"/>
+        </w:rPr>
+      </w:pPr>
+      <w:r>
+        <w:rPr>
+          <w:rFonts w:ascii="Times New Roman" w:eastAsia="Times New Roman" w:hAnsi="Times New Roman" w:cs="Times New Roman"/>
+          <w:sz w:val="24"/>
+          <w:szCs w:val="24"/>
+        </w:rPr>
+        <w:t>The goal is maintainability and team scalability.</w:t>
+      </w:r>
+    </w:p>
+    <w:p>
+      <w:pPr>
+        <w:spacing w:after="0" w:line="240" w:lineRule="auto"/>
+        <w:rPr>
+          <w:rFonts w:ascii="Times New Roman" w:eastAsia="Times New Roman" w:hAnsi="Times New Roman" w:cs="Times New Roman"/>
+          <w:sz w:val="24"/>
+          <w:szCs w:val="24"/>
+        </w:rPr>
+      </w:pPr>
+      <w:r>
+        <w:rPr>
+          <w:rFonts w:ascii="Times New Roman" w:eastAsia="Times New Roman" w:hAnsi="Times New Roman" w:cs="Times New Roman"/>
+          <w:sz w:val="24"/>
+          <w:szCs w:val="24"/>
+        </w:rPr>
+        <w:pict>
+          <v:rect id="_x0000_i1054" style="width:0;height:1.5pt" o:hralign="center" o:hrstd="t" o:hr="t" fillcolor="#a0a0a0" stroked="f"/>
+        </w:pict>
+      </w:r>
+    </w:p>
+    <w:p>
+      <w:pPr>
+        <w:spacing w:before="100" w:beforeAutospacing="1" w:after="100" w:afterAutospacing="1" w:line="240" w:lineRule="auto"/>
+        <w:outlineLvl w:val="0"/>
         <w:rPr>
           <w:rFonts w:ascii="Times New Roman" w:eastAsia="Times New Roman" w:hAnsi="Times New Roman" w:cs="Times New Roman"/>
           <w:b/>
@@ -5250,151 +6517,8 @@
           <w:sz w:val="48"/>
           <w:szCs w:val="48"/>
         </w:rPr>
-        <w:t>21. What is hydration in React?</w:t>
-      </w:r>
-    </w:p>
-    <w:p>
-      <w:pPr>
-        <w:spacing w:before="100" w:beforeAutospacing="1" w:after="100" w:afterAutospacing="1" w:line="240" w:lineRule="auto"/>
-        <w:rPr>
-          <w:rFonts w:ascii="Times New Roman" w:eastAsia="Times New Roman" w:hAnsi="Times New Roman" w:cs="Times New Roman"/>
-          <w:sz w:val="24"/>
-          <w:szCs w:val="24"/>
-        </w:rPr>
-      </w:pPr>
-      <w:r>
-        <w:rPr>
-          <w:rFonts w:ascii="Times New Roman" w:eastAsia="Times New Roman" w:hAnsi="Times New Roman" w:cs="Times New Roman"/>
-          <w:b/>
-          <w:bCs/>
-          <w:sz w:val="24"/>
-          <w:szCs w:val="24"/>
-        </w:rPr>
-        <w:t>Answer:</w:t>
-      </w:r>
-    </w:p>
-    <w:p>
-      <w:pPr>
-        <w:spacing w:before="100" w:beforeAutospacing="1" w:after="100" w:afterAutospacing="1" w:line="240" w:lineRule="auto"/>
-        <w:rPr>
-          <w:rFonts w:ascii="Times New Roman" w:eastAsia="Times New Roman" w:hAnsi="Times New Roman" w:cs="Times New Roman"/>
-          <w:sz w:val="24"/>
-          <w:szCs w:val="24"/>
-        </w:rPr>
-      </w:pPr>
-      <w:r>
-        <w:rPr>
-          <w:rFonts w:ascii="Times New Roman" w:eastAsia="Times New Roman" w:hAnsi="Times New Roman" w:cs="Times New Roman"/>
-          <w:sz w:val="24"/>
-          <w:szCs w:val="24"/>
-        </w:rPr>
-        <w:t>Hydration attaches React event handlers to server-rendered HTML.</w:t>
-      </w:r>
-    </w:p>
-    <w:p>
-      <w:pPr>
-        <w:spacing w:before="100" w:beforeAutospacing="1" w:after="100" w:afterAutospacing="1" w:line="240" w:lineRule="auto"/>
-        <w:rPr>
-          <w:rFonts w:ascii="Times New Roman" w:eastAsia="Times New Roman" w:hAnsi="Times New Roman" w:cs="Times New Roman"/>
-          <w:sz w:val="24"/>
-          <w:szCs w:val="24"/>
-        </w:rPr>
-      </w:pPr>
-      <w:r>
-        <w:rPr>
-          <w:rFonts w:ascii="Times New Roman" w:eastAsia="Times New Roman" w:hAnsi="Times New Roman" w:cs="Times New Roman"/>
-          <w:sz w:val="24"/>
-          <w:szCs w:val="24"/>
-        </w:rPr>
-        <w:t>Used in frameworks like:</w:t>
-      </w:r>
-    </w:p>
-    <w:p>
-      <w:pPr>
-        <w:numPr>
-          <w:ilvl w:val="0"/>
-          <w:numId w:val="14"/>
-        </w:numPr>
-        <w:spacing w:before="100" w:beforeAutospacing="1" w:after="100" w:afterAutospacing="1" w:line="240" w:lineRule="auto"/>
-        <w:rPr>
-          <w:rFonts w:ascii="Times New Roman" w:eastAsia="Times New Roman" w:hAnsi="Times New Roman" w:cs="Times New Roman"/>
-          <w:sz w:val="24"/>
-          <w:szCs w:val="24"/>
-        </w:rPr>
-      </w:pPr>
-      <w:r>
-        <w:rPr>
-          <w:rFonts w:ascii="Times New Roman" w:eastAsia="Times New Roman" w:hAnsi="Times New Roman" w:cs="Times New Roman"/>
-          <w:sz w:val="24"/>
-          <w:szCs w:val="24"/>
-        </w:rPr>
-        <w:t>Next.js</w:t>
-      </w:r>
-    </w:p>
-    <w:p>
-      <w:pPr>
-        <w:numPr>
-          <w:ilvl w:val="0"/>
-          <w:numId w:val="14"/>
-        </w:numPr>
-        <w:spacing w:before="100" w:beforeAutospacing="1" w:after="100" w:afterAutospacing="1" w:line="240" w:lineRule="auto"/>
-        <w:rPr>
-          <w:rFonts w:ascii="Times New Roman" w:eastAsia="Times New Roman" w:hAnsi="Times New Roman" w:cs="Times New Roman"/>
-          <w:sz w:val="24"/>
-          <w:szCs w:val="24"/>
-        </w:rPr>
-      </w:pPr>
-      <w:r>
-        <w:rPr>
-          <w:rFonts w:ascii="Times New Roman" w:eastAsia="Times New Roman" w:hAnsi="Times New Roman" w:cs="Times New Roman"/>
-          <w:sz w:val="24"/>
-          <w:szCs w:val="24"/>
-        </w:rPr>
-        <w:t>Remix</w:t>
-      </w:r>
-    </w:p>
-    <w:p>
-      <w:pPr>
-        <w:spacing w:before="100" w:beforeAutospacing="1" w:after="100" w:afterAutospacing="1" w:line="240" w:lineRule="auto"/>
-        <w:rPr>
-          <w:rFonts w:ascii="Times New Roman" w:eastAsia="Times New Roman" w:hAnsi="Times New Roman" w:cs="Times New Roman"/>
-          <w:sz w:val="24"/>
-          <w:szCs w:val="24"/>
-        </w:rPr>
-      </w:pPr>
-      <w:r>
-        <w:rPr>
-          <w:rFonts w:ascii="Times New Roman" w:eastAsia="Times New Roman" w:hAnsi="Times New Roman" w:cs="Times New Roman"/>
-          <w:sz w:val="24"/>
-          <w:szCs w:val="24"/>
-        </w:rPr>
-        <w:t>This improves SEO and initial page load speed.</w:t>
-      </w:r>
-    </w:p>
-    <w:p>
-      <w:pPr>
-        <w:spacing w:after="0" w:line="240" w:lineRule="auto"/>
-        <w:rPr>
-          <w:rFonts w:ascii="Times New Roman" w:eastAsia="Times New Roman" w:hAnsi="Times New Roman" w:cs="Times New Roman"/>
-          <w:sz w:val="24"/>
-          <w:szCs w:val="24"/>
-        </w:rPr>
-      </w:pPr>
-      <w:r>
-        <w:rPr>
-          <w:rFonts w:ascii="Times New Roman" w:eastAsia="Times New Roman" w:hAnsi="Times New Roman" w:cs="Times New Roman"/>
-          <w:sz w:val="24"/>
-          <w:szCs w:val="24"/>
-        </w:rPr>
-        <w:pict>
-          <v:rect id="_x0000_i1046" style="width:0;height:1.5pt" o:hralign="center" o:hrstd="t" o:hr="t" fillcolor="#a0a0a0" stroked="f"/>
-        </w:pict>
-      </w:r>
-    </w:p>
-    <w:p>
-      <w:pPr>
-        <w:spacing w:before="100" w:beforeAutospacing="1" w:after="100" w:afterAutospacing="1" w:line="240" w:lineRule="auto"/>
-        <w:outlineLvl w:val="0"/>
+      </w:pPr>
+      <w:r>
         <w:rPr>
           <w:rFonts w:ascii="Times New Roman" w:eastAsia="Times New Roman" w:hAnsi="Times New Roman" w:cs="Times New Roman"/>
           <w:b/>
@@ -5403,2362 +6527,6 @@
           <w:sz w:val="48"/>
           <w:szCs w:val="48"/>
         </w:rPr>
-      </w:pPr>
-      <w:r>
-        <w:rPr>
-          <w:rFonts w:ascii="Times New Roman" w:eastAsia="Times New Roman" w:hAnsi="Times New Roman" w:cs="Times New Roman"/>
-          <w:b/>
-          <w:bCs/>
-          <w:kern w:val="36"/>
-          <w:sz w:val="48"/>
-          <w:szCs w:val="48"/>
-        </w:rPr>
-        <w:t>22. Explain Server-Side Rendering (SSR).</w:t>
-      </w:r>
-    </w:p>
-    <w:p>
-      <w:pPr>
-        <w:spacing w:before="100" w:beforeAutospacing="1" w:after="100" w:afterAutospacing="1" w:line="240" w:lineRule="auto"/>
-        <w:rPr>
-          <w:rFonts w:ascii="Times New Roman" w:eastAsia="Times New Roman" w:hAnsi="Times New Roman" w:cs="Times New Roman"/>
-          <w:sz w:val="24"/>
-          <w:szCs w:val="24"/>
-        </w:rPr>
-      </w:pPr>
-      <w:r>
-        <w:rPr>
-          <w:rFonts w:ascii="Times New Roman" w:eastAsia="Times New Roman" w:hAnsi="Times New Roman" w:cs="Times New Roman"/>
-          <w:b/>
-          <w:bCs/>
-          <w:sz w:val="24"/>
-          <w:szCs w:val="24"/>
-        </w:rPr>
-        <w:t>Answer:</w:t>
-      </w:r>
-    </w:p>
-    <w:p>
-      <w:pPr>
-        <w:spacing w:before="100" w:beforeAutospacing="1" w:after="100" w:afterAutospacing="1" w:line="240" w:lineRule="auto"/>
-        <w:rPr>
-          <w:rFonts w:ascii="Times New Roman" w:eastAsia="Times New Roman" w:hAnsi="Times New Roman" w:cs="Times New Roman"/>
-          <w:sz w:val="24"/>
-          <w:szCs w:val="24"/>
-        </w:rPr>
-      </w:pPr>
-      <w:r>
-        <w:rPr>
-          <w:rFonts w:ascii="Times New Roman" w:eastAsia="Times New Roman" w:hAnsi="Times New Roman" w:cs="Times New Roman"/>
-          <w:sz w:val="24"/>
-          <w:szCs w:val="24"/>
-        </w:rPr>
-        <w:t>SSR renders pages on the server before sending HTML to the browser.</w:t>
-      </w:r>
-    </w:p>
-    <w:p>
-      <w:pPr>
-        <w:spacing w:before="100" w:beforeAutospacing="1" w:after="100" w:afterAutospacing="1" w:line="240" w:lineRule="auto"/>
-        <w:rPr>
-          <w:rFonts w:ascii="Times New Roman" w:eastAsia="Times New Roman" w:hAnsi="Times New Roman" w:cs="Times New Roman"/>
-          <w:sz w:val="24"/>
-          <w:szCs w:val="24"/>
-        </w:rPr>
-      </w:pPr>
-      <w:r>
-        <w:rPr>
-          <w:rFonts w:ascii="Times New Roman" w:eastAsia="Times New Roman" w:hAnsi="Times New Roman" w:cs="Times New Roman"/>
-          <w:sz w:val="24"/>
-          <w:szCs w:val="24"/>
-        </w:rPr>
-        <w:t>Advantages:</w:t>
-      </w:r>
-    </w:p>
-    <w:p>
-      <w:pPr>
-        <w:numPr>
-          <w:ilvl w:val="0"/>
-          <w:numId w:val="15"/>
-        </w:numPr>
-        <w:spacing w:before="100" w:beforeAutospacing="1" w:after="100" w:afterAutospacing="1" w:line="240" w:lineRule="auto"/>
-        <w:rPr>
-          <w:rFonts w:ascii="Times New Roman" w:eastAsia="Times New Roman" w:hAnsi="Times New Roman" w:cs="Times New Roman"/>
-          <w:sz w:val="24"/>
-          <w:szCs w:val="24"/>
-        </w:rPr>
-      </w:pPr>
-      <w:r>
-        <w:rPr>
-          <w:rFonts w:ascii="Times New Roman" w:eastAsia="Times New Roman" w:hAnsi="Times New Roman" w:cs="Times New Roman"/>
-          <w:sz w:val="24"/>
-          <w:szCs w:val="24"/>
-        </w:rPr>
-        <w:t>Better SEO</w:t>
-      </w:r>
-    </w:p>
-    <w:p>
-      <w:pPr>
-        <w:numPr>
-          <w:ilvl w:val="0"/>
-          <w:numId w:val="15"/>
-        </w:numPr>
-        <w:spacing w:before="100" w:beforeAutospacing="1" w:after="100" w:afterAutospacing="1" w:line="240" w:lineRule="auto"/>
-        <w:rPr>
-          <w:rFonts w:ascii="Times New Roman" w:eastAsia="Times New Roman" w:hAnsi="Times New Roman" w:cs="Times New Roman"/>
-          <w:sz w:val="24"/>
-          <w:szCs w:val="24"/>
-        </w:rPr>
-      </w:pPr>
-      <w:r>
-        <w:rPr>
-          <w:rFonts w:ascii="Times New Roman" w:eastAsia="Times New Roman" w:hAnsi="Times New Roman" w:cs="Times New Roman"/>
-          <w:sz w:val="24"/>
-          <w:szCs w:val="24"/>
-        </w:rPr>
-        <w:t>Faster initial content display</w:t>
-      </w:r>
-    </w:p>
-    <w:p>
-      <w:pPr>
-        <w:numPr>
-          <w:ilvl w:val="0"/>
-          <w:numId w:val="15"/>
-        </w:numPr>
-        <w:spacing w:before="100" w:beforeAutospacing="1" w:after="100" w:afterAutospacing="1" w:line="240" w:lineRule="auto"/>
-        <w:rPr>
-          <w:rFonts w:ascii="Times New Roman" w:eastAsia="Times New Roman" w:hAnsi="Times New Roman" w:cs="Times New Roman"/>
-          <w:sz w:val="24"/>
-          <w:szCs w:val="24"/>
-        </w:rPr>
-      </w:pPr>
-      <w:r>
-        <w:rPr>
-          <w:rFonts w:ascii="Times New Roman" w:eastAsia="Times New Roman" w:hAnsi="Times New Roman" w:cs="Times New Roman"/>
-          <w:sz w:val="24"/>
-          <w:szCs w:val="24"/>
-        </w:rPr>
-        <w:t>Improved social sharing</w:t>
-      </w:r>
-    </w:p>
-    <w:p>
-      <w:pPr>
-        <w:spacing w:before="100" w:beforeAutospacing="1" w:after="100" w:afterAutospacing="1" w:line="240" w:lineRule="auto"/>
-        <w:rPr>
-          <w:rFonts w:ascii="Times New Roman" w:eastAsia="Times New Roman" w:hAnsi="Times New Roman" w:cs="Times New Roman"/>
-          <w:sz w:val="24"/>
-          <w:szCs w:val="24"/>
-        </w:rPr>
-      </w:pPr>
-      <w:r>
-        <w:rPr>
-          <w:rFonts w:ascii="Times New Roman" w:eastAsia="Times New Roman" w:hAnsi="Times New Roman" w:cs="Times New Roman"/>
-          <w:sz w:val="24"/>
-          <w:szCs w:val="24"/>
-        </w:rPr>
-        <w:t>Disadvantages:</w:t>
-      </w:r>
-    </w:p>
-    <w:p>
-      <w:pPr>
-        <w:numPr>
-          <w:ilvl w:val="0"/>
-          <w:numId w:val="16"/>
-        </w:numPr>
-        <w:spacing w:before="100" w:beforeAutospacing="1" w:after="100" w:afterAutospacing="1" w:line="240" w:lineRule="auto"/>
-        <w:rPr>
-          <w:rFonts w:ascii="Times New Roman" w:eastAsia="Times New Roman" w:hAnsi="Times New Roman" w:cs="Times New Roman"/>
-          <w:sz w:val="24"/>
-          <w:szCs w:val="24"/>
-        </w:rPr>
-      </w:pPr>
-      <w:r>
-        <w:rPr>
-          <w:rFonts w:ascii="Times New Roman" w:eastAsia="Times New Roman" w:hAnsi="Times New Roman" w:cs="Times New Roman"/>
-          <w:sz w:val="24"/>
-          <w:szCs w:val="24"/>
-        </w:rPr>
-        <w:t>Increased server load</w:t>
-      </w:r>
-    </w:p>
-    <w:p>
-      <w:pPr>
-        <w:numPr>
-          <w:ilvl w:val="0"/>
-          <w:numId w:val="16"/>
-        </w:numPr>
-        <w:spacing w:before="100" w:beforeAutospacing="1" w:after="100" w:afterAutospacing="1" w:line="240" w:lineRule="auto"/>
-        <w:rPr>
-          <w:rFonts w:ascii="Times New Roman" w:eastAsia="Times New Roman" w:hAnsi="Times New Roman" w:cs="Times New Roman"/>
-          <w:sz w:val="24"/>
-          <w:szCs w:val="24"/>
-        </w:rPr>
-      </w:pPr>
-      <w:r>
-        <w:rPr>
-          <w:rFonts w:ascii="Times New Roman" w:eastAsia="Times New Roman" w:hAnsi="Times New Roman" w:cs="Times New Roman"/>
-          <w:sz w:val="24"/>
-          <w:szCs w:val="24"/>
-        </w:rPr>
-        <w:t>More complexity</w:t>
-      </w:r>
-    </w:p>
-    <w:p>
-      <w:pPr>
-        <w:spacing w:after="0" w:line="240" w:lineRule="auto"/>
-        <w:rPr>
-          <w:rFonts w:ascii="Times New Roman" w:eastAsia="Times New Roman" w:hAnsi="Times New Roman" w:cs="Times New Roman"/>
-          <w:sz w:val="24"/>
-          <w:szCs w:val="24"/>
-        </w:rPr>
-      </w:pPr>
-      <w:r>
-        <w:rPr>
-          <w:rFonts w:ascii="Times New Roman" w:eastAsia="Times New Roman" w:hAnsi="Times New Roman" w:cs="Times New Roman"/>
-          <w:sz w:val="24"/>
-          <w:szCs w:val="24"/>
-        </w:rPr>
-        <w:pict>
-          <v:rect id="_x0000_i1047" style="width:0;height:1.5pt" o:hralign="center" o:hrstd="t" o:hr="t" fillcolor="#a0a0a0" stroked="f"/>
-        </w:pict>
-      </w:r>
-    </w:p>
-    <w:p>
-      <w:pPr>
-        <w:spacing w:before="100" w:beforeAutospacing="1" w:after="100" w:afterAutospacing="1" w:line="240" w:lineRule="auto"/>
-        <w:outlineLvl w:val="0"/>
-        <w:rPr>
-          <w:rFonts w:ascii="Times New Roman" w:eastAsia="Times New Roman" w:hAnsi="Times New Roman" w:cs="Times New Roman"/>
-          <w:b/>
-          <w:bCs/>
-          <w:kern w:val="36"/>
-          <w:sz w:val="48"/>
-          <w:szCs w:val="48"/>
-        </w:rPr>
-      </w:pPr>
-      <w:r>
-        <w:rPr>
-          <w:rFonts w:ascii="Times New Roman" w:eastAsia="Times New Roman" w:hAnsi="Times New Roman" w:cs="Times New Roman"/>
-          <w:b/>
-          <w:bCs/>
-          <w:kern w:val="36"/>
-          <w:sz w:val="48"/>
-          <w:szCs w:val="48"/>
-        </w:rPr>
-        <w:lastRenderedPageBreak/>
-        <w:t>23. What is the difference between SSR, CSR, and SSG?</w:t>
-      </w:r>
-    </w:p>
-    <w:p>
-      <w:pPr>
-        <w:spacing w:before="100" w:beforeAutospacing="1" w:after="100" w:afterAutospacing="1" w:line="240" w:lineRule="auto"/>
-        <w:rPr>
-          <w:rFonts w:ascii="Times New Roman" w:eastAsia="Times New Roman" w:hAnsi="Times New Roman" w:cs="Times New Roman"/>
-          <w:sz w:val="24"/>
-          <w:szCs w:val="24"/>
-        </w:rPr>
-      </w:pPr>
-      <w:r>
-        <w:rPr>
-          <w:rFonts w:ascii="Times New Roman" w:eastAsia="Times New Roman" w:hAnsi="Times New Roman" w:cs="Times New Roman"/>
-          <w:b/>
-          <w:bCs/>
-          <w:sz w:val="24"/>
-          <w:szCs w:val="24"/>
-        </w:rPr>
-        <w:t>Answer:</w:t>
-      </w:r>
-    </w:p>
-    <w:p>
-      <w:pPr>
-        <w:spacing w:before="100" w:beforeAutospacing="1" w:after="100" w:afterAutospacing="1" w:line="240" w:lineRule="auto"/>
-        <w:rPr>
-          <w:rFonts w:ascii="Times New Roman" w:eastAsia="Times New Roman" w:hAnsi="Times New Roman" w:cs="Times New Roman"/>
-          <w:sz w:val="24"/>
-          <w:szCs w:val="24"/>
-        </w:rPr>
-      </w:pPr>
-      <w:r>
-        <w:rPr>
-          <w:rFonts w:ascii="Times New Roman" w:eastAsia="Times New Roman" w:hAnsi="Times New Roman" w:cs="Times New Roman"/>
-          <w:sz w:val="24"/>
-          <w:szCs w:val="24"/>
-        </w:rPr>
-        <w:t>CSR:</w:t>
-      </w:r>
-    </w:p>
-    <w:p>
-      <w:pPr>
-        <w:numPr>
-          <w:ilvl w:val="0"/>
-          <w:numId w:val="17"/>
-        </w:numPr>
-        <w:spacing w:before="100" w:beforeAutospacing="1" w:after="100" w:afterAutospacing="1" w:line="240" w:lineRule="auto"/>
-        <w:rPr>
-          <w:rFonts w:ascii="Times New Roman" w:eastAsia="Times New Roman" w:hAnsi="Times New Roman" w:cs="Times New Roman"/>
-          <w:sz w:val="24"/>
-          <w:szCs w:val="24"/>
-        </w:rPr>
-      </w:pPr>
-      <w:r>
-        <w:rPr>
-          <w:rFonts w:ascii="Times New Roman" w:eastAsia="Times New Roman" w:hAnsi="Times New Roman" w:cs="Times New Roman"/>
-          <w:sz w:val="24"/>
-          <w:szCs w:val="24"/>
-        </w:rPr>
-        <w:t>Rendered in browser</w:t>
-      </w:r>
-    </w:p>
-    <w:p>
-      <w:pPr>
-        <w:numPr>
-          <w:ilvl w:val="0"/>
-          <w:numId w:val="17"/>
-        </w:numPr>
-        <w:spacing w:before="100" w:beforeAutospacing="1" w:after="100" w:afterAutospacing="1" w:line="240" w:lineRule="auto"/>
-        <w:rPr>
-          <w:rFonts w:ascii="Times New Roman" w:eastAsia="Times New Roman" w:hAnsi="Times New Roman" w:cs="Times New Roman"/>
-          <w:sz w:val="24"/>
-          <w:szCs w:val="24"/>
-        </w:rPr>
-      </w:pPr>
-      <w:r>
-        <w:rPr>
-          <w:rFonts w:ascii="Times New Roman" w:eastAsia="Times New Roman" w:hAnsi="Times New Roman" w:cs="Times New Roman"/>
-          <w:sz w:val="24"/>
-          <w:szCs w:val="24"/>
-        </w:rPr>
-        <w:t>Slower first load</w:t>
-      </w:r>
-    </w:p>
-    <w:p>
-      <w:pPr>
-        <w:numPr>
-          <w:ilvl w:val="0"/>
-          <w:numId w:val="17"/>
-        </w:numPr>
-        <w:spacing w:before="100" w:beforeAutospacing="1" w:after="100" w:afterAutospacing="1" w:line="240" w:lineRule="auto"/>
-        <w:rPr>
-          <w:rFonts w:ascii="Times New Roman" w:eastAsia="Times New Roman" w:hAnsi="Times New Roman" w:cs="Times New Roman"/>
-          <w:sz w:val="24"/>
-          <w:szCs w:val="24"/>
-        </w:rPr>
-      </w:pPr>
-      <w:r>
-        <w:rPr>
-          <w:rFonts w:ascii="Times New Roman" w:eastAsia="Times New Roman" w:hAnsi="Times New Roman" w:cs="Times New Roman"/>
-          <w:sz w:val="24"/>
-          <w:szCs w:val="24"/>
-        </w:rPr>
-        <w:t>Rich interactivity</w:t>
-      </w:r>
-    </w:p>
-    <w:p>
-      <w:pPr>
-        <w:spacing w:before="100" w:beforeAutospacing="1" w:after="100" w:afterAutospacing="1" w:line="240" w:lineRule="auto"/>
-        <w:rPr>
-          <w:rFonts w:ascii="Times New Roman" w:eastAsia="Times New Roman" w:hAnsi="Times New Roman" w:cs="Times New Roman"/>
-          <w:sz w:val="24"/>
-          <w:szCs w:val="24"/>
-        </w:rPr>
-      </w:pPr>
-      <w:r>
-        <w:rPr>
-          <w:rFonts w:ascii="Times New Roman" w:eastAsia="Times New Roman" w:hAnsi="Times New Roman" w:cs="Times New Roman"/>
-          <w:sz w:val="24"/>
-          <w:szCs w:val="24"/>
-        </w:rPr>
-        <w:t>SSR:</w:t>
-      </w:r>
-    </w:p>
-    <w:p>
-      <w:pPr>
-        <w:numPr>
-          <w:ilvl w:val="0"/>
-          <w:numId w:val="18"/>
-        </w:numPr>
-        <w:spacing w:before="100" w:beforeAutospacing="1" w:after="100" w:afterAutospacing="1" w:line="240" w:lineRule="auto"/>
-        <w:rPr>
-          <w:rFonts w:ascii="Times New Roman" w:eastAsia="Times New Roman" w:hAnsi="Times New Roman" w:cs="Times New Roman"/>
-          <w:sz w:val="24"/>
-          <w:szCs w:val="24"/>
-        </w:rPr>
-      </w:pPr>
-      <w:r>
-        <w:rPr>
-          <w:rFonts w:ascii="Times New Roman" w:eastAsia="Times New Roman" w:hAnsi="Times New Roman" w:cs="Times New Roman"/>
-          <w:sz w:val="24"/>
-          <w:szCs w:val="24"/>
-        </w:rPr>
-        <w:t>Rendered on server</w:t>
-      </w:r>
-    </w:p>
-    <w:p>
-      <w:pPr>
-        <w:numPr>
-          <w:ilvl w:val="0"/>
-          <w:numId w:val="18"/>
-        </w:numPr>
-        <w:spacing w:before="100" w:beforeAutospacing="1" w:after="100" w:afterAutospacing="1" w:line="240" w:lineRule="auto"/>
-        <w:rPr>
-          <w:rFonts w:ascii="Times New Roman" w:eastAsia="Times New Roman" w:hAnsi="Times New Roman" w:cs="Times New Roman"/>
-          <w:sz w:val="24"/>
-          <w:szCs w:val="24"/>
-        </w:rPr>
-      </w:pPr>
-      <w:r>
-        <w:rPr>
-          <w:rFonts w:ascii="Times New Roman" w:eastAsia="Times New Roman" w:hAnsi="Times New Roman" w:cs="Times New Roman"/>
-          <w:sz w:val="24"/>
-          <w:szCs w:val="24"/>
-        </w:rPr>
-        <w:t>Better SEO</w:t>
-      </w:r>
-    </w:p>
-    <w:p>
-      <w:pPr>
-        <w:spacing w:before="100" w:beforeAutospacing="1" w:after="100" w:afterAutospacing="1" w:line="240" w:lineRule="auto"/>
-        <w:rPr>
-          <w:rFonts w:ascii="Times New Roman" w:eastAsia="Times New Roman" w:hAnsi="Times New Roman" w:cs="Times New Roman"/>
-          <w:sz w:val="24"/>
-          <w:szCs w:val="24"/>
-        </w:rPr>
-      </w:pPr>
-      <w:r>
-        <w:rPr>
-          <w:rFonts w:ascii="Times New Roman" w:eastAsia="Times New Roman" w:hAnsi="Times New Roman" w:cs="Times New Roman"/>
-          <w:sz w:val="24"/>
-          <w:szCs w:val="24"/>
-        </w:rPr>
-        <w:t>SSG:</w:t>
-      </w:r>
-    </w:p>
-    <w:p>
-      <w:pPr>
-        <w:numPr>
-          <w:ilvl w:val="0"/>
-          <w:numId w:val="19"/>
-        </w:numPr>
-        <w:spacing w:before="100" w:beforeAutospacing="1" w:after="100" w:afterAutospacing="1" w:line="240" w:lineRule="auto"/>
-        <w:rPr>
-          <w:rFonts w:ascii="Times New Roman" w:eastAsia="Times New Roman" w:hAnsi="Times New Roman" w:cs="Times New Roman"/>
-          <w:sz w:val="24"/>
-          <w:szCs w:val="24"/>
-        </w:rPr>
-      </w:pPr>
-      <w:r>
-        <w:rPr>
-          <w:rFonts w:ascii="Times New Roman" w:eastAsia="Times New Roman" w:hAnsi="Times New Roman" w:cs="Times New Roman"/>
-          <w:sz w:val="24"/>
-          <w:szCs w:val="24"/>
-        </w:rPr>
-        <w:t>Generated at build time</w:t>
-      </w:r>
-    </w:p>
-    <w:p>
-      <w:pPr>
-        <w:numPr>
-          <w:ilvl w:val="0"/>
-          <w:numId w:val="19"/>
-        </w:numPr>
-        <w:spacing w:before="100" w:beforeAutospacing="1" w:after="100" w:afterAutospacing="1" w:line="240" w:lineRule="auto"/>
-        <w:rPr>
-          <w:rFonts w:ascii="Times New Roman" w:eastAsia="Times New Roman" w:hAnsi="Times New Roman" w:cs="Times New Roman"/>
-          <w:sz w:val="24"/>
-          <w:szCs w:val="24"/>
-        </w:rPr>
-      </w:pPr>
-      <w:r>
-        <w:rPr>
-          <w:rFonts w:ascii="Times New Roman" w:eastAsia="Times New Roman" w:hAnsi="Times New Roman" w:cs="Times New Roman"/>
-          <w:sz w:val="24"/>
-          <w:szCs w:val="24"/>
-        </w:rPr>
-        <w:t>Fastest performance</w:t>
-      </w:r>
-    </w:p>
-    <w:p>
-      <w:pPr>
-        <w:numPr>
-          <w:ilvl w:val="0"/>
-          <w:numId w:val="19"/>
-        </w:numPr>
-        <w:spacing w:before="100" w:beforeAutospacing="1" w:after="100" w:afterAutospacing="1" w:line="240" w:lineRule="auto"/>
-        <w:rPr>
-          <w:rFonts w:ascii="Times New Roman" w:eastAsia="Times New Roman" w:hAnsi="Times New Roman" w:cs="Times New Roman"/>
-          <w:sz w:val="24"/>
-          <w:szCs w:val="24"/>
-        </w:rPr>
-      </w:pPr>
-      <w:r>
-        <w:rPr>
-          <w:rFonts w:ascii="Times New Roman" w:eastAsia="Times New Roman" w:hAnsi="Times New Roman" w:cs="Times New Roman"/>
-          <w:sz w:val="24"/>
-          <w:szCs w:val="24"/>
-        </w:rPr>
-        <w:t>Ideal for static content</w:t>
-      </w:r>
-    </w:p>
-    <w:p>
-      <w:pPr>
-        <w:spacing w:after="0" w:line="240" w:lineRule="auto"/>
-        <w:rPr>
-          <w:rFonts w:ascii="Times New Roman" w:eastAsia="Times New Roman" w:hAnsi="Times New Roman" w:cs="Times New Roman"/>
-          <w:sz w:val="24"/>
-          <w:szCs w:val="24"/>
-        </w:rPr>
-      </w:pPr>
-      <w:r>
-        <w:rPr>
-          <w:rFonts w:ascii="Times New Roman" w:eastAsia="Times New Roman" w:hAnsi="Times New Roman" w:cs="Times New Roman"/>
-          <w:sz w:val="24"/>
-          <w:szCs w:val="24"/>
-        </w:rPr>
-        <w:pict>
-          <v:rect id="_x0000_i1048" style="width:0;height:1.5pt" o:hralign="center" o:hrstd="t" o:hr="t" fillcolor="#a0a0a0" stroked="f"/>
-        </w:pict>
-      </w:r>
-    </w:p>
-    <w:p>
-      <w:pPr>
-        <w:spacing w:before="100" w:beforeAutospacing="1" w:after="100" w:afterAutospacing="1" w:line="240" w:lineRule="auto"/>
-        <w:outlineLvl w:val="0"/>
-        <w:rPr>
-          <w:rFonts w:ascii="Times New Roman" w:eastAsia="Times New Roman" w:hAnsi="Times New Roman" w:cs="Times New Roman"/>
-          <w:b/>
-          <w:bCs/>
-          <w:kern w:val="36"/>
-          <w:sz w:val="48"/>
-          <w:szCs w:val="48"/>
-        </w:rPr>
-      </w:pPr>
-      <w:r>
-        <w:rPr>
-          <w:rFonts w:ascii="Times New Roman" w:eastAsia="Times New Roman" w:hAnsi="Times New Roman" w:cs="Times New Roman"/>
-          <w:b/>
-          <w:bCs/>
-          <w:kern w:val="36"/>
-          <w:sz w:val="48"/>
-          <w:szCs w:val="48"/>
-        </w:rPr>
-        <w:t>24. How do you handle global state in React?</w:t>
-      </w:r>
-    </w:p>
-    <w:p>
-      <w:pPr>
-        <w:spacing w:before="100" w:beforeAutospacing="1" w:after="100" w:afterAutospacing="1" w:line="240" w:lineRule="auto"/>
-        <w:rPr>
-          <w:rFonts w:ascii="Times New Roman" w:eastAsia="Times New Roman" w:hAnsi="Times New Roman" w:cs="Times New Roman"/>
-          <w:sz w:val="24"/>
-          <w:szCs w:val="24"/>
-        </w:rPr>
-      </w:pPr>
-      <w:r>
-        <w:rPr>
-          <w:rFonts w:ascii="Times New Roman" w:eastAsia="Times New Roman" w:hAnsi="Times New Roman" w:cs="Times New Roman"/>
-          <w:b/>
-          <w:bCs/>
-          <w:sz w:val="24"/>
-          <w:szCs w:val="24"/>
-        </w:rPr>
-        <w:t>Answer:</w:t>
-      </w:r>
-    </w:p>
-    <w:p>
-      <w:pPr>
-        <w:spacing w:before="100" w:beforeAutospacing="1" w:after="100" w:afterAutospacing="1" w:line="240" w:lineRule="auto"/>
-        <w:rPr>
-          <w:rFonts w:ascii="Times New Roman" w:eastAsia="Times New Roman" w:hAnsi="Times New Roman" w:cs="Times New Roman"/>
-          <w:sz w:val="24"/>
-          <w:szCs w:val="24"/>
-        </w:rPr>
-      </w:pPr>
-      <w:r>
-        <w:rPr>
-          <w:rFonts w:ascii="Times New Roman" w:eastAsia="Times New Roman" w:hAnsi="Times New Roman" w:cs="Times New Roman"/>
-          <w:sz w:val="24"/>
-          <w:szCs w:val="24"/>
-        </w:rPr>
-        <w:t>Common solutions:</w:t>
-      </w:r>
-    </w:p>
-    <w:p>
-      <w:pPr>
-        <w:numPr>
-          <w:ilvl w:val="0"/>
-          <w:numId w:val="20"/>
-        </w:numPr>
-        <w:spacing w:before="100" w:beforeAutospacing="1" w:after="100" w:afterAutospacing="1" w:line="240" w:lineRule="auto"/>
-        <w:rPr>
-          <w:rFonts w:ascii="Times New Roman" w:eastAsia="Times New Roman" w:hAnsi="Times New Roman" w:cs="Times New Roman"/>
-          <w:sz w:val="24"/>
-          <w:szCs w:val="24"/>
-        </w:rPr>
-      </w:pPr>
-      <w:r>
-        <w:rPr>
-          <w:rFonts w:ascii="Times New Roman" w:eastAsia="Times New Roman" w:hAnsi="Times New Roman" w:cs="Times New Roman"/>
-          <w:sz w:val="24"/>
-          <w:szCs w:val="24"/>
-        </w:rPr>
-        <w:t>Context API</w:t>
-      </w:r>
-    </w:p>
-    <w:p>
-      <w:pPr>
-        <w:numPr>
-          <w:ilvl w:val="0"/>
-          <w:numId w:val="20"/>
-        </w:numPr>
-        <w:spacing w:before="100" w:beforeAutospacing="1" w:after="100" w:afterAutospacing="1" w:line="240" w:lineRule="auto"/>
-        <w:rPr>
-          <w:rFonts w:ascii="Times New Roman" w:eastAsia="Times New Roman" w:hAnsi="Times New Roman" w:cs="Times New Roman"/>
-          <w:sz w:val="24"/>
-          <w:szCs w:val="24"/>
-        </w:rPr>
-      </w:pPr>
-      <w:proofErr w:type="spellStart"/>
-      <w:r>
-        <w:rPr>
-          <w:rFonts w:ascii="Times New Roman" w:eastAsia="Times New Roman" w:hAnsi="Times New Roman" w:cs="Times New Roman"/>
-          <w:sz w:val="24"/>
-          <w:szCs w:val="24"/>
-        </w:rPr>
-        <w:t>Redux</w:t>
-      </w:r>
-      <w:proofErr w:type="spellEnd"/>
-      <w:r>
-        <w:rPr>
-          <w:rFonts w:ascii="Times New Roman" w:eastAsia="Times New Roman" w:hAnsi="Times New Roman" w:cs="Times New Roman"/>
-          <w:sz w:val="24"/>
-          <w:szCs w:val="24"/>
-        </w:rPr>
-        <w:t xml:space="preserve"> Toolkit</w:t>
-      </w:r>
-    </w:p>
-    <w:p>
-      <w:pPr>
-        <w:numPr>
-          <w:ilvl w:val="0"/>
-          <w:numId w:val="20"/>
-        </w:numPr>
-        <w:spacing w:before="100" w:beforeAutospacing="1" w:after="100" w:afterAutospacing="1" w:line="240" w:lineRule="auto"/>
-        <w:rPr>
-          <w:rFonts w:ascii="Times New Roman" w:eastAsia="Times New Roman" w:hAnsi="Times New Roman" w:cs="Times New Roman"/>
-          <w:sz w:val="24"/>
-          <w:szCs w:val="24"/>
-        </w:rPr>
-      </w:pPr>
-      <w:proofErr w:type="spellStart"/>
-      <w:r>
-        <w:rPr>
-          <w:rFonts w:ascii="Times New Roman" w:eastAsia="Times New Roman" w:hAnsi="Times New Roman" w:cs="Times New Roman"/>
-          <w:sz w:val="24"/>
-          <w:szCs w:val="24"/>
-        </w:rPr>
-        <w:t>Zustand</w:t>
-      </w:r>
-      <w:proofErr w:type="spellEnd"/>
-    </w:p>
-    <w:p>
-      <w:pPr>
-        <w:numPr>
-          <w:ilvl w:val="0"/>
-          <w:numId w:val="20"/>
-        </w:numPr>
-        <w:spacing w:before="100" w:beforeAutospacing="1" w:after="100" w:afterAutospacing="1" w:line="240" w:lineRule="auto"/>
-        <w:rPr>
-          <w:rFonts w:ascii="Times New Roman" w:eastAsia="Times New Roman" w:hAnsi="Times New Roman" w:cs="Times New Roman"/>
-          <w:sz w:val="24"/>
-          <w:szCs w:val="24"/>
-        </w:rPr>
-      </w:pPr>
-      <w:r>
-        <w:rPr>
-          <w:rFonts w:ascii="Times New Roman" w:eastAsia="Times New Roman" w:hAnsi="Times New Roman" w:cs="Times New Roman"/>
-          <w:sz w:val="24"/>
-          <w:szCs w:val="24"/>
-        </w:rPr>
-        <w:t>Recoil</w:t>
-      </w:r>
-    </w:p>
-    <w:p>
-      <w:pPr>
-        <w:numPr>
-          <w:ilvl w:val="0"/>
-          <w:numId w:val="20"/>
-        </w:numPr>
-        <w:spacing w:before="100" w:beforeAutospacing="1" w:after="100" w:afterAutospacing="1" w:line="240" w:lineRule="auto"/>
-        <w:rPr>
-          <w:rFonts w:ascii="Times New Roman" w:eastAsia="Times New Roman" w:hAnsi="Times New Roman" w:cs="Times New Roman"/>
-          <w:sz w:val="24"/>
-          <w:szCs w:val="24"/>
-        </w:rPr>
-      </w:pPr>
-      <w:proofErr w:type="spellStart"/>
-      <w:r>
-        <w:rPr>
-          <w:rFonts w:ascii="Times New Roman" w:eastAsia="Times New Roman" w:hAnsi="Times New Roman" w:cs="Times New Roman"/>
-          <w:sz w:val="24"/>
-          <w:szCs w:val="24"/>
-        </w:rPr>
-        <w:t>Jotai</w:t>
-      </w:r>
-      <w:proofErr w:type="spellEnd"/>
-    </w:p>
-    <w:p>
-      <w:pPr>
-        <w:spacing w:before="100" w:beforeAutospacing="1" w:after="100" w:afterAutospacing="1" w:line="240" w:lineRule="auto"/>
-        <w:rPr>
-          <w:rFonts w:ascii="Times New Roman" w:eastAsia="Times New Roman" w:hAnsi="Times New Roman" w:cs="Times New Roman"/>
-          <w:sz w:val="24"/>
-          <w:szCs w:val="24"/>
-        </w:rPr>
-      </w:pPr>
-      <w:r>
-        <w:rPr>
-          <w:rFonts w:ascii="Times New Roman" w:eastAsia="Times New Roman" w:hAnsi="Times New Roman" w:cs="Times New Roman"/>
-          <w:sz w:val="24"/>
-          <w:szCs w:val="24"/>
-        </w:rPr>
-        <w:t xml:space="preserve">For enterprise applications, </w:t>
-      </w:r>
-      <w:proofErr w:type="spellStart"/>
-      <w:r>
-        <w:rPr>
-          <w:rFonts w:ascii="Times New Roman" w:eastAsia="Times New Roman" w:hAnsi="Times New Roman" w:cs="Times New Roman"/>
-          <w:sz w:val="24"/>
-          <w:szCs w:val="24"/>
-        </w:rPr>
-        <w:t>Redux</w:t>
-      </w:r>
-      <w:proofErr w:type="spellEnd"/>
-      <w:r>
-        <w:rPr>
-          <w:rFonts w:ascii="Times New Roman" w:eastAsia="Times New Roman" w:hAnsi="Times New Roman" w:cs="Times New Roman"/>
-          <w:sz w:val="24"/>
-          <w:szCs w:val="24"/>
-        </w:rPr>
-        <w:t xml:space="preserve"> Toolkit is often preferred due to predictable state management.</w:t>
-      </w:r>
-    </w:p>
-    <w:p>
-      <w:pPr>
-        <w:spacing w:after="0" w:line="240" w:lineRule="auto"/>
-        <w:rPr>
-          <w:rFonts w:ascii="Times New Roman" w:eastAsia="Times New Roman" w:hAnsi="Times New Roman" w:cs="Times New Roman"/>
-          <w:sz w:val="24"/>
-          <w:szCs w:val="24"/>
-        </w:rPr>
-      </w:pPr>
-      <w:r>
-        <w:rPr>
-          <w:rFonts w:ascii="Times New Roman" w:eastAsia="Times New Roman" w:hAnsi="Times New Roman" w:cs="Times New Roman"/>
-          <w:sz w:val="24"/>
-          <w:szCs w:val="24"/>
-        </w:rPr>
-        <w:pict>
-          <v:rect id="_x0000_i1049" style="width:0;height:1.5pt" o:hralign="center" o:hrstd="t" o:hr="t" fillcolor="#a0a0a0" stroked="f"/>
-        </w:pict>
-      </w:r>
-    </w:p>
-    <w:p>
-      <w:pPr>
-        <w:spacing w:before="100" w:beforeAutospacing="1" w:after="100" w:afterAutospacing="1" w:line="240" w:lineRule="auto"/>
-        <w:outlineLvl w:val="0"/>
-        <w:rPr>
-          <w:rFonts w:ascii="Times New Roman" w:eastAsia="Times New Roman" w:hAnsi="Times New Roman" w:cs="Times New Roman"/>
-          <w:b/>
-          <w:bCs/>
-          <w:kern w:val="36"/>
-          <w:sz w:val="48"/>
-          <w:szCs w:val="48"/>
-        </w:rPr>
-      </w:pPr>
-      <w:r>
-        <w:rPr>
-          <w:rFonts w:ascii="Times New Roman" w:eastAsia="Times New Roman" w:hAnsi="Times New Roman" w:cs="Times New Roman"/>
-          <w:b/>
-          <w:bCs/>
-          <w:kern w:val="36"/>
-          <w:sz w:val="48"/>
-          <w:szCs w:val="48"/>
-        </w:rPr>
-        <w:lastRenderedPageBreak/>
-        <w:t xml:space="preserve">25. What is </w:t>
-      </w:r>
-      <w:proofErr w:type="spellStart"/>
-      <w:r>
-        <w:rPr>
-          <w:rFonts w:ascii="Times New Roman" w:eastAsia="Times New Roman" w:hAnsi="Times New Roman" w:cs="Times New Roman"/>
-          <w:b/>
-          <w:bCs/>
-          <w:kern w:val="36"/>
-          <w:sz w:val="48"/>
-          <w:szCs w:val="48"/>
-        </w:rPr>
-        <w:t>Redux</w:t>
-      </w:r>
-      <w:proofErr w:type="spellEnd"/>
-      <w:r>
-        <w:rPr>
-          <w:rFonts w:ascii="Times New Roman" w:eastAsia="Times New Roman" w:hAnsi="Times New Roman" w:cs="Times New Roman"/>
-          <w:b/>
-          <w:bCs/>
-          <w:kern w:val="36"/>
-          <w:sz w:val="48"/>
-          <w:szCs w:val="48"/>
-        </w:rPr>
-        <w:t xml:space="preserve"> Toolkit and why is it preferred?</w:t>
-      </w:r>
-    </w:p>
-    <w:p>
-      <w:pPr>
-        <w:spacing w:before="100" w:beforeAutospacing="1" w:after="100" w:afterAutospacing="1" w:line="240" w:lineRule="auto"/>
-        <w:rPr>
-          <w:rFonts w:ascii="Times New Roman" w:eastAsia="Times New Roman" w:hAnsi="Times New Roman" w:cs="Times New Roman"/>
-          <w:sz w:val="24"/>
-          <w:szCs w:val="24"/>
-        </w:rPr>
-      </w:pPr>
-      <w:r>
-        <w:rPr>
-          <w:rFonts w:ascii="Times New Roman" w:eastAsia="Times New Roman" w:hAnsi="Times New Roman" w:cs="Times New Roman"/>
-          <w:b/>
-          <w:bCs/>
-          <w:sz w:val="24"/>
-          <w:szCs w:val="24"/>
-        </w:rPr>
-        <w:t>Answer:</w:t>
-      </w:r>
-    </w:p>
-    <w:p>
-      <w:pPr>
-        <w:spacing w:before="100" w:beforeAutospacing="1" w:after="100" w:afterAutospacing="1" w:line="240" w:lineRule="auto"/>
-        <w:rPr>
-          <w:rFonts w:ascii="Times New Roman" w:eastAsia="Times New Roman" w:hAnsi="Times New Roman" w:cs="Times New Roman"/>
-          <w:sz w:val="24"/>
-          <w:szCs w:val="24"/>
-        </w:rPr>
-      </w:pPr>
-      <w:proofErr w:type="spellStart"/>
-      <w:r>
-        <w:rPr>
-          <w:rFonts w:ascii="Times New Roman" w:eastAsia="Times New Roman" w:hAnsi="Times New Roman" w:cs="Times New Roman"/>
-          <w:sz w:val="24"/>
-          <w:szCs w:val="24"/>
-        </w:rPr>
-        <w:t>Redux</w:t>
-      </w:r>
-      <w:proofErr w:type="spellEnd"/>
-      <w:r>
-        <w:rPr>
-          <w:rFonts w:ascii="Times New Roman" w:eastAsia="Times New Roman" w:hAnsi="Times New Roman" w:cs="Times New Roman"/>
-          <w:sz w:val="24"/>
-          <w:szCs w:val="24"/>
-        </w:rPr>
-        <w:t xml:space="preserve"> Toolkit simplifies </w:t>
-      </w:r>
-      <w:proofErr w:type="spellStart"/>
-      <w:proofErr w:type="gramStart"/>
-      <w:r>
-        <w:rPr>
-          <w:rFonts w:ascii="Times New Roman" w:eastAsia="Times New Roman" w:hAnsi="Times New Roman" w:cs="Times New Roman"/>
-          <w:sz w:val="24"/>
-          <w:szCs w:val="24"/>
-        </w:rPr>
-        <w:t>Redux</w:t>
-      </w:r>
-      <w:proofErr w:type="spellEnd"/>
-      <w:proofErr w:type="gramEnd"/>
-      <w:r>
-        <w:rPr>
-          <w:rFonts w:ascii="Times New Roman" w:eastAsia="Times New Roman" w:hAnsi="Times New Roman" w:cs="Times New Roman"/>
-          <w:sz w:val="24"/>
-          <w:szCs w:val="24"/>
-        </w:rPr>
-        <w:t xml:space="preserve"> development.</w:t>
-      </w:r>
-    </w:p>
-    <w:p>
-      <w:pPr>
-        <w:spacing w:before="100" w:beforeAutospacing="1" w:after="100" w:afterAutospacing="1" w:line="240" w:lineRule="auto"/>
-        <w:rPr>
-          <w:rFonts w:ascii="Times New Roman" w:eastAsia="Times New Roman" w:hAnsi="Times New Roman" w:cs="Times New Roman"/>
-          <w:sz w:val="24"/>
-          <w:szCs w:val="24"/>
-        </w:rPr>
-      </w:pPr>
-      <w:r>
-        <w:rPr>
-          <w:rFonts w:ascii="Times New Roman" w:eastAsia="Times New Roman" w:hAnsi="Times New Roman" w:cs="Times New Roman"/>
-          <w:sz w:val="24"/>
-          <w:szCs w:val="24"/>
-        </w:rPr>
-        <w:t>Features:</w:t>
-      </w:r>
-    </w:p>
-    <w:p>
-      <w:pPr>
-        <w:numPr>
-          <w:ilvl w:val="0"/>
-          <w:numId w:val="21"/>
-        </w:numPr>
-        <w:spacing w:before="100" w:beforeAutospacing="1" w:after="100" w:afterAutospacing="1" w:line="240" w:lineRule="auto"/>
-        <w:rPr>
-          <w:rFonts w:ascii="Times New Roman" w:eastAsia="Times New Roman" w:hAnsi="Times New Roman" w:cs="Times New Roman"/>
-          <w:sz w:val="24"/>
-          <w:szCs w:val="24"/>
-        </w:rPr>
-      </w:pPr>
-      <w:proofErr w:type="spellStart"/>
-      <w:r>
-        <w:rPr>
-          <w:rFonts w:ascii="Times New Roman" w:eastAsia="Times New Roman" w:hAnsi="Times New Roman" w:cs="Times New Roman"/>
-          <w:sz w:val="24"/>
-          <w:szCs w:val="24"/>
-        </w:rPr>
-        <w:t>configureStore</w:t>
-      </w:r>
-      <w:proofErr w:type="spellEnd"/>
-    </w:p>
-    <w:p>
-      <w:pPr>
-        <w:numPr>
-          <w:ilvl w:val="0"/>
-          <w:numId w:val="21"/>
-        </w:numPr>
-        <w:spacing w:before="100" w:beforeAutospacing="1" w:after="100" w:afterAutospacing="1" w:line="240" w:lineRule="auto"/>
-        <w:rPr>
-          <w:rFonts w:ascii="Times New Roman" w:eastAsia="Times New Roman" w:hAnsi="Times New Roman" w:cs="Times New Roman"/>
-          <w:sz w:val="24"/>
-          <w:szCs w:val="24"/>
-        </w:rPr>
-      </w:pPr>
-      <w:proofErr w:type="spellStart"/>
-      <w:r>
-        <w:rPr>
-          <w:rFonts w:ascii="Times New Roman" w:eastAsia="Times New Roman" w:hAnsi="Times New Roman" w:cs="Times New Roman"/>
-          <w:sz w:val="24"/>
-          <w:szCs w:val="24"/>
-        </w:rPr>
-        <w:t>createSlice</w:t>
-      </w:r>
-      <w:proofErr w:type="spellEnd"/>
-    </w:p>
-    <w:p>
-      <w:pPr>
-        <w:numPr>
-          <w:ilvl w:val="0"/>
-          <w:numId w:val="21"/>
-        </w:numPr>
-        <w:spacing w:before="100" w:beforeAutospacing="1" w:after="100" w:afterAutospacing="1" w:line="240" w:lineRule="auto"/>
-        <w:rPr>
-          <w:rFonts w:ascii="Times New Roman" w:eastAsia="Times New Roman" w:hAnsi="Times New Roman" w:cs="Times New Roman"/>
-          <w:sz w:val="24"/>
-          <w:szCs w:val="24"/>
-        </w:rPr>
-      </w:pPr>
-      <w:proofErr w:type="spellStart"/>
-      <w:r>
-        <w:rPr>
-          <w:rFonts w:ascii="Times New Roman" w:eastAsia="Times New Roman" w:hAnsi="Times New Roman" w:cs="Times New Roman"/>
-          <w:sz w:val="24"/>
-          <w:szCs w:val="24"/>
-        </w:rPr>
-        <w:t>createAsyncThunk</w:t>
-      </w:r>
-      <w:proofErr w:type="spellEnd"/>
-    </w:p>
-    <w:p>
-      <w:pPr>
-        <w:spacing w:before="100" w:beforeAutospacing="1" w:after="100" w:afterAutospacing="1" w:line="240" w:lineRule="auto"/>
-        <w:rPr>
-          <w:rFonts w:ascii="Times New Roman" w:eastAsia="Times New Roman" w:hAnsi="Times New Roman" w:cs="Times New Roman"/>
-          <w:sz w:val="24"/>
-          <w:szCs w:val="24"/>
-        </w:rPr>
-      </w:pPr>
-      <w:r>
-        <w:rPr>
-          <w:rFonts w:ascii="Times New Roman" w:eastAsia="Times New Roman" w:hAnsi="Times New Roman" w:cs="Times New Roman"/>
-          <w:sz w:val="24"/>
-          <w:szCs w:val="24"/>
-        </w:rPr>
-        <w:t>Benefits:</w:t>
-      </w:r>
-    </w:p>
-    <w:p>
-      <w:pPr>
-        <w:numPr>
-          <w:ilvl w:val="0"/>
-          <w:numId w:val="22"/>
-        </w:numPr>
-        <w:spacing w:before="100" w:beforeAutospacing="1" w:after="100" w:afterAutospacing="1" w:line="240" w:lineRule="auto"/>
-        <w:rPr>
-          <w:rFonts w:ascii="Times New Roman" w:eastAsia="Times New Roman" w:hAnsi="Times New Roman" w:cs="Times New Roman"/>
-          <w:sz w:val="24"/>
-          <w:szCs w:val="24"/>
-        </w:rPr>
-      </w:pPr>
-      <w:r>
-        <w:rPr>
-          <w:rFonts w:ascii="Times New Roman" w:eastAsia="Times New Roman" w:hAnsi="Times New Roman" w:cs="Times New Roman"/>
-          <w:sz w:val="24"/>
-          <w:szCs w:val="24"/>
-        </w:rPr>
-        <w:t>Less boilerplate</w:t>
-      </w:r>
-    </w:p>
-    <w:p>
-      <w:pPr>
-        <w:numPr>
-          <w:ilvl w:val="0"/>
-          <w:numId w:val="22"/>
-        </w:numPr>
-        <w:spacing w:before="100" w:beforeAutospacing="1" w:after="100" w:afterAutospacing="1" w:line="240" w:lineRule="auto"/>
-        <w:rPr>
-          <w:rFonts w:ascii="Times New Roman" w:eastAsia="Times New Roman" w:hAnsi="Times New Roman" w:cs="Times New Roman"/>
-          <w:sz w:val="24"/>
-          <w:szCs w:val="24"/>
-        </w:rPr>
-      </w:pPr>
-      <w:r>
-        <w:rPr>
-          <w:rFonts w:ascii="Times New Roman" w:eastAsia="Times New Roman" w:hAnsi="Times New Roman" w:cs="Times New Roman"/>
-          <w:sz w:val="24"/>
-          <w:szCs w:val="24"/>
-        </w:rPr>
-        <w:t>Better defaults</w:t>
-      </w:r>
-    </w:p>
-    <w:p>
-      <w:pPr>
-        <w:numPr>
-          <w:ilvl w:val="0"/>
-          <w:numId w:val="22"/>
-        </w:numPr>
-        <w:spacing w:before="100" w:beforeAutospacing="1" w:after="100" w:afterAutospacing="1" w:line="240" w:lineRule="auto"/>
-        <w:rPr>
-          <w:rFonts w:ascii="Times New Roman" w:eastAsia="Times New Roman" w:hAnsi="Times New Roman" w:cs="Times New Roman"/>
-          <w:sz w:val="24"/>
-          <w:szCs w:val="24"/>
-        </w:rPr>
-      </w:pPr>
-      <w:r>
-        <w:rPr>
-          <w:rFonts w:ascii="Times New Roman" w:eastAsia="Times New Roman" w:hAnsi="Times New Roman" w:cs="Times New Roman"/>
-          <w:sz w:val="24"/>
-          <w:szCs w:val="24"/>
-        </w:rPr>
-        <w:t>Easier maintenance</w:t>
-      </w:r>
-    </w:p>
-    <w:p>
-      <w:pPr>
-        <w:spacing w:after="0" w:line="240" w:lineRule="auto"/>
-        <w:rPr>
-          <w:rFonts w:ascii="Times New Roman" w:eastAsia="Times New Roman" w:hAnsi="Times New Roman" w:cs="Times New Roman"/>
-          <w:sz w:val="24"/>
-          <w:szCs w:val="24"/>
-        </w:rPr>
-      </w:pPr>
-      <w:r>
-        <w:rPr>
-          <w:rFonts w:ascii="Times New Roman" w:eastAsia="Times New Roman" w:hAnsi="Times New Roman" w:cs="Times New Roman"/>
-          <w:sz w:val="24"/>
-          <w:szCs w:val="24"/>
-        </w:rPr>
-        <w:pict>
-          <v:rect id="_x0000_i1050" style="width:0;height:1.5pt" o:hralign="center" o:hrstd="t" o:hr="t" fillcolor="#a0a0a0" stroked="f"/>
-        </w:pict>
-      </w:r>
-    </w:p>
-    <w:p>
-      <w:pPr>
-        <w:spacing w:before="100" w:beforeAutospacing="1" w:after="100" w:afterAutospacing="1" w:line="240" w:lineRule="auto"/>
-        <w:outlineLvl w:val="0"/>
-        <w:rPr>
-          <w:rFonts w:ascii="Times New Roman" w:eastAsia="Times New Roman" w:hAnsi="Times New Roman" w:cs="Times New Roman"/>
-          <w:b/>
-          <w:bCs/>
-          <w:kern w:val="36"/>
-          <w:sz w:val="48"/>
-          <w:szCs w:val="48"/>
-        </w:rPr>
-      </w:pPr>
-      <w:r>
-        <w:rPr>
-          <w:rFonts w:ascii="Times New Roman" w:eastAsia="Times New Roman" w:hAnsi="Times New Roman" w:cs="Times New Roman"/>
-          <w:b/>
-          <w:bCs/>
-          <w:kern w:val="36"/>
-          <w:sz w:val="48"/>
-          <w:szCs w:val="48"/>
-        </w:rPr>
-        <w:t>26. How would you optimize a large React application?</w:t>
-      </w:r>
-    </w:p>
-    <w:p>
-      <w:pPr>
-        <w:spacing w:before="100" w:beforeAutospacing="1" w:after="100" w:afterAutospacing="1" w:line="240" w:lineRule="auto"/>
-        <w:rPr>
-          <w:rFonts w:ascii="Times New Roman" w:eastAsia="Times New Roman" w:hAnsi="Times New Roman" w:cs="Times New Roman"/>
-          <w:sz w:val="24"/>
-          <w:szCs w:val="24"/>
-        </w:rPr>
-      </w:pPr>
-      <w:r>
-        <w:rPr>
-          <w:rFonts w:ascii="Times New Roman" w:eastAsia="Times New Roman" w:hAnsi="Times New Roman" w:cs="Times New Roman"/>
-          <w:b/>
-          <w:bCs/>
-          <w:sz w:val="24"/>
-          <w:szCs w:val="24"/>
-        </w:rPr>
-        <w:t>Answer:</w:t>
-      </w:r>
-    </w:p>
-    <w:p>
-      <w:pPr>
-        <w:spacing w:before="100" w:beforeAutospacing="1" w:after="100" w:afterAutospacing="1" w:line="240" w:lineRule="auto"/>
-        <w:rPr>
-          <w:rFonts w:ascii="Times New Roman" w:eastAsia="Times New Roman" w:hAnsi="Times New Roman" w:cs="Times New Roman"/>
-          <w:sz w:val="24"/>
-          <w:szCs w:val="24"/>
-        </w:rPr>
-      </w:pPr>
-      <w:r>
-        <w:rPr>
-          <w:rFonts w:ascii="Times New Roman" w:eastAsia="Times New Roman" w:hAnsi="Times New Roman" w:cs="Times New Roman"/>
-          <w:sz w:val="24"/>
-          <w:szCs w:val="24"/>
-        </w:rPr>
-        <w:t>Techniques include:</w:t>
-      </w:r>
-    </w:p>
-    <w:p>
-      <w:pPr>
-        <w:numPr>
-          <w:ilvl w:val="0"/>
-          <w:numId w:val="23"/>
-        </w:numPr>
-        <w:spacing w:before="100" w:beforeAutospacing="1" w:after="100" w:afterAutospacing="1" w:line="240" w:lineRule="auto"/>
-        <w:rPr>
-          <w:rFonts w:ascii="Times New Roman" w:eastAsia="Times New Roman" w:hAnsi="Times New Roman" w:cs="Times New Roman"/>
-          <w:sz w:val="24"/>
-          <w:szCs w:val="24"/>
-        </w:rPr>
-      </w:pPr>
-      <w:r>
-        <w:rPr>
-          <w:rFonts w:ascii="Times New Roman" w:eastAsia="Times New Roman" w:hAnsi="Times New Roman" w:cs="Times New Roman"/>
-          <w:sz w:val="24"/>
-          <w:szCs w:val="24"/>
-        </w:rPr>
-        <w:t>Code splitting</w:t>
-      </w:r>
-    </w:p>
-    <w:p>
-      <w:pPr>
-        <w:numPr>
-          <w:ilvl w:val="0"/>
-          <w:numId w:val="23"/>
-        </w:numPr>
-        <w:spacing w:before="100" w:beforeAutospacing="1" w:after="100" w:afterAutospacing="1" w:line="240" w:lineRule="auto"/>
-        <w:rPr>
-          <w:rFonts w:ascii="Times New Roman" w:eastAsia="Times New Roman" w:hAnsi="Times New Roman" w:cs="Times New Roman"/>
-          <w:sz w:val="24"/>
-          <w:szCs w:val="24"/>
-        </w:rPr>
-      </w:pPr>
-      <w:r>
-        <w:rPr>
-          <w:rFonts w:ascii="Times New Roman" w:eastAsia="Times New Roman" w:hAnsi="Times New Roman" w:cs="Times New Roman"/>
-          <w:sz w:val="24"/>
-          <w:szCs w:val="24"/>
-        </w:rPr>
-        <w:t>Lazy loading</w:t>
-      </w:r>
-    </w:p>
-    <w:p>
-      <w:pPr>
-        <w:numPr>
-          <w:ilvl w:val="0"/>
-          <w:numId w:val="23"/>
-        </w:numPr>
-        <w:spacing w:before="100" w:beforeAutospacing="1" w:after="100" w:afterAutospacing="1" w:line="240" w:lineRule="auto"/>
-        <w:rPr>
-          <w:rFonts w:ascii="Times New Roman" w:eastAsia="Times New Roman" w:hAnsi="Times New Roman" w:cs="Times New Roman"/>
-          <w:sz w:val="24"/>
-          <w:szCs w:val="24"/>
-        </w:rPr>
-      </w:pPr>
-      <w:proofErr w:type="spellStart"/>
-      <w:r>
-        <w:rPr>
-          <w:rFonts w:ascii="Times New Roman" w:eastAsia="Times New Roman" w:hAnsi="Times New Roman" w:cs="Times New Roman"/>
-          <w:sz w:val="24"/>
-          <w:szCs w:val="24"/>
-        </w:rPr>
-        <w:t>Memoization</w:t>
-      </w:r>
-      <w:proofErr w:type="spellEnd"/>
-    </w:p>
-    <w:p>
-      <w:pPr>
-        <w:numPr>
-          <w:ilvl w:val="0"/>
-          <w:numId w:val="23"/>
-        </w:numPr>
-        <w:spacing w:before="100" w:beforeAutospacing="1" w:after="100" w:afterAutospacing="1" w:line="240" w:lineRule="auto"/>
-        <w:rPr>
-          <w:rFonts w:ascii="Times New Roman" w:eastAsia="Times New Roman" w:hAnsi="Times New Roman" w:cs="Times New Roman"/>
-          <w:sz w:val="24"/>
-          <w:szCs w:val="24"/>
-        </w:rPr>
-      </w:pPr>
-      <w:r>
-        <w:rPr>
-          <w:rFonts w:ascii="Times New Roman" w:eastAsia="Times New Roman" w:hAnsi="Times New Roman" w:cs="Times New Roman"/>
-          <w:sz w:val="24"/>
-          <w:szCs w:val="24"/>
-        </w:rPr>
-        <w:t>Virtualization</w:t>
-      </w:r>
-    </w:p>
-    <w:p>
-      <w:pPr>
-        <w:numPr>
-          <w:ilvl w:val="0"/>
-          <w:numId w:val="23"/>
-        </w:numPr>
-        <w:spacing w:before="100" w:beforeAutospacing="1" w:after="100" w:afterAutospacing="1" w:line="240" w:lineRule="auto"/>
-        <w:rPr>
-          <w:rFonts w:ascii="Times New Roman" w:eastAsia="Times New Roman" w:hAnsi="Times New Roman" w:cs="Times New Roman"/>
-          <w:sz w:val="24"/>
-          <w:szCs w:val="24"/>
-        </w:rPr>
-      </w:pPr>
-      <w:r>
-        <w:rPr>
-          <w:rFonts w:ascii="Times New Roman" w:eastAsia="Times New Roman" w:hAnsi="Times New Roman" w:cs="Times New Roman"/>
-          <w:sz w:val="24"/>
-          <w:szCs w:val="24"/>
-        </w:rPr>
-        <w:t>Caching</w:t>
-      </w:r>
-    </w:p>
-    <w:p>
-      <w:pPr>
-        <w:numPr>
-          <w:ilvl w:val="0"/>
-          <w:numId w:val="23"/>
-        </w:numPr>
-        <w:spacing w:before="100" w:beforeAutospacing="1" w:after="100" w:afterAutospacing="1" w:line="240" w:lineRule="auto"/>
-        <w:rPr>
-          <w:rFonts w:ascii="Times New Roman" w:eastAsia="Times New Roman" w:hAnsi="Times New Roman" w:cs="Times New Roman"/>
-          <w:sz w:val="24"/>
-          <w:szCs w:val="24"/>
-        </w:rPr>
-      </w:pPr>
-      <w:r>
-        <w:rPr>
-          <w:rFonts w:ascii="Times New Roman" w:eastAsia="Times New Roman" w:hAnsi="Times New Roman" w:cs="Times New Roman"/>
-          <w:sz w:val="24"/>
-          <w:szCs w:val="24"/>
-        </w:rPr>
-        <w:t>Bundle analysis</w:t>
-      </w:r>
-    </w:p>
-    <w:p>
-      <w:pPr>
-        <w:numPr>
-          <w:ilvl w:val="0"/>
-          <w:numId w:val="23"/>
-        </w:numPr>
-        <w:spacing w:before="100" w:beforeAutospacing="1" w:after="100" w:afterAutospacing="1" w:line="240" w:lineRule="auto"/>
-        <w:rPr>
-          <w:rFonts w:ascii="Times New Roman" w:eastAsia="Times New Roman" w:hAnsi="Times New Roman" w:cs="Times New Roman"/>
-          <w:sz w:val="24"/>
-          <w:szCs w:val="24"/>
-        </w:rPr>
-      </w:pPr>
-      <w:r>
-        <w:rPr>
-          <w:rFonts w:ascii="Times New Roman" w:eastAsia="Times New Roman" w:hAnsi="Times New Roman" w:cs="Times New Roman"/>
-          <w:sz w:val="24"/>
-          <w:szCs w:val="24"/>
-        </w:rPr>
-        <w:t>Server-side rendering</w:t>
-      </w:r>
-    </w:p>
-    <w:p>
-      <w:pPr>
-        <w:numPr>
-          <w:ilvl w:val="0"/>
-          <w:numId w:val="23"/>
-        </w:numPr>
-        <w:spacing w:before="100" w:beforeAutospacing="1" w:after="100" w:afterAutospacing="1" w:line="240" w:lineRule="auto"/>
-        <w:rPr>
-          <w:rFonts w:ascii="Times New Roman" w:eastAsia="Times New Roman" w:hAnsi="Times New Roman" w:cs="Times New Roman"/>
-          <w:sz w:val="24"/>
-          <w:szCs w:val="24"/>
-        </w:rPr>
-      </w:pPr>
-      <w:r>
-        <w:rPr>
-          <w:rFonts w:ascii="Times New Roman" w:eastAsia="Times New Roman" w:hAnsi="Times New Roman" w:cs="Times New Roman"/>
-          <w:sz w:val="24"/>
-          <w:szCs w:val="24"/>
-        </w:rPr>
-        <w:t>Efficient state management</w:t>
-      </w:r>
-    </w:p>
-    <w:p>
-      <w:pPr>
-        <w:spacing w:after="0" w:line="240" w:lineRule="auto"/>
-        <w:rPr>
-          <w:rFonts w:ascii="Times New Roman" w:eastAsia="Times New Roman" w:hAnsi="Times New Roman" w:cs="Times New Roman"/>
-          <w:sz w:val="24"/>
-          <w:szCs w:val="24"/>
-        </w:rPr>
-      </w:pPr>
-      <w:r>
-        <w:rPr>
-          <w:rFonts w:ascii="Times New Roman" w:eastAsia="Times New Roman" w:hAnsi="Times New Roman" w:cs="Times New Roman"/>
-          <w:sz w:val="24"/>
-          <w:szCs w:val="24"/>
-        </w:rPr>
-        <w:pict>
-          <v:rect id="_x0000_i1051" style="width:0;height:1.5pt" o:hralign="center" o:hrstd="t" o:hr="t" fillcolor="#a0a0a0" stroked="f"/>
-        </w:pict>
-      </w:r>
-    </w:p>
-    <w:p>
-      <w:pPr>
-        <w:spacing w:before="100" w:beforeAutospacing="1" w:after="100" w:afterAutospacing="1" w:line="240" w:lineRule="auto"/>
-        <w:outlineLvl w:val="0"/>
-        <w:rPr>
-          <w:rFonts w:ascii="Times New Roman" w:eastAsia="Times New Roman" w:hAnsi="Times New Roman" w:cs="Times New Roman"/>
-          <w:b/>
-          <w:bCs/>
-          <w:kern w:val="36"/>
-          <w:sz w:val="48"/>
-          <w:szCs w:val="48"/>
-        </w:rPr>
-      </w:pPr>
-      <w:r>
-        <w:rPr>
-          <w:rFonts w:ascii="Times New Roman" w:eastAsia="Times New Roman" w:hAnsi="Times New Roman" w:cs="Times New Roman"/>
-          <w:b/>
-          <w:bCs/>
-          <w:kern w:val="36"/>
-          <w:sz w:val="48"/>
-          <w:szCs w:val="48"/>
-        </w:rPr>
-        <w:t>27. What is React Query (</w:t>
-      </w:r>
-      <w:proofErr w:type="spellStart"/>
-      <w:r>
-        <w:rPr>
-          <w:rFonts w:ascii="Times New Roman" w:eastAsia="Times New Roman" w:hAnsi="Times New Roman" w:cs="Times New Roman"/>
-          <w:b/>
-          <w:bCs/>
-          <w:kern w:val="36"/>
-          <w:sz w:val="48"/>
-          <w:szCs w:val="48"/>
-        </w:rPr>
-        <w:t>TanStack</w:t>
-      </w:r>
-      <w:proofErr w:type="spellEnd"/>
-      <w:r>
-        <w:rPr>
-          <w:rFonts w:ascii="Times New Roman" w:eastAsia="Times New Roman" w:hAnsi="Times New Roman" w:cs="Times New Roman"/>
-          <w:b/>
-          <w:bCs/>
-          <w:kern w:val="36"/>
-          <w:sz w:val="48"/>
-          <w:szCs w:val="48"/>
-        </w:rPr>
-        <w:t xml:space="preserve"> Query)?</w:t>
-      </w:r>
-    </w:p>
-    <w:p>
-      <w:pPr>
-        <w:spacing w:before="100" w:beforeAutospacing="1" w:after="100" w:afterAutospacing="1" w:line="240" w:lineRule="auto"/>
-        <w:rPr>
-          <w:rFonts w:ascii="Times New Roman" w:eastAsia="Times New Roman" w:hAnsi="Times New Roman" w:cs="Times New Roman"/>
-          <w:sz w:val="24"/>
-          <w:szCs w:val="24"/>
-        </w:rPr>
-      </w:pPr>
-      <w:r>
-        <w:rPr>
-          <w:rFonts w:ascii="Times New Roman" w:eastAsia="Times New Roman" w:hAnsi="Times New Roman" w:cs="Times New Roman"/>
-          <w:b/>
-          <w:bCs/>
-          <w:sz w:val="24"/>
-          <w:szCs w:val="24"/>
-        </w:rPr>
-        <w:lastRenderedPageBreak/>
-        <w:t>Answer:</w:t>
-      </w:r>
-    </w:p>
-    <w:p>
-      <w:pPr>
-        <w:spacing w:before="100" w:beforeAutospacing="1" w:after="100" w:afterAutospacing="1" w:line="240" w:lineRule="auto"/>
-        <w:rPr>
-          <w:rFonts w:ascii="Times New Roman" w:eastAsia="Times New Roman" w:hAnsi="Times New Roman" w:cs="Times New Roman"/>
-          <w:sz w:val="24"/>
-          <w:szCs w:val="24"/>
-        </w:rPr>
-      </w:pPr>
-      <w:r>
-        <w:rPr>
-          <w:rFonts w:ascii="Times New Roman" w:eastAsia="Times New Roman" w:hAnsi="Times New Roman" w:cs="Times New Roman"/>
-          <w:sz w:val="24"/>
-          <w:szCs w:val="24"/>
-        </w:rPr>
-        <w:t>React Query manages server state.</w:t>
-      </w:r>
-    </w:p>
-    <w:p>
-      <w:pPr>
-        <w:spacing w:before="100" w:beforeAutospacing="1" w:after="100" w:afterAutospacing="1" w:line="240" w:lineRule="auto"/>
-        <w:rPr>
-          <w:rFonts w:ascii="Times New Roman" w:eastAsia="Times New Roman" w:hAnsi="Times New Roman" w:cs="Times New Roman"/>
-          <w:sz w:val="24"/>
-          <w:szCs w:val="24"/>
-        </w:rPr>
-      </w:pPr>
-      <w:r>
-        <w:rPr>
-          <w:rFonts w:ascii="Times New Roman" w:eastAsia="Times New Roman" w:hAnsi="Times New Roman" w:cs="Times New Roman"/>
-          <w:sz w:val="24"/>
-          <w:szCs w:val="24"/>
-        </w:rPr>
-        <w:t>Benefits:</w:t>
-      </w:r>
-    </w:p>
-    <w:p>
-      <w:pPr>
-        <w:numPr>
-          <w:ilvl w:val="0"/>
-          <w:numId w:val="24"/>
-        </w:numPr>
-        <w:spacing w:before="100" w:beforeAutospacing="1" w:after="100" w:afterAutospacing="1" w:line="240" w:lineRule="auto"/>
-        <w:rPr>
-          <w:rFonts w:ascii="Times New Roman" w:eastAsia="Times New Roman" w:hAnsi="Times New Roman" w:cs="Times New Roman"/>
-          <w:sz w:val="24"/>
-          <w:szCs w:val="24"/>
-        </w:rPr>
-      </w:pPr>
-      <w:r>
-        <w:rPr>
-          <w:rFonts w:ascii="Times New Roman" w:eastAsia="Times New Roman" w:hAnsi="Times New Roman" w:cs="Times New Roman"/>
-          <w:sz w:val="24"/>
-          <w:szCs w:val="24"/>
-        </w:rPr>
-        <w:t>Automatic caching</w:t>
-      </w:r>
-    </w:p>
-    <w:p>
-      <w:pPr>
-        <w:numPr>
-          <w:ilvl w:val="0"/>
-          <w:numId w:val="24"/>
-        </w:numPr>
-        <w:spacing w:before="100" w:beforeAutospacing="1" w:after="100" w:afterAutospacing="1" w:line="240" w:lineRule="auto"/>
-        <w:rPr>
-          <w:rFonts w:ascii="Times New Roman" w:eastAsia="Times New Roman" w:hAnsi="Times New Roman" w:cs="Times New Roman"/>
-          <w:sz w:val="24"/>
-          <w:szCs w:val="24"/>
-        </w:rPr>
-      </w:pPr>
-      <w:r>
-        <w:rPr>
-          <w:rFonts w:ascii="Times New Roman" w:eastAsia="Times New Roman" w:hAnsi="Times New Roman" w:cs="Times New Roman"/>
-          <w:sz w:val="24"/>
-          <w:szCs w:val="24"/>
-        </w:rPr>
-        <w:t xml:space="preserve">Background </w:t>
-      </w:r>
-      <w:proofErr w:type="spellStart"/>
-      <w:r>
-        <w:rPr>
-          <w:rFonts w:ascii="Times New Roman" w:eastAsia="Times New Roman" w:hAnsi="Times New Roman" w:cs="Times New Roman"/>
-          <w:sz w:val="24"/>
-          <w:szCs w:val="24"/>
-        </w:rPr>
-        <w:t>refetching</w:t>
-      </w:r>
-      <w:proofErr w:type="spellEnd"/>
-    </w:p>
-    <w:p>
-      <w:pPr>
-        <w:numPr>
-          <w:ilvl w:val="0"/>
-          <w:numId w:val="24"/>
-        </w:numPr>
-        <w:spacing w:before="100" w:beforeAutospacing="1" w:after="100" w:afterAutospacing="1" w:line="240" w:lineRule="auto"/>
-        <w:rPr>
-          <w:rFonts w:ascii="Times New Roman" w:eastAsia="Times New Roman" w:hAnsi="Times New Roman" w:cs="Times New Roman"/>
-          <w:sz w:val="24"/>
-          <w:szCs w:val="24"/>
-        </w:rPr>
-      </w:pPr>
-      <w:r>
-        <w:rPr>
-          <w:rFonts w:ascii="Times New Roman" w:eastAsia="Times New Roman" w:hAnsi="Times New Roman" w:cs="Times New Roman"/>
-          <w:sz w:val="24"/>
-          <w:szCs w:val="24"/>
-        </w:rPr>
-        <w:t>Pagination support</w:t>
-      </w:r>
-    </w:p>
-    <w:p>
-      <w:pPr>
-        <w:numPr>
-          <w:ilvl w:val="0"/>
-          <w:numId w:val="24"/>
-        </w:numPr>
-        <w:spacing w:before="100" w:beforeAutospacing="1" w:after="100" w:afterAutospacing="1" w:line="240" w:lineRule="auto"/>
-        <w:rPr>
-          <w:rFonts w:ascii="Times New Roman" w:eastAsia="Times New Roman" w:hAnsi="Times New Roman" w:cs="Times New Roman"/>
-          <w:sz w:val="24"/>
-          <w:szCs w:val="24"/>
-        </w:rPr>
-      </w:pPr>
-      <w:r>
-        <w:rPr>
-          <w:rFonts w:ascii="Times New Roman" w:eastAsia="Times New Roman" w:hAnsi="Times New Roman" w:cs="Times New Roman"/>
-          <w:sz w:val="24"/>
-          <w:szCs w:val="24"/>
-        </w:rPr>
-        <w:t>Optimistic updates</w:t>
-      </w:r>
-    </w:p>
-    <w:p>
-      <w:pPr>
-        <w:numPr>
-          <w:ilvl w:val="0"/>
-          <w:numId w:val="24"/>
-        </w:numPr>
-        <w:spacing w:before="100" w:beforeAutospacing="1" w:after="100" w:afterAutospacing="1" w:line="240" w:lineRule="auto"/>
-        <w:rPr>
-          <w:rFonts w:ascii="Times New Roman" w:eastAsia="Times New Roman" w:hAnsi="Times New Roman" w:cs="Times New Roman"/>
-          <w:sz w:val="24"/>
-          <w:szCs w:val="24"/>
-        </w:rPr>
-      </w:pPr>
-      <w:r>
-        <w:rPr>
-          <w:rFonts w:ascii="Times New Roman" w:eastAsia="Times New Roman" w:hAnsi="Times New Roman" w:cs="Times New Roman"/>
-          <w:sz w:val="24"/>
-          <w:szCs w:val="24"/>
-        </w:rPr>
-        <w:t>Request deduplication</w:t>
-      </w:r>
-    </w:p>
-    <w:p>
-      <w:pPr>
-        <w:spacing w:before="100" w:beforeAutospacing="1" w:after="100" w:afterAutospacing="1" w:line="240" w:lineRule="auto"/>
-        <w:rPr>
-          <w:rFonts w:ascii="Times New Roman" w:eastAsia="Times New Roman" w:hAnsi="Times New Roman" w:cs="Times New Roman"/>
-          <w:sz w:val="24"/>
-          <w:szCs w:val="24"/>
-        </w:rPr>
-      </w:pPr>
-      <w:r>
-        <w:rPr>
-          <w:rFonts w:ascii="Times New Roman" w:eastAsia="Times New Roman" w:hAnsi="Times New Roman" w:cs="Times New Roman"/>
-          <w:sz w:val="24"/>
-          <w:szCs w:val="24"/>
-        </w:rPr>
-        <w:t>It significantly reduces API-related boilerplate.</w:t>
-      </w:r>
-    </w:p>
-    <w:p>
-      <w:pPr>
-        <w:spacing w:after="0" w:line="240" w:lineRule="auto"/>
-        <w:rPr>
-          <w:rFonts w:ascii="Times New Roman" w:eastAsia="Times New Roman" w:hAnsi="Times New Roman" w:cs="Times New Roman"/>
-          <w:sz w:val="24"/>
-          <w:szCs w:val="24"/>
-        </w:rPr>
-      </w:pPr>
-      <w:r>
-        <w:rPr>
-          <w:rFonts w:ascii="Times New Roman" w:eastAsia="Times New Roman" w:hAnsi="Times New Roman" w:cs="Times New Roman"/>
-          <w:sz w:val="24"/>
-          <w:szCs w:val="24"/>
-        </w:rPr>
-        <w:pict>
-          <v:rect id="_x0000_i1052" style="width:0;height:1.5pt" o:hralign="center" o:hrstd="t" o:hr="t" fillcolor="#a0a0a0" stroked="f"/>
-        </w:pict>
-      </w:r>
-    </w:p>
-    <w:p>
-      <w:pPr>
-        <w:spacing w:before="100" w:beforeAutospacing="1" w:after="100" w:afterAutospacing="1" w:line="240" w:lineRule="auto"/>
-        <w:outlineLvl w:val="0"/>
-        <w:rPr>
-          <w:rFonts w:ascii="Times New Roman" w:eastAsia="Times New Roman" w:hAnsi="Times New Roman" w:cs="Times New Roman"/>
-          <w:b/>
-          <w:bCs/>
-          <w:kern w:val="36"/>
-          <w:sz w:val="48"/>
-          <w:szCs w:val="48"/>
-        </w:rPr>
-      </w:pPr>
-      <w:r>
-        <w:rPr>
-          <w:rFonts w:ascii="Times New Roman" w:eastAsia="Times New Roman" w:hAnsi="Times New Roman" w:cs="Times New Roman"/>
-          <w:b/>
-          <w:bCs/>
-          <w:kern w:val="36"/>
-          <w:sz w:val="48"/>
-          <w:szCs w:val="48"/>
-        </w:rPr>
-        <w:t>28. How do you prevent memory leaks in React?</w:t>
-      </w:r>
-    </w:p>
-    <w:p>
-      <w:pPr>
-        <w:spacing w:before="100" w:beforeAutospacing="1" w:after="100" w:afterAutospacing="1" w:line="240" w:lineRule="auto"/>
-        <w:rPr>
-          <w:rFonts w:ascii="Times New Roman" w:eastAsia="Times New Roman" w:hAnsi="Times New Roman" w:cs="Times New Roman"/>
-          <w:sz w:val="24"/>
-          <w:szCs w:val="24"/>
-        </w:rPr>
-      </w:pPr>
-      <w:r>
-        <w:rPr>
-          <w:rFonts w:ascii="Times New Roman" w:eastAsia="Times New Roman" w:hAnsi="Times New Roman" w:cs="Times New Roman"/>
-          <w:b/>
-          <w:bCs/>
-          <w:sz w:val="24"/>
-          <w:szCs w:val="24"/>
-        </w:rPr>
-        <w:t>Answer:</w:t>
-      </w:r>
-    </w:p>
-    <w:p>
-      <w:pPr>
-        <w:spacing w:before="100" w:beforeAutospacing="1" w:after="100" w:afterAutospacing="1" w:line="240" w:lineRule="auto"/>
-        <w:rPr>
-          <w:rFonts w:ascii="Times New Roman" w:eastAsia="Times New Roman" w:hAnsi="Times New Roman" w:cs="Times New Roman"/>
-          <w:sz w:val="24"/>
-          <w:szCs w:val="24"/>
-        </w:rPr>
-      </w:pPr>
-      <w:r>
-        <w:rPr>
-          <w:rFonts w:ascii="Times New Roman" w:eastAsia="Times New Roman" w:hAnsi="Times New Roman" w:cs="Times New Roman"/>
-          <w:sz w:val="24"/>
-          <w:szCs w:val="24"/>
-        </w:rPr>
-        <w:t>Clean up side effects.</w:t>
-      </w:r>
-    </w:p>
-    <w:p>
-      <w:pPr>
-        <w:tabs>
-          <w:tab w:val="left" w:pos="916"/>
-          <w:tab w:val="left" w:pos="1832"/>
-          <w:tab w:val="left" w:pos="2748"/>
-          <w:tab w:val="left" w:pos="3664"/>
-          <w:tab w:val="left" w:pos="4580"/>
-          <w:tab w:val="left" w:pos="5496"/>
-          <w:tab w:val="left" w:pos="6412"/>
-          <w:tab w:val="left" w:pos="7328"/>
-          <w:tab w:val="left" w:pos="8244"/>
-          <w:tab w:val="left" w:pos="9160"/>
-          <w:tab w:val="left" w:pos="10076"/>
-          <w:tab w:val="left" w:pos="10992"/>
-          <w:tab w:val="left" w:pos="11908"/>
-          <w:tab w:val="left" w:pos="12824"/>
-          <w:tab w:val="left" w:pos="13740"/>
-          <w:tab w:val="left" w:pos="14656"/>
-        </w:tabs>
-        <w:spacing w:after="0" w:line="240" w:lineRule="auto"/>
-        <w:rPr>
-          <w:rFonts w:ascii="Courier New" w:eastAsia="Times New Roman" w:hAnsi="Courier New" w:cs="Courier New"/>
-          <w:sz w:val="20"/>
-          <w:szCs w:val="20"/>
-        </w:rPr>
-      </w:pPr>
-      <w:proofErr w:type="spellStart"/>
-      <w:proofErr w:type="gramStart"/>
-      <w:r>
-        <w:rPr>
-          <w:rFonts w:ascii="Courier New" w:eastAsia="Times New Roman" w:hAnsi="Courier New" w:cs="Courier New"/>
-          <w:sz w:val="20"/>
-          <w:szCs w:val="20"/>
-        </w:rPr>
-        <w:t>useEffect</w:t>
-      </w:r>
-      <w:proofErr w:type="spellEnd"/>
-      <w:r>
-        <w:rPr>
-          <w:rFonts w:ascii="Courier New" w:eastAsia="Times New Roman" w:hAnsi="Courier New" w:cs="Courier New"/>
-          <w:sz w:val="20"/>
-          <w:szCs w:val="20"/>
-        </w:rPr>
-        <w:t>(</w:t>
-      </w:r>
-      <w:proofErr w:type="gramEnd"/>
-      <w:r>
-        <w:rPr>
-          <w:rFonts w:ascii="Courier New" w:eastAsia="Times New Roman" w:hAnsi="Courier New" w:cs="Courier New"/>
-          <w:sz w:val="20"/>
-          <w:szCs w:val="20"/>
-        </w:rPr>
-        <w:t>() =&gt; {</w:t>
-      </w:r>
-    </w:p>
-    <w:p>
-      <w:pPr>
-        <w:tabs>
-          <w:tab w:val="left" w:pos="916"/>
-          <w:tab w:val="left" w:pos="1832"/>
-          <w:tab w:val="left" w:pos="2748"/>
-          <w:tab w:val="left" w:pos="3664"/>
-          <w:tab w:val="left" w:pos="4580"/>
-          <w:tab w:val="left" w:pos="5496"/>
-          <w:tab w:val="left" w:pos="6412"/>
-          <w:tab w:val="left" w:pos="7328"/>
-          <w:tab w:val="left" w:pos="8244"/>
-          <w:tab w:val="left" w:pos="9160"/>
-          <w:tab w:val="left" w:pos="10076"/>
-          <w:tab w:val="left" w:pos="10992"/>
-          <w:tab w:val="left" w:pos="11908"/>
-          <w:tab w:val="left" w:pos="12824"/>
-          <w:tab w:val="left" w:pos="13740"/>
-          <w:tab w:val="left" w:pos="14656"/>
-        </w:tabs>
-        <w:spacing w:after="0" w:line="240" w:lineRule="auto"/>
-        <w:rPr>
-          <w:rFonts w:ascii="Courier New" w:eastAsia="Times New Roman" w:hAnsi="Courier New" w:cs="Courier New"/>
-          <w:sz w:val="20"/>
-          <w:szCs w:val="20"/>
-        </w:rPr>
-      </w:pPr>
-      <w:r>
-        <w:rPr>
-          <w:rFonts w:ascii="Courier New" w:eastAsia="Times New Roman" w:hAnsi="Courier New" w:cs="Courier New"/>
-          <w:sz w:val="20"/>
-          <w:szCs w:val="20"/>
-        </w:rPr>
-        <w:t xml:space="preserve">  </w:t>
-      </w:r>
-      <w:proofErr w:type="spellStart"/>
-      <w:proofErr w:type="gramStart"/>
-      <w:r>
-        <w:rPr>
-          <w:rFonts w:ascii="Courier New" w:eastAsia="Times New Roman" w:hAnsi="Courier New" w:cs="Courier New"/>
-          <w:sz w:val="20"/>
-          <w:szCs w:val="20"/>
-        </w:rPr>
-        <w:t>const</w:t>
-      </w:r>
-      <w:proofErr w:type="spellEnd"/>
-      <w:proofErr w:type="gramEnd"/>
-      <w:r>
-        <w:rPr>
-          <w:rFonts w:ascii="Courier New" w:eastAsia="Times New Roman" w:hAnsi="Courier New" w:cs="Courier New"/>
-          <w:sz w:val="20"/>
-          <w:szCs w:val="20"/>
-        </w:rPr>
-        <w:t xml:space="preserve"> timer = </w:t>
-      </w:r>
-      <w:proofErr w:type="spellStart"/>
-      <w:r>
-        <w:rPr>
-          <w:rFonts w:ascii="Courier New" w:eastAsia="Times New Roman" w:hAnsi="Courier New" w:cs="Courier New"/>
-          <w:sz w:val="20"/>
-          <w:szCs w:val="20"/>
-        </w:rPr>
-        <w:t>setInterval</w:t>
-      </w:r>
-      <w:proofErr w:type="spellEnd"/>
-      <w:r>
-        <w:rPr>
-          <w:rFonts w:ascii="Courier New" w:eastAsia="Times New Roman" w:hAnsi="Courier New" w:cs="Courier New"/>
-          <w:sz w:val="20"/>
-          <w:szCs w:val="20"/>
-        </w:rPr>
-        <w:t>(</w:t>
-      </w:r>
-      <w:proofErr w:type="spellStart"/>
-      <w:r>
-        <w:rPr>
-          <w:rFonts w:ascii="Courier New" w:eastAsia="Times New Roman" w:hAnsi="Courier New" w:cs="Courier New"/>
-          <w:sz w:val="20"/>
-          <w:szCs w:val="20"/>
-        </w:rPr>
-        <w:t>fetchData</w:t>
-      </w:r>
-      <w:proofErr w:type="spellEnd"/>
-      <w:r>
-        <w:rPr>
-          <w:rFonts w:ascii="Courier New" w:eastAsia="Times New Roman" w:hAnsi="Courier New" w:cs="Courier New"/>
-          <w:sz w:val="20"/>
-          <w:szCs w:val="20"/>
-        </w:rPr>
-        <w:t>, 1000);</w:t>
-      </w:r>
-    </w:p>
-    <w:p>
-      <w:pPr>
-        <w:tabs>
-          <w:tab w:val="left" w:pos="916"/>
-          <w:tab w:val="left" w:pos="1832"/>
-          <w:tab w:val="left" w:pos="2748"/>
-          <w:tab w:val="left" w:pos="3664"/>
-          <w:tab w:val="left" w:pos="4580"/>
-          <w:tab w:val="left" w:pos="5496"/>
-          <w:tab w:val="left" w:pos="6412"/>
-          <w:tab w:val="left" w:pos="7328"/>
-          <w:tab w:val="left" w:pos="8244"/>
-          <w:tab w:val="left" w:pos="9160"/>
-          <w:tab w:val="left" w:pos="10076"/>
-          <w:tab w:val="left" w:pos="10992"/>
-          <w:tab w:val="left" w:pos="11908"/>
-          <w:tab w:val="left" w:pos="12824"/>
-          <w:tab w:val="left" w:pos="13740"/>
-          <w:tab w:val="left" w:pos="14656"/>
-        </w:tabs>
-        <w:spacing w:after="0" w:line="240" w:lineRule="auto"/>
-        <w:rPr>
-          <w:rFonts w:ascii="Courier New" w:eastAsia="Times New Roman" w:hAnsi="Courier New" w:cs="Courier New"/>
-          <w:sz w:val="20"/>
-          <w:szCs w:val="20"/>
-        </w:rPr>
-      </w:pPr>
-    </w:p>
-    <w:p>
-      <w:pPr>
-        <w:tabs>
-          <w:tab w:val="left" w:pos="916"/>
-          <w:tab w:val="left" w:pos="1832"/>
-          <w:tab w:val="left" w:pos="2748"/>
-          <w:tab w:val="left" w:pos="3664"/>
-          <w:tab w:val="left" w:pos="4580"/>
-          <w:tab w:val="left" w:pos="5496"/>
-          <w:tab w:val="left" w:pos="6412"/>
-          <w:tab w:val="left" w:pos="7328"/>
-          <w:tab w:val="left" w:pos="8244"/>
-          <w:tab w:val="left" w:pos="9160"/>
-          <w:tab w:val="left" w:pos="10076"/>
-          <w:tab w:val="left" w:pos="10992"/>
-          <w:tab w:val="left" w:pos="11908"/>
-          <w:tab w:val="left" w:pos="12824"/>
-          <w:tab w:val="left" w:pos="13740"/>
-          <w:tab w:val="left" w:pos="14656"/>
-        </w:tabs>
-        <w:spacing w:after="0" w:line="240" w:lineRule="auto"/>
-        <w:rPr>
-          <w:rFonts w:ascii="Courier New" w:eastAsia="Times New Roman" w:hAnsi="Courier New" w:cs="Courier New"/>
-          <w:sz w:val="20"/>
-          <w:szCs w:val="20"/>
-        </w:rPr>
-      </w:pPr>
-      <w:r>
-        <w:rPr>
-          <w:rFonts w:ascii="Courier New" w:eastAsia="Times New Roman" w:hAnsi="Courier New" w:cs="Courier New"/>
-          <w:sz w:val="20"/>
-          <w:szCs w:val="20"/>
-        </w:rPr>
-        <w:t xml:space="preserve">  </w:t>
-      </w:r>
-      <w:proofErr w:type="gramStart"/>
-      <w:r>
-        <w:rPr>
-          <w:rFonts w:ascii="Courier New" w:eastAsia="Times New Roman" w:hAnsi="Courier New" w:cs="Courier New"/>
-          <w:sz w:val="20"/>
-          <w:szCs w:val="20"/>
-        </w:rPr>
-        <w:t>return</w:t>
-      </w:r>
-      <w:proofErr w:type="gramEnd"/>
-      <w:r>
-        <w:rPr>
-          <w:rFonts w:ascii="Courier New" w:eastAsia="Times New Roman" w:hAnsi="Courier New" w:cs="Courier New"/>
-          <w:sz w:val="20"/>
-          <w:szCs w:val="20"/>
-        </w:rPr>
-        <w:t xml:space="preserve"> () =&gt; </w:t>
-      </w:r>
-      <w:proofErr w:type="spellStart"/>
-      <w:r>
-        <w:rPr>
-          <w:rFonts w:ascii="Courier New" w:eastAsia="Times New Roman" w:hAnsi="Courier New" w:cs="Courier New"/>
-          <w:sz w:val="20"/>
-          <w:szCs w:val="20"/>
-        </w:rPr>
-        <w:t>clearInterval</w:t>
-      </w:r>
-      <w:proofErr w:type="spellEnd"/>
-      <w:r>
-        <w:rPr>
-          <w:rFonts w:ascii="Courier New" w:eastAsia="Times New Roman" w:hAnsi="Courier New" w:cs="Courier New"/>
-          <w:sz w:val="20"/>
-          <w:szCs w:val="20"/>
-        </w:rPr>
-        <w:t>(timer);</w:t>
-      </w:r>
-    </w:p>
-    <w:p>
-      <w:pPr>
-        <w:tabs>
-          <w:tab w:val="left" w:pos="916"/>
-          <w:tab w:val="left" w:pos="1832"/>
-          <w:tab w:val="left" w:pos="2748"/>
-          <w:tab w:val="left" w:pos="3664"/>
-          <w:tab w:val="left" w:pos="4580"/>
-          <w:tab w:val="left" w:pos="5496"/>
-          <w:tab w:val="left" w:pos="6412"/>
-          <w:tab w:val="left" w:pos="7328"/>
-          <w:tab w:val="left" w:pos="8244"/>
-          <w:tab w:val="left" w:pos="9160"/>
-          <w:tab w:val="left" w:pos="10076"/>
-          <w:tab w:val="left" w:pos="10992"/>
-          <w:tab w:val="left" w:pos="11908"/>
-          <w:tab w:val="left" w:pos="12824"/>
-          <w:tab w:val="left" w:pos="13740"/>
-          <w:tab w:val="left" w:pos="14656"/>
-        </w:tabs>
-        <w:spacing w:after="0" w:line="240" w:lineRule="auto"/>
-        <w:rPr>
-          <w:rFonts w:ascii="Courier New" w:eastAsia="Times New Roman" w:hAnsi="Courier New" w:cs="Courier New"/>
-          <w:sz w:val="20"/>
-          <w:szCs w:val="20"/>
-        </w:rPr>
-      </w:pPr>
-      <w:r>
-        <w:rPr>
-          <w:rFonts w:ascii="Courier New" w:eastAsia="Times New Roman" w:hAnsi="Courier New" w:cs="Courier New"/>
-          <w:sz w:val="20"/>
-          <w:szCs w:val="20"/>
-        </w:rPr>
-        <w:t>}, []);</w:t>
-      </w:r>
-    </w:p>
-    <w:p>
-      <w:pPr>
-        <w:spacing w:before="100" w:beforeAutospacing="1" w:after="100" w:afterAutospacing="1" w:line="240" w:lineRule="auto"/>
-        <w:rPr>
-          <w:rFonts w:ascii="Times New Roman" w:eastAsia="Times New Roman" w:hAnsi="Times New Roman" w:cs="Times New Roman"/>
-          <w:sz w:val="24"/>
-          <w:szCs w:val="24"/>
-        </w:rPr>
-      </w:pPr>
-      <w:r>
-        <w:rPr>
-          <w:rFonts w:ascii="Times New Roman" w:eastAsia="Times New Roman" w:hAnsi="Times New Roman" w:cs="Times New Roman"/>
-          <w:sz w:val="24"/>
-          <w:szCs w:val="24"/>
-        </w:rPr>
-        <w:t>Also unsubscribe from:</w:t>
-      </w:r>
-    </w:p>
-    <w:p>
-      <w:pPr>
-        <w:numPr>
-          <w:ilvl w:val="0"/>
-          <w:numId w:val="25"/>
-        </w:numPr>
-        <w:spacing w:before="100" w:beforeAutospacing="1" w:after="100" w:afterAutospacing="1" w:line="240" w:lineRule="auto"/>
-        <w:rPr>
-          <w:rFonts w:ascii="Times New Roman" w:eastAsia="Times New Roman" w:hAnsi="Times New Roman" w:cs="Times New Roman"/>
-          <w:sz w:val="24"/>
-          <w:szCs w:val="24"/>
-        </w:rPr>
-      </w:pPr>
-      <w:proofErr w:type="spellStart"/>
-      <w:r>
-        <w:rPr>
-          <w:rFonts w:ascii="Times New Roman" w:eastAsia="Times New Roman" w:hAnsi="Times New Roman" w:cs="Times New Roman"/>
-          <w:sz w:val="24"/>
-          <w:szCs w:val="24"/>
-        </w:rPr>
-        <w:t>WebSockets</w:t>
-      </w:r>
-      <w:proofErr w:type="spellEnd"/>
-    </w:p>
-    <w:p>
-      <w:pPr>
-        <w:numPr>
-          <w:ilvl w:val="0"/>
-          <w:numId w:val="25"/>
-        </w:numPr>
-        <w:spacing w:before="100" w:beforeAutospacing="1" w:after="100" w:afterAutospacing="1" w:line="240" w:lineRule="auto"/>
-        <w:rPr>
-          <w:rFonts w:ascii="Times New Roman" w:eastAsia="Times New Roman" w:hAnsi="Times New Roman" w:cs="Times New Roman"/>
-          <w:sz w:val="24"/>
-          <w:szCs w:val="24"/>
-        </w:rPr>
-      </w:pPr>
-      <w:r>
-        <w:rPr>
-          <w:rFonts w:ascii="Times New Roman" w:eastAsia="Times New Roman" w:hAnsi="Times New Roman" w:cs="Times New Roman"/>
-          <w:sz w:val="24"/>
-          <w:szCs w:val="24"/>
-        </w:rPr>
-        <w:t>Event listeners</w:t>
-      </w:r>
-    </w:p>
-    <w:p>
-      <w:pPr>
-        <w:numPr>
-          <w:ilvl w:val="0"/>
-          <w:numId w:val="25"/>
-        </w:numPr>
-        <w:spacing w:before="100" w:beforeAutospacing="1" w:after="100" w:afterAutospacing="1" w:line="240" w:lineRule="auto"/>
-        <w:rPr>
-          <w:rFonts w:ascii="Times New Roman" w:eastAsia="Times New Roman" w:hAnsi="Times New Roman" w:cs="Times New Roman"/>
-          <w:sz w:val="24"/>
-          <w:szCs w:val="24"/>
-        </w:rPr>
-      </w:pPr>
-      <w:r>
-        <w:rPr>
-          <w:rFonts w:ascii="Times New Roman" w:eastAsia="Times New Roman" w:hAnsi="Times New Roman" w:cs="Times New Roman"/>
-          <w:sz w:val="24"/>
-          <w:szCs w:val="24"/>
-        </w:rPr>
-        <w:t>API subscriptions</w:t>
-      </w:r>
-    </w:p>
-    <w:p>
-      <w:pPr>
-        <w:spacing w:after="0" w:line="240" w:lineRule="auto"/>
-        <w:rPr>
-          <w:rFonts w:ascii="Times New Roman" w:eastAsia="Times New Roman" w:hAnsi="Times New Roman" w:cs="Times New Roman"/>
-          <w:sz w:val="24"/>
-          <w:szCs w:val="24"/>
-        </w:rPr>
-      </w:pPr>
-      <w:r>
-        <w:rPr>
-          <w:rFonts w:ascii="Times New Roman" w:eastAsia="Times New Roman" w:hAnsi="Times New Roman" w:cs="Times New Roman"/>
-          <w:sz w:val="24"/>
-          <w:szCs w:val="24"/>
-        </w:rPr>
-        <w:pict>
-          <v:rect id="_x0000_i1053" style="width:0;height:1.5pt" o:hralign="center" o:hrstd="t" o:hr="t" fillcolor="#a0a0a0" stroked="f"/>
-        </w:pict>
-      </w:r>
-    </w:p>
-    <w:p>
-      <w:pPr>
-        <w:spacing w:before="100" w:beforeAutospacing="1" w:after="100" w:afterAutospacing="1" w:line="240" w:lineRule="auto"/>
-        <w:outlineLvl w:val="0"/>
-        <w:rPr>
-          <w:rFonts w:ascii="Times New Roman" w:eastAsia="Times New Roman" w:hAnsi="Times New Roman" w:cs="Times New Roman"/>
-          <w:b/>
-          <w:bCs/>
-          <w:kern w:val="36"/>
-          <w:sz w:val="48"/>
-          <w:szCs w:val="48"/>
-        </w:rPr>
-      </w:pPr>
-      <w:r>
-        <w:rPr>
-          <w:rFonts w:ascii="Times New Roman" w:eastAsia="Times New Roman" w:hAnsi="Times New Roman" w:cs="Times New Roman"/>
-          <w:b/>
-          <w:bCs/>
-          <w:kern w:val="36"/>
-          <w:sz w:val="48"/>
-          <w:szCs w:val="48"/>
-        </w:rPr>
-        <w:t>29. How would you design a scalable React architecture?</w:t>
-      </w:r>
-    </w:p>
-    <w:p>
-      <w:pPr>
-        <w:spacing w:before="100" w:beforeAutospacing="1" w:after="100" w:afterAutospacing="1" w:line="240" w:lineRule="auto"/>
-        <w:rPr>
-          <w:rFonts w:ascii="Times New Roman" w:eastAsia="Times New Roman" w:hAnsi="Times New Roman" w:cs="Times New Roman"/>
-          <w:sz w:val="24"/>
-          <w:szCs w:val="24"/>
-        </w:rPr>
-      </w:pPr>
-      <w:r>
-        <w:rPr>
-          <w:rFonts w:ascii="Times New Roman" w:eastAsia="Times New Roman" w:hAnsi="Times New Roman" w:cs="Times New Roman"/>
-          <w:b/>
-          <w:bCs/>
-          <w:sz w:val="24"/>
-          <w:szCs w:val="24"/>
-        </w:rPr>
-        <w:t>Answer:</w:t>
-      </w:r>
-    </w:p>
-    <w:p>
-      <w:pPr>
-        <w:spacing w:before="100" w:beforeAutospacing="1" w:after="100" w:afterAutospacing="1" w:line="240" w:lineRule="auto"/>
-        <w:rPr>
-          <w:rFonts w:ascii="Times New Roman" w:eastAsia="Times New Roman" w:hAnsi="Times New Roman" w:cs="Times New Roman"/>
-          <w:sz w:val="24"/>
-          <w:szCs w:val="24"/>
-        </w:rPr>
-      </w:pPr>
-      <w:r>
-        <w:rPr>
-          <w:rFonts w:ascii="Times New Roman" w:eastAsia="Times New Roman" w:hAnsi="Times New Roman" w:cs="Times New Roman"/>
-          <w:sz w:val="24"/>
-          <w:szCs w:val="24"/>
-        </w:rPr>
-        <w:t>A scalable architecture typically includes:</w:t>
-      </w:r>
-    </w:p>
-    <w:p>
-      <w:pPr>
-        <w:numPr>
-          <w:ilvl w:val="0"/>
-          <w:numId w:val="26"/>
-        </w:numPr>
-        <w:spacing w:before="100" w:beforeAutospacing="1" w:after="100" w:afterAutospacing="1" w:line="240" w:lineRule="auto"/>
-        <w:rPr>
-          <w:rFonts w:ascii="Times New Roman" w:eastAsia="Times New Roman" w:hAnsi="Times New Roman" w:cs="Times New Roman"/>
-          <w:sz w:val="24"/>
-          <w:szCs w:val="24"/>
-        </w:rPr>
-      </w:pPr>
-      <w:r>
-        <w:rPr>
-          <w:rFonts w:ascii="Times New Roman" w:eastAsia="Times New Roman" w:hAnsi="Times New Roman" w:cs="Times New Roman"/>
-          <w:sz w:val="24"/>
-          <w:szCs w:val="24"/>
-        </w:rPr>
-        <w:lastRenderedPageBreak/>
-        <w:t>Feature-based folder structure</w:t>
-      </w:r>
-    </w:p>
-    <w:p>
-      <w:pPr>
-        <w:numPr>
-          <w:ilvl w:val="0"/>
-          <w:numId w:val="26"/>
-        </w:numPr>
-        <w:spacing w:before="100" w:beforeAutospacing="1" w:after="100" w:afterAutospacing="1" w:line="240" w:lineRule="auto"/>
-        <w:rPr>
-          <w:rFonts w:ascii="Times New Roman" w:eastAsia="Times New Roman" w:hAnsi="Times New Roman" w:cs="Times New Roman"/>
-          <w:sz w:val="24"/>
-          <w:szCs w:val="24"/>
-        </w:rPr>
-      </w:pPr>
-      <w:r>
-        <w:rPr>
-          <w:rFonts w:ascii="Times New Roman" w:eastAsia="Times New Roman" w:hAnsi="Times New Roman" w:cs="Times New Roman"/>
-          <w:sz w:val="24"/>
-          <w:szCs w:val="24"/>
-        </w:rPr>
-        <w:t>Reusable components</w:t>
-      </w:r>
-    </w:p>
-    <w:p>
-      <w:pPr>
-        <w:numPr>
-          <w:ilvl w:val="0"/>
-          <w:numId w:val="26"/>
-        </w:numPr>
-        <w:spacing w:before="100" w:beforeAutospacing="1" w:after="100" w:afterAutospacing="1" w:line="240" w:lineRule="auto"/>
-        <w:rPr>
-          <w:rFonts w:ascii="Times New Roman" w:eastAsia="Times New Roman" w:hAnsi="Times New Roman" w:cs="Times New Roman"/>
-          <w:sz w:val="24"/>
-          <w:szCs w:val="24"/>
-        </w:rPr>
-      </w:pPr>
-      <w:r>
-        <w:rPr>
-          <w:rFonts w:ascii="Times New Roman" w:eastAsia="Times New Roman" w:hAnsi="Times New Roman" w:cs="Times New Roman"/>
-          <w:sz w:val="24"/>
-          <w:szCs w:val="24"/>
-        </w:rPr>
-        <w:t>Custom hooks</w:t>
-      </w:r>
-    </w:p>
-    <w:p>
-      <w:pPr>
-        <w:numPr>
-          <w:ilvl w:val="0"/>
-          <w:numId w:val="26"/>
-        </w:numPr>
-        <w:spacing w:before="100" w:beforeAutospacing="1" w:after="100" w:afterAutospacing="1" w:line="240" w:lineRule="auto"/>
-        <w:rPr>
-          <w:rFonts w:ascii="Times New Roman" w:eastAsia="Times New Roman" w:hAnsi="Times New Roman" w:cs="Times New Roman"/>
-          <w:sz w:val="24"/>
-          <w:szCs w:val="24"/>
-        </w:rPr>
-      </w:pPr>
-      <w:r>
-        <w:rPr>
-          <w:rFonts w:ascii="Times New Roman" w:eastAsia="Times New Roman" w:hAnsi="Times New Roman" w:cs="Times New Roman"/>
-          <w:sz w:val="24"/>
-          <w:szCs w:val="24"/>
-        </w:rPr>
-        <w:t>Centralized API layer</w:t>
-      </w:r>
-    </w:p>
-    <w:p>
-      <w:pPr>
-        <w:numPr>
-          <w:ilvl w:val="0"/>
-          <w:numId w:val="26"/>
-        </w:numPr>
-        <w:spacing w:before="100" w:beforeAutospacing="1" w:after="100" w:afterAutospacing="1" w:line="240" w:lineRule="auto"/>
-        <w:rPr>
-          <w:rFonts w:ascii="Times New Roman" w:eastAsia="Times New Roman" w:hAnsi="Times New Roman" w:cs="Times New Roman"/>
-          <w:sz w:val="24"/>
-          <w:szCs w:val="24"/>
-        </w:rPr>
-      </w:pPr>
-      <w:r>
-        <w:rPr>
-          <w:rFonts w:ascii="Times New Roman" w:eastAsia="Times New Roman" w:hAnsi="Times New Roman" w:cs="Times New Roman"/>
-          <w:sz w:val="24"/>
-          <w:szCs w:val="24"/>
-        </w:rPr>
-        <w:t>State management strategy</w:t>
-      </w:r>
-    </w:p>
-    <w:p>
-      <w:pPr>
-        <w:numPr>
-          <w:ilvl w:val="0"/>
-          <w:numId w:val="26"/>
-        </w:numPr>
-        <w:spacing w:before="100" w:beforeAutospacing="1" w:after="100" w:afterAutospacing="1" w:line="240" w:lineRule="auto"/>
-        <w:rPr>
-          <w:rFonts w:ascii="Times New Roman" w:eastAsia="Times New Roman" w:hAnsi="Times New Roman" w:cs="Times New Roman"/>
-          <w:sz w:val="24"/>
-          <w:szCs w:val="24"/>
-        </w:rPr>
-      </w:pPr>
-      <w:r>
-        <w:rPr>
-          <w:rFonts w:ascii="Times New Roman" w:eastAsia="Times New Roman" w:hAnsi="Times New Roman" w:cs="Times New Roman"/>
-          <w:sz w:val="24"/>
-          <w:szCs w:val="24"/>
-        </w:rPr>
-        <w:t>Testing strategy</w:t>
-      </w:r>
-    </w:p>
-    <w:p>
-      <w:pPr>
-        <w:numPr>
-          <w:ilvl w:val="0"/>
-          <w:numId w:val="26"/>
-        </w:numPr>
-        <w:spacing w:before="100" w:beforeAutospacing="1" w:after="100" w:afterAutospacing="1" w:line="240" w:lineRule="auto"/>
-        <w:rPr>
-          <w:rFonts w:ascii="Times New Roman" w:eastAsia="Times New Roman" w:hAnsi="Times New Roman" w:cs="Times New Roman"/>
-          <w:sz w:val="24"/>
-          <w:szCs w:val="24"/>
-        </w:rPr>
-      </w:pPr>
-      <w:r>
-        <w:rPr>
-          <w:rFonts w:ascii="Times New Roman" w:eastAsia="Times New Roman" w:hAnsi="Times New Roman" w:cs="Times New Roman"/>
-          <w:sz w:val="24"/>
-          <w:szCs w:val="24"/>
-        </w:rPr>
-        <w:t>CI/CD pipeline</w:t>
-      </w:r>
-    </w:p>
-    <w:p>
-      <w:pPr>
-        <w:numPr>
-          <w:ilvl w:val="0"/>
-          <w:numId w:val="26"/>
-        </w:numPr>
-        <w:spacing w:before="100" w:beforeAutospacing="1" w:after="100" w:afterAutospacing="1" w:line="240" w:lineRule="auto"/>
-        <w:rPr>
-          <w:rFonts w:ascii="Times New Roman" w:eastAsia="Times New Roman" w:hAnsi="Times New Roman" w:cs="Times New Roman"/>
-          <w:sz w:val="24"/>
-          <w:szCs w:val="24"/>
-        </w:rPr>
-      </w:pPr>
-      <w:proofErr w:type="spellStart"/>
-      <w:r>
-        <w:rPr>
-          <w:rFonts w:ascii="Times New Roman" w:eastAsia="Times New Roman" w:hAnsi="Times New Roman" w:cs="Times New Roman"/>
-          <w:sz w:val="24"/>
-          <w:szCs w:val="24"/>
-        </w:rPr>
-        <w:t>TypeScript</w:t>
-      </w:r>
-      <w:proofErr w:type="spellEnd"/>
-      <w:r>
-        <w:rPr>
-          <w:rFonts w:ascii="Times New Roman" w:eastAsia="Times New Roman" w:hAnsi="Times New Roman" w:cs="Times New Roman"/>
-          <w:sz w:val="24"/>
-          <w:szCs w:val="24"/>
-        </w:rPr>
-        <w:t xml:space="preserve"> adoption</w:t>
-      </w:r>
-    </w:p>
-    <w:p>
-      <w:pPr>
-        <w:spacing w:before="100" w:beforeAutospacing="1" w:after="100" w:afterAutospacing="1" w:line="240" w:lineRule="auto"/>
-        <w:rPr>
-          <w:rFonts w:ascii="Times New Roman" w:eastAsia="Times New Roman" w:hAnsi="Times New Roman" w:cs="Times New Roman"/>
-          <w:sz w:val="24"/>
-          <w:szCs w:val="24"/>
-        </w:rPr>
-      </w:pPr>
-      <w:r>
-        <w:rPr>
-          <w:rFonts w:ascii="Times New Roman" w:eastAsia="Times New Roman" w:hAnsi="Times New Roman" w:cs="Times New Roman"/>
-          <w:sz w:val="24"/>
-          <w:szCs w:val="24"/>
-        </w:rPr>
-        <w:t>The goal is maintainability and team scalability.</w:t>
-      </w:r>
-    </w:p>
-    <w:p>
-      <w:pPr>
-        <w:spacing w:after="0" w:line="240" w:lineRule="auto"/>
-        <w:rPr>
-          <w:rFonts w:ascii="Times New Roman" w:eastAsia="Times New Roman" w:hAnsi="Times New Roman" w:cs="Times New Roman"/>
-          <w:sz w:val="24"/>
-          <w:szCs w:val="24"/>
-        </w:rPr>
-      </w:pPr>
-      <w:r>
-        <w:rPr>
-          <w:rFonts w:ascii="Times New Roman" w:eastAsia="Times New Roman" w:hAnsi="Times New Roman" w:cs="Times New Roman"/>
-          <w:sz w:val="24"/>
-          <w:szCs w:val="24"/>
-        </w:rPr>
-        <w:pict>
-          <v:rect id="_x0000_i1054" style="width:0;height:1.5pt" o:hralign="center" o:hrstd="t" o:hr="t" fillcolor="#a0a0a0" stroked="f"/>
-        </w:pict>
-      </w:r>
-    </w:p>
-    <w:p>
-      <w:pPr>
-        <w:spacing w:before="100" w:beforeAutospacing="1" w:after="100" w:afterAutospacing="1" w:line="240" w:lineRule="auto"/>
-        <w:outlineLvl w:val="0"/>
-        <w:rPr>
-          <w:rFonts w:ascii="Times New Roman" w:eastAsia="Times New Roman" w:hAnsi="Times New Roman" w:cs="Times New Roman"/>
-          <w:b/>
-          <w:bCs/>
-          <w:kern w:val="36"/>
-          <w:sz w:val="48"/>
-          <w:szCs w:val="48"/>
-        </w:rPr>
-      </w:pPr>
-      <w:r>
-        <w:rPr>
-          <w:rFonts w:ascii="Times New Roman" w:eastAsia="Times New Roman" w:hAnsi="Times New Roman" w:cs="Times New Roman"/>
-          <w:b/>
-          <w:bCs/>
-          <w:kern w:val="36"/>
-          <w:sz w:val="48"/>
-          <w:szCs w:val="48"/>
-        </w:rPr>
         <w:t>30. Describe a challenging React performance issue you've solved.</w:t>
       </w:r>
     </w:p>
@@ -8172,6 +6940,7 @@
           <w:sz w:val="24"/>
           <w:szCs w:val="24"/>
         </w:rPr>
+        <w:lastRenderedPageBreak/>
         <w:t>Scalability</w:t>
       </w:r>
     </w:p>
@@ -8216,7 +6985,6 @@
           <w:sz w:val="24"/>
           <w:szCs w:val="24"/>
         </w:rPr>
-        <w:lastRenderedPageBreak/>
         <w:t>SSR vs CSR tradeoffs</w:t>
       </w:r>
     </w:p>
@@ -8360,13 +7128,10 @@
         <w:t xml:space="preserve"> knowledge.</w:t>
       </w:r>
     </w:p>
-    <w:p>
-      <w:bookmarkStart w:id="0" w:name="_GoBack"/>
-      <w:bookmarkEnd w:id="0"/>
-    </w:p>
+    <w:p/>
     <w:sectPr>
       <w:pgSz w:w="12240" w:h="15840"/>
-      <w:pgMar w:top="1440" w:right="1440" w:bottom="1440" w:left="1440" w:header="720" w:footer="720" w:gutter="0"/>
+      <w:pgMar w:top="540" w:right="1440" w:bottom="540" w:left="1440" w:header="720" w:footer="720" w:gutter="0"/>
       <w:cols w:space="720"/>
       <w:docGrid w:linePitch="360"/>
     </w:sectPr>
